--- a/2. Second_Semester/4. Advanced Database Management System/7. Class Test - 04.docx
+++ b/2. Second_Semester/4. Advanced Database Management System/7. Class Test - 04.docx
@@ -2,6 +2,5012 @@
 <file path=word/document.xml><?xml version="1.0" encoding="utf-8"?>
 <w:document xmlns:wpc="http://schemas.microsoft.com/office/word/2010/wordprocessingCanvas" xmlns:cx="http://schemas.microsoft.com/office/drawing/2014/chartex" xmlns:mc="http://schemas.openxmlformats.org/markup-compatibility/2006" xmlns:o="urn:schemas-microsoft-com:office:office" xmlns:r="http://schemas.openxmlformats.org/officeDocument/2006/relationships" xmlns:m="http://schemas.openxmlformats.org/officeDocument/2006/math" xmlns:v="urn:schemas-microsoft-com:vml" xmlns:wp14="http://schemas.microsoft.com/office/word/2010/wordprocessingDrawing" xmlns:wp="http://schemas.openxmlformats.org/drawingml/2006/wordprocessingDrawing" xmlns:w10="urn:schemas-microsoft-com:office:word" xmlns:w="http://schemas.openxmlformats.org/wordprocessingml/2006/main" xmlns:w14="http://schemas.microsoft.com/office/word/2010/wordml" xmlns:w15="http://schemas.microsoft.com/office/word/2012/wordml" xmlns:w16se="http://schemas.microsoft.com/office/word/2015/wordml/symex" xmlns:wpg="http://schemas.microsoft.com/office/word/2010/wordprocessingGroup" xmlns:wpi="http://schemas.microsoft.com/office/word/2010/wordprocessingInk" xmlns:wne="http://schemas.microsoft.com/office/word/2006/wordml" xmlns:wps="http://schemas.microsoft.com/office/word/2010/wordprocessingShape" mc:Ignorable="w14 w15 w16se wp14">
   <w:body>
+    <w:p>
+      <w:pPr>
+        <w:pStyle w:val="Heading1"/>
+        <w:rPr>
+          <w:b/>
+          <w:color w:val="FF0000"/>
+        </w:rPr>
+      </w:pPr>
+      <w:r>
+        <w:rPr>
+          <w:b/>
+          <w:color w:val="FF0000"/>
+        </w:rPr>
+        <w:t>Nested RAID Levels (</w:t>
+      </w:r>
+      <w:proofErr w:type="spellStart"/>
+      <w:r>
+        <w:rPr>
+          <w:rFonts w:ascii="Nirmala UI" w:hAnsi="Nirmala UI" w:cs="Nirmala UI"/>
+          <w:b/>
+          <w:color w:val="FF0000"/>
+        </w:rPr>
+        <w:t>সহজ</w:t>
+      </w:r>
+      <w:proofErr w:type="spellEnd"/>
+      <w:r>
+        <w:rPr>
+          <w:b/>
+          <w:color w:val="FF0000"/>
+        </w:rPr>
+        <w:t xml:space="preserve"> </w:t>
+      </w:r>
+      <w:proofErr w:type="spellStart"/>
+      <w:r>
+        <w:rPr>
+          <w:rFonts w:ascii="Nirmala UI" w:hAnsi="Nirmala UI" w:cs="Nirmala UI"/>
+          <w:b/>
+          <w:color w:val="FF0000"/>
+        </w:rPr>
+        <w:t>ব্যাখ্যা</w:t>
+      </w:r>
+      <w:proofErr w:type="spellEnd"/>
+      <w:r>
+        <w:rPr>
+          <w:b/>
+          <w:color w:val="FF0000"/>
+        </w:rPr>
+        <w:t>)</w:t>
+      </w:r>
+    </w:p>
+    <w:p>
+      <w:pPr>
+        <w:pStyle w:val="Heading2"/>
+      </w:pPr>
+      <w:proofErr w:type="spellStart"/>
+      <w:r>
+        <w:rPr>
+          <w:rFonts w:ascii="Nirmala UI" w:hAnsi="Nirmala UI" w:cs="Nirmala UI"/>
+        </w:rPr>
+        <w:t>সহজ</w:t>
+      </w:r>
+      <w:proofErr w:type="spellEnd"/>
+      <w:r>
+        <w:t xml:space="preserve"> </w:t>
+      </w:r>
+      <w:proofErr w:type="spellStart"/>
+      <w:r>
+        <w:rPr>
+          <w:rFonts w:ascii="Nirmala UI" w:hAnsi="Nirmala UI" w:cs="Nirmala UI"/>
+        </w:rPr>
+        <w:t>করে</w:t>
+      </w:r>
+      <w:proofErr w:type="spellEnd"/>
+      <w:r>
+        <w:t xml:space="preserve"> </w:t>
+      </w:r>
+      <w:proofErr w:type="spellStart"/>
+      <w:r>
+        <w:rPr>
+          <w:rFonts w:ascii="Nirmala UI" w:hAnsi="Nirmala UI" w:cs="Nirmala UI"/>
+        </w:rPr>
+        <w:t>বুঝি</w:t>
+      </w:r>
+      <w:proofErr w:type="spellEnd"/>
+    </w:p>
+    <w:p>
+      <w:pPr>
+        <w:pStyle w:val="NormalWeb"/>
+      </w:pPr>
+      <w:proofErr w:type="spellStart"/>
+      <w:r>
+        <w:rPr>
+          <w:rFonts w:ascii="Nirmala UI" w:hAnsi="Nirmala UI" w:cs="Nirmala UI"/>
+        </w:rPr>
+        <w:t>ধরো</w:t>
+      </w:r>
+      <w:proofErr w:type="spellEnd"/>
+      <w:r>
+        <w:t xml:space="preserve">, RAID-0, RAID-1, RAID-5 </w:t>
+      </w:r>
+      <w:proofErr w:type="spellStart"/>
+      <w:r>
+        <w:rPr>
+          <w:rFonts w:ascii="Nirmala UI" w:hAnsi="Nirmala UI" w:cs="Nirmala UI"/>
+        </w:rPr>
+        <w:t>এগুলো</w:t>
+      </w:r>
+      <w:proofErr w:type="spellEnd"/>
+      <w:r>
+        <w:t xml:space="preserve"> </w:t>
+      </w:r>
+      <w:proofErr w:type="spellStart"/>
+      <w:r>
+        <w:rPr>
+          <w:rFonts w:ascii="Nirmala UI" w:hAnsi="Nirmala UI" w:cs="Nirmala UI"/>
+        </w:rPr>
+        <w:t>প্রত্যেকটি</w:t>
+      </w:r>
+      <w:proofErr w:type="spellEnd"/>
+      <w:r>
+        <w:t xml:space="preserve"> </w:t>
+      </w:r>
+      <w:proofErr w:type="spellStart"/>
+      <w:r>
+        <w:rPr>
+          <w:rFonts w:ascii="Nirmala UI" w:hAnsi="Nirmala UI" w:cs="Nirmala UI"/>
+        </w:rPr>
+        <w:t>আলাদা</w:t>
+      </w:r>
+      <w:proofErr w:type="spellEnd"/>
+      <w:r>
+        <w:t xml:space="preserve"> </w:t>
+      </w:r>
+      <w:proofErr w:type="spellStart"/>
+      <w:r>
+        <w:rPr>
+          <w:rFonts w:ascii="Nirmala UI" w:hAnsi="Nirmala UI" w:cs="Nirmala UI"/>
+        </w:rPr>
+        <w:t>আলাদা</w:t>
+      </w:r>
+      <w:proofErr w:type="spellEnd"/>
+      <w:r>
+        <w:t xml:space="preserve"> RAID</w:t>
+      </w:r>
+      <w:r>
+        <w:rPr>
+          <w:rFonts w:ascii="Nirmala UI" w:hAnsi="Nirmala UI" w:cs="Nirmala UI"/>
+        </w:rPr>
+        <w:t>।</w:t>
+      </w:r>
+    </w:p>
+    <w:p>
+      <w:pPr>
+        <w:pStyle w:val="NormalWeb"/>
+      </w:pPr>
+      <w:proofErr w:type="spellStart"/>
+      <w:r>
+        <w:rPr>
+          <w:rFonts w:ascii="Nirmala UI" w:hAnsi="Nirmala UI" w:cs="Nirmala UI"/>
+        </w:rPr>
+        <w:t>কিন্তু</w:t>
+      </w:r>
+      <w:proofErr w:type="spellEnd"/>
+      <w:r>
+        <w:t xml:space="preserve"> </w:t>
+      </w:r>
+      <w:proofErr w:type="spellStart"/>
+      <w:r>
+        <w:rPr>
+          <w:rFonts w:ascii="Nirmala UI" w:hAnsi="Nirmala UI" w:cs="Nirmala UI"/>
+        </w:rPr>
+        <w:t>যদি</w:t>
+      </w:r>
+      <w:proofErr w:type="spellEnd"/>
+      <w:r>
+        <w:t xml:space="preserve"> </w:t>
+      </w:r>
+      <w:proofErr w:type="spellStart"/>
+      <w:r>
+        <w:rPr>
+          <w:rStyle w:val="Strong"/>
+          <w:rFonts w:ascii="Nirmala UI" w:hAnsi="Nirmala UI" w:cs="Nirmala UI"/>
+        </w:rPr>
+        <w:t>দুই</w:t>
+      </w:r>
+      <w:proofErr w:type="spellEnd"/>
+      <w:r>
+        <w:rPr>
+          <w:rStyle w:val="Strong"/>
+        </w:rPr>
+        <w:t xml:space="preserve"> </w:t>
+      </w:r>
+      <w:proofErr w:type="spellStart"/>
+      <w:r>
+        <w:rPr>
+          <w:rStyle w:val="Strong"/>
+          <w:rFonts w:ascii="Nirmala UI" w:hAnsi="Nirmala UI" w:cs="Nirmala UI"/>
+        </w:rPr>
+        <w:t>বা</w:t>
+      </w:r>
+      <w:proofErr w:type="spellEnd"/>
+      <w:r>
+        <w:rPr>
+          <w:rStyle w:val="Strong"/>
+        </w:rPr>
+        <w:t xml:space="preserve"> </w:t>
+      </w:r>
+      <w:proofErr w:type="spellStart"/>
+      <w:r>
+        <w:rPr>
+          <w:rStyle w:val="Strong"/>
+          <w:rFonts w:ascii="Nirmala UI" w:hAnsi="Nirmala UI" w:cs="Nirmala UI"/>
+        </w:rPr>
+        <w:t>তার</w:t>
+      </w:r>
+      <w:proofErr w:type="spellEnd"/>
+      <w:r>
+        <w:rPr>
+          <w:rStyle w:val="Strong"/>
+        </w:rPr>
+        <w:t xml:space="preserve"> </w:t>
+      </w:r>
+      <w:proofErr w:type="spellStart"/>
+      <w:r>
+        <w:rPr>
+          <w:rStyle w:val="Strong"/>
+          <w:rFonts w:ascii="Nirmala UI" w:hAnsi="Nirmala UI" w:cs="Nirmala UI"/>
+        </w:rPr>
+        <w:t>বেশি</w:t>
+      </w:r>
+      <w:proofErr w:type="spellEnd"/>
+      <w:r>
+        <w:rPr>
+          <w:rStyle w:val="Strong"/>
+        </w:rPr>
+        <w:t xml:space="preserve"> RAID </w:t>
+      </w:r>
+      <w:proofErr w:type="spellStart"/>
+      <w:r>
+        <w:rPr>
+          <w:rStyle w:val="Strong"/>
+          <w:rFonts w:ascii="Nirmala UI" w:hAnsi="Nirmala UI" w:cs="Nirmala UI"/>
+        </w:rPr>
+        <w:t>একসাথে</w:t>
+      </w:r>
+      <w:proofErr w:type="spellEnd"/>
+      <w:r>
+        <w:rPr>
+          <w:rStyle w:val="Strong"/>
+        </w:rPr>
+        <w:t xml:space="preserve"> </w:t>
+      </w:r>
+      <w:proofErr w:type="spellStart"/>
+      <w:r>
+        <w:rPr>
+          <w:rStyle w:val="Strong"/>
+          <w:rFonts w:ascii="Nirmala UI" w:hAnsi="Nirmala UI" w:cs="Nirmala UI"/>
+        </w:rPr>
+        <w:t>ব্যবহার</w:t>
+      </w:r>
+      <w:proofErr w:type="spellEnd"/>
+      <w:r>
+        <w:rPr>
+          <w:rStyle w:val="Strong"/>
+        </w:rPr>
+        <w:t xml:space="preserve"> </w:t>
+      </w:r>
+      <w:proofErr w:type="spellStart"/>
+      <w:r>
+        <w:rPr>
+          <w:rStyle w:val="Strong"/>
+          <w:rFonts w:ascii="Nirmala UI" w:hAnsi="Nirmala UI" w:cs="Nirmala UI"/>
+        </w:rPr>
+        <w:t>করা</w:t>
+      </w:r>
+      <w:proofErr w:type="spellEnd"/>
+      <w:r>
+        <w:rPr>
+          <w:rStyle w:val="Strong"/>
+        </w:rPr>
+        <w:t xml:space="preserve"> </w:t>
+      </w:r>
+      <w:proofErr w:type="spellStart"/>
+      <w:r>
+        <w:rPr>
+          <w:rStyle w:val="Strong"/>
+          <w:rFonts w:ascii="Nirmala UI" w:hAnsi="Nirmala UI" w:cs="Nirmala UI"/>
+        </w:rPr>
+        <w:t>হয়</w:t>
+      </w:r>
+      <w:proofErr w:type="spellEnd"/>
+      <w:r>
+        <w:t xml:space="preserve">, </w:t>
+      </w:r>
+      <w:proofErr w:type="spellStart"/>
+      <w:r>
+        <w:rPr>
+          <w:rFonts w:ascii="Nirmala UI" w:hAnsi="Nirmala UI" w:cs="Nirmala UI"/>
+        </w:rPr>
+        <w:t>তখন</w:t>
+      </w:r>
+      <w:proofErr w:type="spellEnd"/>
+      <w:r>
+        <w:t xml:space="preserve"> </w:t>
+      </w:r>
+      <w:proofErr w:type="spellStart"/>
+      <w:r>
+        <w:rPr>
+          <w:rFonts w:ascii="Nirmala UI" w:hAnsi="Nirmala UI" w:cs="Nirmala UI"/>
+        </w:rPr>
+        <w:t>সেটাকে</w:t>
+      </w:r>
+      <w:proofErr w:type="spellEnd"/>
+      <w:r>
+        <w:t xml:space="preserve"> </w:t>
+      </w:r>
+      <w:r>
+        <w:rPr>
+          <w:rStyle w:val="Strong"/>
+        </w:rPr>
+        <w:t>Nested RAID (Hybrid RAID)</w:t>
+      </w:r>
+      <w:r>
+        <w:t xml:space="preserve"> </w:t>
+      </w:r>
+      <w:proofErr w:type="spellStart"/>
+      <w:r>
+        <w:rPr>
+          <w:rFonts w:ascii="Nirmala UI" w:hAnsi="Nirmala UI" w:cs="Nirmala UI"/>
+        </w:rPr>
+        <w:t>বলে</w:t>
+      </w:r>
+      <w:proofErr w:type="spellEnd"/>
+      <w:r>
+        <w:rPr>
+          <w:rFonts w:ascii="Nirmala UI" w:hAnsi="Nirmala UI" w:cs="Nirmala UI"/>
+        </w:rPr>
+        <w:t>।</w:t>
+      </w:r>
+    </w:p>
+    <w:p>
+      <w:pPr>
+        <w:pStyle w:val="NormalWeb"/>
+      </w:pPr>
+      <w:r>
+        <w:rPr>
+          <w:rFonts w:ascii="Segoe UI Symbol" w:hAnsi="Segoe UI Symbol" w:cs="Segoe UI Symbol"/>
+        </w:rPr>
+        <w:t>👉</w:t>
+      </w:r>
+      <w:r>
+        <w:t xml:space="preserve"> </w:t>
+      </w:r>
+      <w:proofErr w:type="spellStart"/>
+      <w:r>
+        <w:rPr>
+          <w:rFonts w:ascii="Nirmala UI" w:hAnsi="Nirmala UI" w:cs="Nirmala UI"/>
+        </w:rPr>
+        <w:t>অর্থা</w:t>
+      </w:r>
+      <w:proofErr w:type="spellEnd"/>
+      <w:r>
+        <w:rPr>
+          <w:rFonts w:ascii="Nirmala UI" w:hAnsi="Nirmala UI" w:cs="Nirmala UI"/>
+        </w:rPr>
+        <w:t>ৎ</w:t>
+      </w:r>
+      <w:r>
+        <w:t>,</w:t>
+      </w:r>
+    </w:p>
+    <w:p>
+      <w:pPr>
+        <w:pStyle w:val="NormalWeb"/>
+      </w:pPr>
+      <w:r>
+        <w:rPr>
+          <w:rStyle w:val="Strong"/>
+        </w:rPr>
+        <w:t xml:space="preserve">Nested RAID = </w:t>
+      </w:r>
+      <w:proofErr w:type="spellStart"/>
+      <w:r>
+        <w:rPr>
+          <w:rStyle w:val="Strong"/>
+          <w:rFonts w:ascii="Nirmala UI" w:hAnsi="Nirmala UI" w:cs="Nirmala UI"/>
+        </w:rPr>
+        <w:t>দুই</w:t>
+      </w:r>
+      <w:proofErr w:type="spellEnd"/>
+      <w:r>
+        <w:rPr>
+          <w:rStyle w:val="Strong"/>
+        </w:rPr>
+        <w:t xml:space="preserve"> </w:t>
+      </w:r>
+      <w:proofErr w:type="spellStart"/>
+      <w:r>
+        <w:rPr>
+          <w:rStyle w:val="Strong"/>
+          <w:rFonts w:ascii="Nirmala UI" w:hAnsi="Nirmala UI" w:cs="Nirmala UI"/>
+        </w:rPr>
+        <w:t>বা</w:t>
+      </w:r>
+      <w:proofErr w:type="spellEnd"/>
+      <w:r>
+        <w:rPr>
+          <w:rStyle w:val="Strong"/>
+        </w:rPr>
+        <w:t xml:space="preserve"> </w:t>
+      </w:r>
+      <w:proofErr w:type="spellStart"/>
+      <w:r>
+        <w:rPr>
+          <w:rStyle w:val="Strong"/>
+          <w:rFonts w:ascii="Nirmala UI" w:hAnsi="Nirmala UI" w:cs="Nirmala UI"/>
+        </w:rPr>
+        <w:t>তার</w:t>
+      </w:r>
+      <w:proofErr w:type="spellEnd"/>
+      <w:r>
+        <w:rPr>
+          <w:rStyle w:val="Strong"/>
+        </w:rPr>
+        <w:t xml:space="preserve"> </w:t>
+      </w:r>
+      <w:proofErr w:type="spellStart"/>
+      <w:r>
+        <w:rPr>
+          <w:rStyle w:val="Strong"/>
+          <w:rFonts w:ascii="Nirmala UI" w:hAnsi="Nirmala UI" w:cs="Nirmala UI"/>
+        </w:rPr>
+        <w:t>বেশি</w:t>
+      </w:r>
+      <w:proofErr w:type="spellEnd"/>
+      <w:r>
+        <w:rPr>
+          <w:rStyle w:val="Strong"/>
+        </w:rPr>
+        <w:t xml:space="preserve"> Standard RAID-</w:t>
+      </w:r>
+      <w:proofErr w:type="spellStart"/>
+      <w:r>
+        <w:rPr>
+          <w:rStyle w:val="Strong"/>
+          <w:rFonts w:ascii="Nirmala UI" w:hAnsi="Nirmala UI" w:cs="Nirmala UI"/>
+        </w:rPr>
+        <w:t>এর</w:t>
+      </w:r>
+      <w:proofErr w:type="spellEnd"/>
+      <w:r>
+        <w:rPr>
+          <w:rStyle w:val="Strong"/>
+        </w:rPr>
+        <w:t xml:space="preserve"> Combination</w:t>
+      </w:r>
+    </w:p>
+    <w:p>
+      <w:pPr>
+        <w:pStyle w:val="NormalWeb"/>
+      </w:pPr>
+      <w:proofErr w:type="spellStart"/>
+      <w:r>
+        <w:rPr>
+          <w:rFonts w:ascii="Nirmala UI" w:hAnsi="Nirmala UI" w:cs="Nirmala UI"/>
+        </w:rPr>
+        <w:t>এতে</w:t>
+      </w:r>
+      <w:proofErr w:type="spellEnd"/>
+      <w:r>
+        <w:t xml:space="preserve"> </w:t>
+      </w:r>
+      <w:proofErr w:type="spellStart"/>
+      <w:r>
+        <w:rPr>
+          <w:rFonts w:ascii="Nirmala UI" w:hAnsi="Nirmala UI" w:cs="Nirmala UI"/>
+        </w:rPr>
+        <w:t>তিনটি</w:t>
+      </w:r>
+      <w:proofErr w:type="spellEnd"/>
+      <w:r>
+        <w:t xml:space="preserve"> </w:t>
+      </w:r>
+      <w:proofErr w:type="spellStart"/>
+      <w:r>
+        <w:rPr>
+          <w:rFonts w:ascii="Nirmala UI" w:hAnsi="Nirmala UI" w:cs="Nirmala UI"/>
+        </w:rPr>
+        <w:t>সুবিধা</w:t>
+      </w:r>
+      <w:proofErr w:type="spellEnd"/>
+      <w:r>
+        <w:t xml:space="preserve"> </w:t>
+      </w:r>
+      <w:proofErr w:type="spellStart"/>
+      <w:r>
+        <w:rPr>
+          <w:rFonts w:ascii="Nirmala UI" w:hAnsi="Nirmala UI" w:cs="Nirmala UI"/>
+        </w:rPr>
+        <w:t>একসাথে</w:t>
+      </w:r>
+      <w:proofErr w:type="spellEnd"/>
+      <w:r>
+        <w:t xml:space="preserve"> </w:t>
+      </w:r>
+      <w:proofErr w:type="spellStart"/>
+      <w:r>
+        <w:rPr>
+          <w:rFonts w:ascii="Nirmala UI" w:hAnsi="Nirmala UI" w:cs="Nirmala UI"/>
+        </w:rPr>
+        <w:t>পাওয়া</w:t>
+      </w:r>
+      <w:proofErr w:type="spellEnd"/>
+      <w:r>
+        <w:t xml:space="preserve"> </w:t>
+      </w:r>
+      <w:proofErr w:type="spellStart"/>
+      <w:r>
+        <w:rPr>
+          <w:rFonts w:ascii="Nirmala UI" w:hAnsi="Nirmala UI" w:cs="Nirmala UI"/>
+        </w:rPr>
+        <w:t>যায়</w:t>
+      </w:r>
+      <w:proofErr w:type="spellEnd"/>
+      <w:r>
+        <w:t>—</w:t>
+      </w:r>
+    </w:p>
+    <w:p>
+      <w:pPr>
+        <w:numPr>
+          <w:ilvl w:val="0"/>
+          <w:numId w:val="19"/>
+        </w:numPr>
+        <w:spacing w:before="100" w:beforeAutospacing="1" w:after="100" w:afterAutospacing="1" w:line="240" w:lineRule="auto"/>
+      </w:pPr>
+      <w:proofErr w:type="spellStart"/>
+      <w:r>
+        <w:rPr>
+          <w:rFonts w:ascii="Nirmala UI" w:hAnsi="Nirmala UI" w:cs="Nirmala UI"/>
+        </w:rPr>
+        <w:t>বেশি</w:t>
+      </w:r>
+      <w:proofErr w:type="spellEnd"/>
+      <w:r>
+        <w:t xml:space="preserve"> Speed </w:t>
+      </w:r>
+    </w:p>
+    <w:p>
+      <w:pPr>
+        <w:numPr>
+          <w:ilvl w:val="0"/>
+          <w:numId w:val="19"/>
+        </w:numPr>
+        <w:spacing w:before="100" w:beforeAutospacing="1" w:after="100" w:afterAutospacing="1" w:line="240" w:lineRule="auto"/>
+      </w:pPr>
+      <w:proofErr w:type="spellStart"/>
+      <w:r>
+        <w:rPr>
+          <w:rFonts w:ascii="Nirmala UI" w:hAnsi="Nirmala UI" w:cs="Nirmala UI"/>
+        </w:rPr>
+        <w:t>বেশি</w:t>
+      </w:r>
+      <w:proofErr w:type="spellEnd"/>
+      <w:r>
+        <w:t xml:space="preserve"> Data Safety </w:t>
+      </w:r>
+    </w:p>
+    <w:p>
+      <w:pPr>
+        <w:numPr>
+          <w:ilvl w:val="0"/>
+          <w:numId w:val="19"/>
+        </w:numPr>
+        <w:spacing w:before="100" w:beforeAutospacing="1" w:after="100" w:afterAutospacing="1" w:line="240" w:lineRule="auto"/>
+      </w:pPr>
+      <w:proofErr w:type="spellStart"/>
+      <w:r>
+        <w:rPr>
+          <w:rFonts w:ascii="Nirmala UI" w:hAnsi="Nirmala UI" w:cs="Nirmala UI"/>
+        </w:rPr>
+        <w:t>ভালো</w:t>
+      </w:r>
+      <w:proofErr w:type="spellEnd"/>
+      <w:r>
+        <w:t xml:space="preserve"> Performance </w:t>
+      </w:r>
+    </w:p>
+    <w:p>
+      <w:pPr>
+        <w:pStyle w:val="NormalWeb"/>
+      </w:pPr>
+      <w:proofErr w:type="spellStart"/>
+      <w:r>
+        <w:rPr>
+          <w:rFonts w:ascii="Nirmala UI" w:hAnsi="Nirmala UI" w:cs="Nirmala UI"/>
+        </w:rPr>
+        <w:t>এজন্য</w:t>
+      </w:r>
+      <w:proofErr w:type="spellEnd"/>
+      <w:r>
+        <w:t xml:space="preserve"> </w:t>
+      </w:r>
+      <w:proofErr w:type="spellStart"/>
+      <w:r>
+        <w:rPr>
+          <w:rFonts w:ascii="Nirmala UI" w:hAnsi="Nirmala UI" w:cs="Nirmala UI"/>
+        </w:rPr>
+        <w:t>বর্তমানে</w:t>
+      </w:r>
+      <w:proofErr w:type="spellEnd"/>
+      <w:r>
+        <w:t xml:space="preserve"> Nested RAID </w:t>
+      </w:r>
+      <w:proofErr w:type="spellStart"/>
+      <w:r>
+        <w:rPr>
+          <w:rFonts w:ascii="Nirmala UI" w:hAnsi="Nirmala UI" w:cs="Nirmala UI"/>
+        </w:rPr>
+        <w:t>অনেক</w:t>
+      </w:r>
+      <w:proofErr w:type="spellEnd"/>
+      <w:r>
+        <w:t xml:space="preserve"> </w:t>
+      </w:r>
+      <w:proofErr w:type="spellStart"/>
+      <w:r>
+        <w:rPr>
+          <w:rFonts w:ascii="Nirmala UI" w:hAnsi="Nirmala UI" w:cs="Nirmala UI"/>
+        </w:rPr>
+        <w:t>বেশি</w:t>
+      </w:r>
+      <w:proofErr w:type="spellEnd"/>
+      <w:r>
+        <w:t xml:space="preserve"> </w:t>
+      </w:r>
+      <w:proofErr w:type="spellStart"/>
+      <w:r>
+        <w:rPr>
+          <w:rFonts w:ascii="Nirmala UI" w:hAnsi="Nirmala UI" w:cs="Nirmala UI"/>
+        </w:rPr>
+        <w:t>জনপ্রিয়</w:t>
+      </w:r>
+      <w:proofErr w:type="spellEnd"/>
+      <w:r>
+        <w:rPr>
+          <w:rFonts w:ascii="Nirmala UI" w:hAnsi="Nirmala UI" w:cs="Nirmala UI"/>
+        </w:rPr>
+        <w:t>।</w:t>
+      </w:r>
+      <w:bookmarkStart w:id="0" w:name="_GoBack"/>
+      <w:bookmarkEnd w:id="0"/>
+    </w:p>
+    <w:p>
+      <w:pPr>
+        <w:pStyle w:val="Heading2"/>
+      </w:pPr>
+      <w:proofErr w:type="spellStart"/>
+      <w:r>
+        <w:rPr>
+          <w:rFonts w:ascii="Nirmala UI" w:hAnsi="Nirmala UI" w:cs="Nirmala UI"/>
+        </w:rPr>
+        <w:t>মনে</w:t>
+      </w:r>
+      <w:proofErr w:type="spellEnd"/>
+      <w:r>
+        <w:t xml:space="preserve"> </w:t>
+      </w:r>
+      <w:proofErr w:type="spellStart"/>
+      <w:r>
+        <w:rPr>
+          <w:rFonts w:ascii="Nirmala UI" w:hAnsi="Nirmala UI" w:cs="Nirmala UI"/>
+        </w:rPr>
+        <w:t>রাখবে</w:t>
+      </w:r>
+      <w:proofErr w:type="spellEnd"/>
+    </w:p>
+    <w:p>
+      <w:pPr>
+        <w:pStyle w:val="NormalWeb"/>
+      </w:pPr>
+      <w:r>
+        <w:t>Standard RAID</w:t>
+      </w:r>
+    </w:p>
+    <w:p>
+      <w:pPr>
+        <w:numPr>
+          <w:ilvl w:val="0"/>
+          <w:numId w:val="20"/>
+        </w:numPr>
+        <w:spacing w:before="100" w:beforeAutospacing="1" w:after="100" w:afterAutospacing="1" w:line="240" w:lineRule="auto"/>
+      </w:pPr>
+      <w:r>
+        <w:t xml:space="preserve">RAID-0 </w:t>
+      </w:r>
+    </w:p>
+    <w:p>
+      <w:pPr>
+        <w:numPr>
+          <w:ilvl w:val="0"/>
+          <w:numId w:val="20"/>
+        </w:numPr>
+        <w:spacing w:before="100" w:beforeAutospacing="1" w:after="100" w:afterAutospacing="1" w:line="240" w:lineRule="auto"/>
+      </w:pPr>
+      <w:r>
+        <w:t xml:space="preserve">RAID-1 </w:t>
+      </w:r>
+    </w:p>
+    <w:p>
+      <w:pPr>
+        <w:numPr>
+          <w:ilvl w:val="0"/>
+          <w:numId w:val="20"/>
+        </w:numPr>
+        <w:spacing w:before="100" w:beforeAutospacing="1" w:after="100" w:afterAutospacing="1" w:line="240" w:lineRule="auto"/>
+      </w:pPr>
+      <w:r>
+        <w:t xml:space="preserve">RAID-5 </w:t>
+      </w:r>
+    </w:p>
+    <w:p>
+      <w:pPr>
+        <w:pStyle w:val="NormalWeb"/>
+      </w:pPr>
+      <w:r>
+        <w:t>Nested RAID</w:t>
+      </w:r>
+    </w:p>
+    <w:p>
+      <w:pPr>
+        <w:numPr>
+          <w:ilvl w:val="0"/>
+          <w:numId w:val="21"/>
+        </w:numPr>
+        <w:spacing w:before="100" w:beforeAutospacing="1" w:after="100" w:afterAutospacing="1" w:line="240" w:lineRule="auto"/>
+      </w:pPr>
+      <w:r>
+        <w:t xml:space="preserve">RAID-10 </w:t>
+      </w:r>
+    </w:p>
+    <w:p>
+      <w:pPr>
+        <w:numPr>
+          <w:ilvl w:val="0"/>
+          <w:numId w:val="21"/>
+        </w:numPr>
+        <w:spacing w:before="100" w:beforeAutospacing="1" w:after="100" w:afterAutospacing="1" w:line="240" w:lineRule="auto"/>
+      </w:pPr>
+      <w:r>
+        <w:t xml:space="preserve">RAID-01 </w:t>
+      </w:r>
+    </w:p>
+    <w:p>
+      <w:pPr>
+        <w:numPr>
+          <w:ilvl w:val="0"/>
+          <w:numId w:val="21"/>
+        </w:numPr>
+        <w:spacing w:before="100" w:beforeAutospacing="1" w:after="100" w:afterAutospacing="1" w:line="240" w:lineRule="auto"/>
+      </w:pPr>
+      <w:r>
+        <w:t xml:space="preserve">RAID-50 </w:t>
+      </w:r>
+    </w:p>
+    <w:p>
+      <w:pPr>
+        <w:numPr>
+          <w:ilvl w:val="0"/>
+          <w:numId w:val="21"/>
+        </w:numPr>
+        <w:spacing w:before="100" w:beforeAutospacing="1" w:after="100" w:afterAutospacing="1" w:line="240" w:lineRule="auto"/>
+      </w:pPr>
+      <w:r>
+        <w:t xml:space="preserve">RAID-60 </w:t>
+      </w:r>
+    </w:p>
+    <w:p>
+      <w:pPr>
+        <w:numPr>
+          <w:ilvl w:val="0"/>
+          <w:numId w:val="21"/>
+        </w:numPr>
+        <w:spacing w:before="100" w:beforeAutospacing="1" w:after="100" w:afterAutospacing="1" w:line="240" w:lineRule="auto"/>
+      </w:pPr>
+      <w:r>
+        <w:t xml:space="preserve">RAID-100 </w:t>
+      </w:r>
+    </w:p>
+    <w:p>
+      <w:pPr>
+        <w:pStyle w:val="Heading1"/>
+        <w:rPr>
+          <w:b/>
+          <w:color w:val="FF0000"/>
+        </w:rPr>
+      </w:pPr>
+      <w:r>
+        <w:rPr>
+          <w:b/>
+          <w:color w:val="FF0000"/>
+        </w:rPr>
+        <w:t>Exam Ready Answer (English)</w:t>
+      </w:r>
+    </w:p>
+    <w:p>
+      <w:pPr>
+        <w:pStyle w:val="Heading3"/>
+        <w:rPr>
+          <w:color w:val="FF0000"/>
+        </w:rPr>
+      </w:pPr>
+      <w:r>
+        <w:rPr>
+          <w:color w:val="FF0000"/>
+        </w:rPr>
+        <w:t>Nested RAID Levels</w:t>
+      </w:r>
+    </w:p>
+    <w:p>
+      <w:pPr>
+        <w:pStyle w:val="NormalWeb"/>
+      </w:pPr>
+      <w:r>
+        <w:rPr>
+          <w:rStyle w:val="Strong"/>
+        </w:rPr>
+        <w:lastRenderedPageBreak/>
+        <w:t>Definition:</w:t>
+      </w:r>
+    </w:p>
+    <w:p>
+      <w:pPr>
+        <w:pStyle w:val="NormalWeb"/>
+      </w:pPr>
+      <w:r>
+        <w:t>Nested RAID (Hybrid RAID) is a RAID configuration that combines two or more standard RAID levels into one system to achieve better performance, higher fault tolerance, and improved data protection.</w:t>
+      </w:r>
+    </w:p>
+    <w:p>
+      <w:pPr>
+        <w:pStyle w:val="NormalWeb"/>
+      </w:pPr>
+      <w:r>
+        <w:rPr>
+          <w:rStyle w:val="Strong"/>
+        </w:rPr>
+        <w:t>Key Points</w:t>
+      </w:r>
+    </w:p>
+    <w:p>
+      <w:pPr>
+        <w:numPr>
+          <w:ilvl w:val="0"/>
+          <w:numId w:val="22"/>
+        </w:numPr>
+        <w:spacing w:before="100" w:beforeAutospacing="1" w:after="100" w:afterAutospacing="1" w:line="240" w:lineRule="auto"/>
+      </w:pPr>
+      <w:r>
+        <w:t xml:space="preserve">Combines multiple standard RAID levels. </w:t>
+      </w:r>
+    </w:p>
+    <w:p>
+      <w:pPr>
+        <w:numPr>
+          <w:ilvl w:val="0"/>
+          <w:numId w:val="22"/>
+        </w:numPr>
+        <w:spacing w:before="100" w:beforeAutospacing="1" w:after="100" w:afterAutospacing="1" w:line="240" w:lineRule="auto"/>
+      </w:pPr>
+      <w:r>
+        <w:t xml:space="preserve">Also known as Hybrid RAID. </w:t>
+      </w:r>
+    </w:p>
+    <w:p>
+      <w:pPr>
+        <w:numPr>
+          <w:ilvl w:val="0"/>
+          <w:numId w:val="22"/>
+        </w:numPr>
+        <w:spacing w:before="100" w:beforeAutospacing="1" w:after="100" w:afterAutospacing="1" w:line="240" w:lineRule="auto"/>
+      </w:pPr>
+      <w:r>
+        <w:t xml:space="preserve">Uses striping, mirroring, and/or parity together. </w:t>
+      </w:r>
+    </w:p>
+    <w:p>
+      <w:pPr>
+        <w:numPr>
+          <w:ilvl w:val="0"/>
+          <w:numId w:val="22"/>
+        </w:numPr>
+        <w:spacing w:before="100" w:beforeAutospacing="1" w:after="100" w:afterAutospacing="1" w:line="240" w:lineRule="auto"/>
+      </w:pPr>
+      <w:r>
+        <w:t xml:space="preserve">Provides better speed and reliability than a single RAID level. </w:t>
+      </w:r>
+    </w:p>
+    <w:p>
+      <w:pPr>
+        <w:numPr>
+          <w:ilvl w:val="0"/>
+          <w:numId w:val="22"/>
+        </w:numPr>
+        <w:spacing w:before="100" w:beforeAutospacing="1" w:after="100" w:afterAutospacing="1" w:line="240" w:lineRule="auto"/>
+      </w:pPr>
+      <w:r>
+        <w:t xml:space="preserve">Examples: RAID-10, RAID-01, RAID-50, RAID-60, RAID-100. </w:t>
+      </w:r>
+    </w:p>
+    <w:p>
+      <w:pPr>
+        <w:pStyle w:val="Heading1"/>
+        <w:rPr>
+          <w:b/>
+          <w:color w:val="FF0000"/>
+        </w:rPr>
+      </w:pPr>
+      <w:r>
+        <w:rPr>
+          <w:b/>
+          <w:color w:val="FF0000"/>
+        </w:rPr>
+        <w:t>RAID-10 (RAID-1+0)</w:t>
+      </w:r>
+    </w:p>
+    <w:p>
+      <w:pPr>
+        <w:pStyle w:val="Heading2"/>
+      </w:pPr>
+      <w:proofErr w:type="spellStart"/>
+      <w:r>
+        <w:rPr>
+          <w:rFonts w:ascii="Nirmala UI" w:hAnsi="Nirmala UI" w:cs="Nirmala UI"/>
+        </w:rPr>
+        <w:t>সহজ</w:t>
+      </w:r>
+      <w:proofErr w:type="spellEnd"/>
+      <w:r>
+        <w:t xml:space="preserve"> </w:t>
+      </w:r>
+      <w:proofErr w:type="spellStart"/>
+      <w:r>
+        <w:rPr>
+          <w:rFonts w:ascii="Nirmala UI" w:hAnsi="Nirmala UI" w:cs="Nirmala UI"/>
+        </w:rPr>
+        <w:t>করে</w:t>
+      </w:r>
+      <w:proofErr w:type="spellEnd"/>
+      <w:r>
+        <w:t xml:space="preserve"> </w:t>
+      </w:r>
+      <w:proofErr w:type="spellStart"/>
+      <w:r>
+        <w:rPr>
+          <w:rFonts w:ascii="Nirmala UI" w:hAnsi="Nirmala UI" w:cs="Nirmala UI"/>
+        </w:rPr>
+        <w:t>বুঝি</w:t>
+      </w:r>
+      <w:proofErr w:type="spellEnd"/>
+    </w:p>
+    <w:p>
+      <w:pPr>
+        <w:pStyle w:val="NormalWeb"/>
+      </w:pPr>
+      <w:r>
+        <w:t>RAID-10 = RAID-1 + RAID-0</w:t>
+      </w:r>
+    </w:p>
+    <w:p>
+      <w:pPr>
+        <w:pStyle w:val="NormalWeb"/>
+      </w:pPr>
+      <w:proofErr w:type="spellStart"/>
+      <w:r>
+        <w:rPr>
+          <w:rFonts w:ascii="Nirmala UI" w:hAnsi="Nirmala UI" w:cs="Nirmala UI"/>
+        </w:rPr>
+        <w:t>প্রথমে</w:t>
+      </w:r>
+      <w:proofErr w:type="spellEnd"/>
+      <w:r>
+        <w:t xml:space="preserve"> </w:t>
+      </w:r>
+      <w:r>
+        <w:rPr>
+          <w:rStyle w:val="Strong"/>
+        </w:rPr>
+        <w:t>Mirror (RAID-1)</w:t>
+      </w:r>
+      <w:r>
+        <w:t xml:space="preserve"> </w:t>
+      </w:r>
+      <w:proofErr w:type="spellStart"/>
+      <w:r>
+        <w:rPr>
+          <w:rFonts w:ascii="Nirmala UI" w:hAnsi="Nirmala UI" w:cs="Nirmala UI"/>
+        </w:rPr>
+        <w:t>করা</w:t>
+      </w:r>
+      <w:proofErr w:type="spellEnd"/>
+      <w:r>
+        <w:t xml:space="preserve"> </w:t>
+      </w:r>
+      <w:proofErr w:type="spellStart"/>
+      <w:r>
+        <w:rPr>
+          <w:rFonts w:ascii="Nirmala UI" w:hAnsi="Nirmala UI" w:cs="Nirmala UI"/>
+        </w:rPr>
+        <w:t>হয়</w:t>
+      </w:r>
+      <w:proofErr w:type="spellEnd"/>
+      <w:r>
+        <w:rPr>
+          <w:rFonts w:ascii="Nirmala UI" w:hAnsi="Nirmala UI" w:cs="Nirmala UI"/>
+        </w:rPr>
+        <w:t>।</w:t>
+      </w:r>
+    </w:p>
+    <w:p>
+      <w:pPr>
+        <w:pStyle w:val="NormalWeb"/>
+      </w:pPr>
+      <w:proofErr w:type="spellStart"/>
+      <w:r>
+        <w:rPr>
+          <w:rFonts w:ascii="Nirmala UI" w:hAnsi="Nirmala UI" w:cs="Nirmala UI"/>
+        </w:rPr>
+        <w:t>তারপর</w:t>
+      </w:r>
+      <w:proofErr w:type="spellEnd"/>
+      <w:r>
+        <w:t xml:space="preserve"> </w:t>
+      </w:r>
+      <w:proofErr w:type="spellStart"/>
+      <w:r>
+        <w:rPr>
+          <w:rFonts w:ascii="Nirmala UI" w:hAnsi="Nirmala UI" w:cs="Nirmala UI"/>
+        </w:rPr>
+        <w:t>সেই</w:t>
+      </w:r>
+      <w:proofErr w:type="spellEnd"/>
+      <w:r>
+        <w:t xml:space="preserve"> Mirror-</w:t>
+      </w:r>
+      <w:proofErr w:type="spellStart"/>
+      <w:r>
+        <w:rPr>
+          <w:rFonts w:ascii="Nirmala UI" w:hAnsi="Nirmala UI" w:cs="Nirmala UI"/>
+        </w:rPr>
+        <w:t>এর</w:t>
+      </w:r>
+      <w:proofErr w:type="spellEnd"/>
+      <w:r>
+        <w:t xml:space="preserve"> </w:t>
+      </w:r>
+      <w:proofErr w:type="spellStart"/>
+      <w:r>
+        <w:rPr>
+          <w:rFonts w:ascii="Nirmala UI" w:hAnsi="Nirmala UI" w:cs="Nirmala UI"/>
+        </w:rPr>
+        <w:t>উপর</w:t>
+      </w:r>
+      <w:proofErr w:type="spellEnd"/>
+      <w:r>
+        <w:t xml:space="preserve"> </w:t>
+      </w:r>
+      <w:r>
+        <w:rPr>
+          <w:rStyle w:val="Strong"/>
+        </w:rPr>
+        <w:t>Striping (RAID-0)</w:t>
+      </w:r>
+      <w:r>
+        <w:t xml:space="preserve"> </w:t>
+      </w:r>
+      <w:proofErr w:type="spellStart"/>
+      <w:r>
+        <w:rPr>
+          <w:rFonts w:ascii="Nirmala UI" w:hAnsi="Nirmala UI" w:cs="Nirmala UI"/>
+        </w:rPr>
+        <w:t>করা</w:t>
+      </w:r>
+      <w:proofErr w:type="spellEnd"/>
+      <w:r>
+        <w:t xml:space="preserve"> </w:t>
+      </w:r>
+      <w:proofErr w:type="spellStart"/>
+      <w:r>
+        <w:rPr>
+          <w:rFonts w:ascii="Nirmala UI" w:hAnsi="Nirmala UI" w:cs="Nirmala UI"/>
+        </w:rPr>
+        <w:t>হয়</w:t>
+      </w:r>
+      <w:proofErr w:type="spellEnd"/>
+      <w:r>
+        <w:rPr>
+          <w:rFonts w:ascii="Nirmala UI" w:hAnsi="Nirmala UI" w:cs="Nirmala UI"/>
+        </w:rPr>
+        <w:t>।</w:t>
+      </w:r>
+    </w:p>
+    <w:p>
+      <w:pPr>
+        <w:pStyle w:val="NormalWeb"/>
+      </w:pPr>
+      <w:proofErr w:type="spellStart"/>
+      <w:r>
+        <w:rPr>
+          <w:rFonts w:ascii="Nirmala UI" w:hAnsi="Nirmala UI" w:cs="Nirmala UI"/>
+        </w:rPr>
+        <w:t>অর্থা</w:t>
+      </w:r>
+      <w:proofErr w:type="spellEnd"/>
+      <w:r>
+        <w:rPr>
+          <w:rFonts w:ascii="Nirmala UI" w:hAnsi="Nirmala UI" w:cs="Nirmala UI"/>
+        </w:rPr>
+        <w:t>ৎ</w:t>
+      </w:r>
+    </w:p>
+    <w:p>
+      <w:pPr>
+        <w:pStyle w:val="NormalWeb"/>
+      </w:pPr>
+      <w:r>
+        <w:rPr>
+          <w:rFonts w:ascii="Segoe UI Symbol" w:hAnsi="Segoe UI Symbol" w:cs="Segoe UI Symbol"/>
+        </w:rPr>
+        <w:t>👉</w:t>
+      </w:r>
+      <w:r>
+        <w:t xml:space="preserve"> </w:t>
+      </w:r>
+      <w:r>
+        <w:rPr>
+          <w:rStyle w:val="Strong"/>
+        </w:rPr>
+        <w:t>Mirror First → Striping Later</w:t>
+      </w:r>
+    </w:p>
+    <w:p>
+      <w:pPr>
+        <w:pStyle w:val="NormalWeb"/>
+      </w:pPr>
+      <w:proofErr w:type="spellStart"/>
+      <w:r>
+        <w:rPr>
+          <w:rFonts w:ascii="Nirmala UI" w:hAnsi="Nirmala UI" w:cs="Nirmala UI"/>
+        </w:rPr>
+        <w:t>এজন্য</w:t>
+      </w:r>
+      <w:proofErr w:type="spellEnd"/>
+      <w:r>
+        <w:t xml:space="preserve"> </w:t>
+      </w:r>
+      <w:proofErr w:type="spellStart"/>
+      <w:r>
+        <w:rPr>
+          <w:rFonts w:ascii="Nirmala UI" w:hAnsi="Nirmala UI" w:cs="Nirmala UI"/>
+        </w:rPr>
+        <w:t>এটাকে</w:t>
+      </w:r>
+      <w:proofErr w:type="spellEnd"/>
+      <w:r>
+        <w:t xml:space="preserve"> </w:t>
+      </w:r>
+      <w:r>
+        <w:rPr>
+          <w:rStyle w:val="Strong"/>
+        </w:rPr>
+        <w:t>RAID-1+0</w:t>
+      </w:r>
+      <w:r>
+        <w:t xml:space="preserve"> </w:t>
+      </w:r>
+      <w:proofErr w:type="spellStart"/>
+      <w:r>
+        <w:rPr>
+          <w:rFonts w:ascii="Nirmala UI" w:hAnsi="Nirmala UI" w:cs="Nirmala UI"/>
+        </w:rPr>
+        <w:t>বলা</w:t>
+      </w:r>
+      <w:proofErr w:type="spellEnd"/>
+      <w:r>
+        <w:t xml:space="preserve"> </w:t>
+      </w:r>
+      <w:proofErr w:type="spellStart"/>
+      <w:r>
+        <w:rPr>
+          <w:rFonts w:ascii="Nirmala UI" w:hAnsi="Nirmala UI" w:cs="Nirmala UI"/>
+        </w:rPr>
+        <w:t>হয়</w:t>
+      </w:r>
+      <w:proofErr w:type="spellEnd"/>
+      <w:r>
+        <w:rPr>
+          <w:rFonts w:ascii="Nirmala UI" w:hAnsi="Nirmala UI" w:cs="Nirmala UI"/>
+        </w:rPr>
+        <w:t>।</w:t>
+      </w:r>
+    </w:p>
+    <w:p>
+      <w:pPr>
+        <w:pStyle w:val="Heading2"/>
+      </w:pPr>
+      <w:proofErr w:type="spellStart"/>
+      <w:r>
+        <w:rPr>
+          <w:rFonts w:ascii="Nirmala UI" w:hAnsi="Nirmala UI" w:cs="Nirmala UI"/>
+        </w:rPr>
+        <w:t>কিভাবে</w:t>
+      </w:r>
+      <w:proofErr w:type="spellEnd"/>
+      <w:r>
+        <w:t xml:space="preserve"> </w:t>
+      </w:r>
+      <w:proofErr w:type="spellStart"/>
+      <w:r>
+        <w:rPr>
+          <w:rFonts w:ascii="Nirmala UI" w:hAnsi="Nirmala UI" w:cs="Nirmala UI"/>
+        </w:rPr>
+        <w:t>কাজ</w:t>
+      </w:r>
+      <w:proofErr w:type="spellEnd"/>
+      <w:r>
+        <w:t xml:space="preserve"> </w:t>
+      </w:r>
+      <w:proofErr w:type="spellStart"/>
+      <w:r>
+        <w:rPr>
+          <w:rFonts w:ascii="Nirmala UI" w:hAnsi="Nirmala UI" w:cs="Nirmala UI"/>
+        </w:rPr>
+        <w:t>করে</w:t>
+      </w:r>
+      <w:proofErr w:type="spellEnd"/>
+      <w:r>
+        <w:t>?</w:t>
+      </w:r>
+    </w:p>
+    <w:p>
+      <w:pPr>
+        <w:pStyle w:val="NormalWeb"/>
+      </w:pPr>
+      <w:proofErr w:type="spellStart"/>
+      <w:r>
+        <w:rPr>
+          <w:rFonts w:ascii="Nirmala UI" w:hAnsi="Nirmala UI" w:cs="Nirmala UI"/>
+        </w:rPr>
+        <w:t>ধরো</w:t>
+      </w:r>
+      <w:proofErr w:type="spellEnd"/>
+      <w:r>
+        <w:t xml:space="preserve"> </w:t>
+      </w:r>
+      <w:r>
+        <w:rPr>
+          <w:rFonts w:ascii="Nirmala UI" w:hAnsi="Nirmala UI" w:cs="Nirmala UI"/>
+        </w:rPr>
+        <w:t>৪টি</w:t>
+      </w:r>
+      <w:r>
+        <w:t xml:space="preserve"> </w:t>
+      </w:r>
+      <w:proofErr w:type="spellStart"/>
+      <w:r>
+        <w:rPr>
+          <w:rFonts w:ascii="Nirmala UI" w:hAnsi="Nirmala UI" w:cs="Nirmala UI"/>
+        </w:rPr>
+        <w:t>ডিস্ক</w:t>
+      </w:r>
+      <w:proofErr w:type="spellEnd"/>
+      <w:r>
+        <w:t xml:space="preserve"> </w:t>
+      </w:r>
+      <w:proofErr w:type="spellStart"/>
+      <w:r>
+        <w:rPr>
+          <w:rFonts w:ascii="Nirmala UI" w:hAnsi="Nirmala UI" w:cs="Nirmala UI"/>
+        </w:rPr>
+        <w:t>আছে</w:t>
+      </w:r>
+      <w:proofErr w:type="spellEnd"/>
+      <w:r>
+        <w:rPr>
+          <w:rFonts w:ascii="Nirmala UI" w:hAnsi="Nirmala UI" w:cs="Nirmala UI"/>
+        </w:rPr>
+        <w:t>।</w:t>
+      </w:r>
+    </w:p>
+    <w:p>
+      <w:pPr>
+        <w:pStyle w:val="NormalWeb"/>
+      </w:pPr>
+      <w:r>
+        <w:t>Disk-1 ↔ Disk-2 (Mirror)</w:t>
+      </w:r>
+    </w:p>
+    <w:p>
+      <w:pPr>
+        <w:pStyle w:val="NormalWeb"/>
+      </w:pPr>
+      <w:r>
+        <w:t>Disk-3 ↔ Disk-4 (Mirror)</w:t>
+      </w:r>
+    </w:p>
+    <w:p>
+      <w:pPr>
+        <w:pStyle w:val="NormalWeb"/>
+      </w:pPr>
+      <w:proofErr w:type="spellStart"/>
+      <w:r>
+        <w:rPr>
+          <w:rFonts w:ascii="Nirmala UI" w:hAnsi="Nirmala UI" w:cs="Nirmala UI"/>
+        </w:rPr>
+        <w:t>এখন</w:t>
+      </w:r>
+      <w:proofErr w:type="spellEnd"/>
+      <w:r>
+        <w:t xml:space="preserve"> </w:t>
+      </w:r>
+      <w:proofErr w:type="spellStart"/>
+      <w:r>
+        <w:rPr>
+          <w:rFonts w:ascii="Nirmala UI" w:hAnsi="Nirmala UI" w:cs="Nirmala UI"/>
+        </w:rPr>
+        <w:t>এই</w:t>
+      </w:r>
+      <w:proofErr w:type="spellEnd"/>
+      <w:r>
+        <w:t xml:space="preserve"> </w:t>
+      </w:r>
+      <w:proofErr w:type="spellStart"/>
+      <w:r>
+        <w:rPr>
+          <w:rFonts w:ascii="Nirmala UI" w:hAnsi="Nirmala UI" w:cs="Nirmala UI"/>
+        </w:rPr>
+        <w:t>দুই</w:t>
+      </w:r>
+      <w:proofErr w:type="spellEnd"/>
+      <w:r>
+        <w:t xml:space="preserve"> Mirror Pair-</w:t>
+      </w:r>
+      <w:proofErr w:type="spellStart"/>
+      <w:r>
+        <w:rPr>
+          <w:rFonts w:ascii="Nirmala UI" w:hAnsi="Nirmala UI" w:cs="Nirmala UI"/>
+        </w:rPr>
+        <w:t>এর</w:t>
+      </w:r>
+      <w:proofErr w:type="spellEnd"/>
+      <w:r>
+        <w:t xml:space="preserve"> </w:t>
+      </w:r>
+      <w:proofErr w:type="spellStart"/>
+      <w:r>
+        <w:rPr>
+          <w:rFonts w:ascii="Nirmala UI" w:hAnsi="Nirmala UI" w:cs="Nirmala UI"/>
+        </w:rPr>
+        <w:t>মধ্যে</w:t>
+      </w:r>
+      <w:proofErr w:type="spellEnd"/>
+      <w:r>
+        <w:t xml:space="preserve"> Striping </w:t>
+      </w:r>
+      <w:proofErr w:type="spellStart"/>
+      <w:r>
+        <w:rPr>
+          <w:rFonts w:ascii="Nirmala UI" w:hAnsi="Nirmala UI" w:cs="Nirmala UI"/>
+        </w:rPr>
+        <w:t>করা</w:t>
+      </w:r>
+      <w:proofErr w:type="spellEnd"/>
+      <w:r>
+        <w:t xml:space="preserve"> </w:t>
+      </w:r>
+      <w:proofErr w:type="spellStart"/>
+      <w:r>
+        <w:rPr>
+          <w:rFonts w:ascii="Nirmala UI" w:hAnsi="Nirmala UI" w:cs="Nirmala UI"/>
+        </w:rPr>
+        <w:t>হয়</w:t>
+      </w:r>
+      <w:proofErr w:type="spellEnd"/>
+      <w:r>
+        <w:rPr>
+          <w:rFonts w:ascii="Nirmala UI" w:hAnsi="Nirmala UI" w:cs="Nirmala UI"/>
+        </w:rPr>
+        <w:t>।</w:t>
+      </w:r>
+    </w:p>
+    <w:p>
+      <w:pPr>
+        <w:pStyle w:val="HTMLPreformatted"/>
+        <w:rPr>
+          <w:rStyle w:val="HTMLCode"/>
+          <w:rFonts w:eastAsiaTheme="majorEastAsia"/>
+        </w:rPr>
+      </w:pPr>
+      <w:r>
+        <w:rPr>
+          <w:rStyle w:val="HTMLCode"/>
+          <w:rFonts w:eastAsiaTheme="majorEastAsia"/>
+        </w:rPr>
+        <w:t>Mirror Pair 1      Mirror Pair 2</w:t>
+      </w:r>
+    </w:p>
+    <w:p>
+      <w:pPr>
+        <w:pStyle w:val="HTMLPreformatted"/>
+        <w:rPr>
+          <w:rStyle w:val="HTMLCode"/>
+          <w:rFonts w:eastAsiaTheme="majorEastAsia"/>
+        </w:rPr>
+      </w:pPr>
+    </w:p>
+    <w:p>
+      <w:pPr>
+        <w:pStyle w:val="HTMLPreformatted"/>
+        <w:rPr>
+          <w:rStyle w:val="HTMLCode"/>
+          <w:rFonts w:eastAsiaTheme="majorEastAsia"/>
+        </w:rPr>
+      </w:pPr>
+      <w:r>
+        <w:rPr>
+          <w:rStyle w:val="HTMLCode"/>
+          <w:rFonts w:eastAsiaTheme="majorEastAsia"/>
+        </w:rPr>
+        <w:t>D1 &lt;--&gt; D2         D3 &lt;--&gt; D4</w:t>
+      </w:r>
+    </w:p>
+    <w:p>
+      <w:pPr>
+        <w:pStyle w:val="HTMLPreformatted"/>
+        <w:rPr>
+          <w:rStyle w:val="HTMLCode"/>
+          <w:rFonts w:eastAsiaTheme="majorEastAsia"/>
+        </w:rPr>
+      </w:pPr>
+    </w:p>
+    <w:p>
+      <w:pPr>
+        <w:pStyle w:val="HTMLPreformatted"/>
+        <w:rPr>
+          <w:rStyle w:val="HTMLCode"/>
+          <w:rFonts w:eastAsiaTheme="majorEastAsia"/>
+        </w:rPr>
+      </w:pPr>
+      <w:r>
+        <w:rPr>
+          <w:rStyle w:val="HTMLCode"/>
+          <w:rFonts w:eastAsiaTheme="majorEastAsia"/>
+        </w:rPr>
+        <w:t xml:space="preserve">        \          /</w:t>
+      </w:r>
+    </w:p>
+    <w:p>
+      <w:pPr>
+        <w:pStyle w:val="HTMLPreformatted"/>
+        <w:rPr>
+          <w:rStyle w:val="HTMLCode"/>
+          <w:rFonts w:eastAsiaTheme="majorEastAsia"/>
+        </w:rPr>
+      </w:pPr>
+      <w:r>
+        <w:rPr>
+          <w:rStyle w:val="HTMLCode"/>
+          <w:rFonts w:eastAsiaTheme="majorEastAsia"/>
+        </w:rPr>
+        <w:t xml:space="preserve">         \        /</w:t>
+      </w:r>
+    </w:p>
+    <w:p>
+      <w:pPr>
+        <w:pStyle w:val="HTMLPreformatted"/>
+      </w:pPr>
+      <w:r>
+        <w:rPr>
+          <w:rStyle w:val="HTMLCode"/>
+          <w:rFonts w:eastAsiaTheme="majorEastAsia"/>
+        </w:rPr>
+        <w:t xml:space="preserve">          Striping</w:t>
+      </w:r>
+    </w:p>
+    <w:p>
+      <w:pPr>
+        <w:pStyle w:val="Heading2"/>
+      </w:pPr>
+      <w:proofErr w:type="spellStart"/>
+      <w:r>
+        <w:rPr>
+          <w:rFonts w:ascii="Nirmala UI" w:hAnsi="Nirmala UI" w:cs="Nirmala UI"/>
+        </w:rPr>
+        <w:t>বৈশিষ্ট্য</w:t>
+      </w:r>
+      <w:proofErr w:type="spellEnd"/>
+      <w:r>
+        <w:t xml:space="preserve"> (</w:t>
+      </w:r>
+      <w:proofErr w:type="spellStart"/>
+      <w:r>
+        <w:rPr>
+          <w:rFonts w:ascii="Nirmala UI" w:hAnsi="Nirmala UI" w:cs="Nirmala UI"/>
+        </w:rPr>
+        <w:t>বাংলায়</w:t>
+      </w:r>
+      <w:proofErr w:type="spellEnd"/>
+      <w:r>
+        <w:t>)</w:t>
+      </w:r>
+    </w:p>
+    <w:p>
+      <w:pPr>
+        <w:numPr>
+          <w:ilvl w:val="0"/>
+          <w:numId w:val="23"/>
+        </w:numPr>
+        <w:spacing w:before="100" w:beforeAutospacing="1" w:after="100" w:afterAutospacing="1" w:line="240" w:lineRule="auto"/>
+      </w:pPr>
+      <w:r>
+        <w:t xml:space="preserve">RAID-1 </w:t>
+      </w:r>
+      <w:proofErr w:type="spellStart"/>
+      <w:r>
+        <w:rPr>
+          <w:rFonts w:ascii="Nirmala UI" w:hAnsi="Nirmala UI" w:cs="Nirmala UI"/>
+        </w:rPr>
+        <w:t>এবং</w:t>
+      </w:r>
+      <w:proofErr w:type="spellEnd"/>
+      <w:r>
+        <w:t xml:space="preserve"> RAID-0 </w:t>
+      </w:r>
+      <w:proofErr w:type="spellStart"/>
+      <w:r>
+        <w:rPr>
+          <w:rFonts w:ascii="Nirmala UI" w:hAnsi="Nirmala UI" w:cs="Nirmala UI"/>
+        </w:rPr>
+        <w:t>এর</w:t>
+      </w:r>
+      <w:proofErr w:type="spellEnd"/>
+      <w:r>
+        <w:t xml:space="preserve"> Combination</w:t>
+      </w:r>
+      <w:r>
+        <w:rPr>
+          <w:rFonts w:ascii="Nirmala UI" w:hAnsi="Nirmala UI" w:cs="Nirmala UI"/>
+        </w:rPr>
+        <w:t>।</w:t>
+      </w:r>
+      <w:r>
+        <w:t xml:space="preserve"> </w:t>
+      </w:r>
+    </w:p>
+    <w:p>
+      <w:pPr>
+        <w:numPr>
+          <w:ilvl w:val="0"/>
+          <w:numId w:val="23"/>
+        </w:numPr>
+        <w:spacing w:before="100" w:beforeAutospacing="1" w:after="100" w:afterAutospacing="1" w:line="240" w:lineRule="auto"/>
+      </w:pPr>
+      <w:r>
+        <w:t xml:space="preserve">RAID-1 </w:t>
+      </w:r>
+      <w:proofErr w:type="spellStart"/>
+      <w:r>
+        <w:rPr>
+          <w:rFonts w:ascii="Nirmala UI" w:hAnsi="Nirmala UI" w:cs="Nirmala UI"/>
+        </w:rPr>
+        <w:t>এর</w:t>
+      </w:r>
+      <w:proofErr w:type="spellEnd"/>
+      <w:r>
+        <w:t xml:space="preserve"> </w:t>
+      </w:r>
+      <w:proofErr w:type="spellStart"/>
+      <w:r>
+        <w:rPr>
+          <w:rFonts w:ascii="Nirmala UI" w:hAnsi="Nirmala UI" w:cs="Nirmala UI"/>
+        </w:rPr>
+        <w:t>চেয়ে</w:t>
+      </w:r>
+      <w:proofErr w:type="spellEnd"/>
+      <w:r>
+        <w:t xml:space="preserve"> </w:t>
+      </w:r>
+      <w:proofErr w:type="spellStart"/>
+      <w:r>
+        <w:rPr>
+          <w:rFonts w:ascii="Nirmala UI" w:hAnsi="Nirmala UI" w:cs="Nirmala UI"/>
+        </w:rPr>
+        <w:t>অনেক</w:t>
+      </w:r>
+      <w:proofErr w:type="spellEnd"/>
+      <w:r>
+        <w:t xml:space="preserve"> Fast</w:t>
+      </w:r>
+      <w:r>
+        <w:rPr>
+          <w:rFonts w:ascii="Nirmala UI" w:hAnsi="Nirmala UI" w:cs="Nirmala UI"/>
+        </w:rPr>
+        <w:t>।</w:t>
+      </w:r>
+      <w:r>
+        <w:t xml:space="preserve"> </w:t>
+      </w:r>
+    </w:p>
+    <w:p>
+      <w:pPr>
+        <w:numPr>
+          <w:ilvl w:val="0"/>
+          <w:numId w:val="23"/>
+        </w:numPr>
+        <w:spacing w:before="100" w:beforeAutospacing="1" w:after="100" w:afterAutospacing="1" w:line="240" w:lineRule="auto"/>
+      </w:pPr>
+      <w:proofErr w:type="spellStart"/>
+      <w:r>
+        <w:rPr>
+          <w:rFonts w:ascii="Nirmala UI" w:hAnsi="Nirmala UI" w:cs="Nirmala UI"/>
+        </w:rPr>
+        <w:t>সব</w:t>
+      </w:r>
+      <w:proofErr w:type="spellEnd"/>
+      <w:r>
+        <w:t xml:space="preserve"> Data Mirror </w:t>
+      </w:r>
+      <w:proofErr w:type="spellStart"/>
+      <w:r>
+        <w:rPr>
+          <w:rFonts w:ascii="Nirmala UI" w:hAnsi="Nirmala UI" w:cs="Nirmala UI"/>
+        </w:rPr>
+        <w:t>হওয়ায়</w:t>
+      </w:r>
+      <w:proofErr w:type="spellEnd"/>
+      <w:r>
+        <w:t xml:space="preserve"> </w:t>
+      </w:r>
+      <w:proofErr w:type="spellStart"/>
+      <w:r>
+        <w:rPr>
+          <w:rFonts w:ascii="Nirmala UI" w:hAnsi="Nirmala UI" w:cs="Nirmala UI"/>
+        </w:rPr>
+        <w:t>নিরাপদ</w:t>
+      </w:r>
+      <w:proofErr w:type="spellEnd"/>
+      <w:r>
+        <w:rPr>
+          <w:rFonts w:ascii="Nirmala UI" w:hAnsi="Nirmala UI" w:cs="Nirmala UI"/>
+        </w:rPr>
+        <w:t>।</w:t>
+      </w:r>
+      <w:r>
+        <w:t xml:space="preserve"> </w:t>
+      </w:r>
+    </w:p>
+    <w:p>
+      <w:pPr>
+        <w:numPr>
+          <w:ilvl w:val="0"/>
+          <w:numId w:val="23"/>
+        </w:numPr>
+        <w:spacing w:before="100" w:beforeAutospacing="1" w:after="100" w:afterAutospacing="1" w:line="240" w:lineRule="auto"/>
+      </w:pPr>
+      <w:proofErr w:type="spellStart"/>
+      <w:r>
+        <w:rPr>
+          <w:rFonts w:ascii="Nirmala UI" w:hAnsi="Nirmala UI" w:cs="Nirmala UI"/>
+        </w:rPr>
+        <w:t>প্রতিটি</w:t>
+      </w:r>
+      <w:proofErr w:type="spellEnd"/>
+      <w:r>
+        <w:t xml:space="preserve"> Mirror Pair </w:t>
+      </w:r>
+      <w:proofErr w:type="spellStart"/>
+      <w:r>
+        <w:rPr>
+          <w:rFonts w:ascii="Nirmala UI" w:hAnsi="Nirmala UI" w:cs="Nirmala UI"/>
+        </w:rPr>
+        <w:t>থেকে</w:t>
+      </w:r>
+      <w:proofErr w:type="spellEnd"/>
+      <w:r>
+        <w:t xml:space="preserve"> </w:t>
+      </w:r>
+      <w:r>
+        <w:rPr>
+          <w:rFonts w:ascii="Nirmala UI" w:hAnsi="Nirmala UI" w:cs="Nirmala UI"/>
+        </w:rPr>
+        <w:t>১টি</w:t>
+      </w:r>
+      <w:r>
+        <w:t xml:space="preserve"> </w:t>
+      </w:r>
+      <w:proofErr w:type="spellStart"/>
+      <w:r>
+        <w:rPr>
+          <w:rFonts w:ascii="Nirmala UI" w:hAnsi="Nirmala UI" w:cs="Nirmala UI"/>
+        </w:rPr>
+        <w:t>করে</w:t>
+      </w:r>
+      <w:proofErr w:type="spellEnd"/>
+      <w:r>
+        <w:t xml:space="preserve"> Disk </w:t>
+      </w:r>
+      <w:proofErr w:type="spellStart"/>
+      <w:r>
+        <w:rPr>
+          <w:rFonts w:ascii="Nirmala UI" w:hAnsi="Nirmala UI" w:cs="Nirmala UI"/>
+        </w:rPr>
+        <w:t>নষ্ট</w:t>
+      </w:r>
+      <w:proofErr w:type="spellEnd"/>
+      <w:r>
+        <w:t xml:space="preserve"> </w:t>
+      </w:r>
+      <w:proofErr w:type="spellStart"/>
+      <w:r>
+        <w:rPr>
+          <w:rFonts w:ascii="Nirmala UI" w:hAnsi="Nirmala UI" w:cs="Nirmala UI"/>
+        </w:rPr>
+        <w:t>হলেও</w:t>
+      </w:r>
+      <w:proofErr w:type="spellEnd"/>
+      <w:r>
+        <w:t xml:space="preserve"> </w:t>
+      </w:r>
+      <w:proofErr w:type="spellStart"/>
+      <w:r>
+        <w:rPr>
+          <w:rFonts w:ascii="Nirmala UI" w:hAnsi="Nirmala UI" w:cs="Nirmala UI"/>
+        </w:rPr>
+        <w:t>কাজ</w:t>
+      </w:r>
+      <w:proofErr w:type="spellEnd"/>
+      <w:r>
+        <w:t xml:space="preserve"> </w:t>
+      </w:r>
+      <w:proofErr w:type="spellStart"/>
+      <w:r>
+        <w:rPr>
+          <w:rFonts w:ascii="Nirmala UI" w:hAnsi="Nirmala UI" w:cs="Nirmala UI"/>
+        </w:rPr>
+        <w:t>চলবে</w:t>
+      </w:r>
+      <w:proofErr w:type="spellEnd"/>
+      <w:r>
+        <w:rPr>
+          <w:rFonts w:ascii="Nirmala UI" w:hAnsi="Nirmala UI" w:cs="Nirmala UI"/>
+        </w:rPr>
+        <w:t>।</w:t>
+      </w:r>
+      <w:r>
+        <w:t xml:space="preserve"> </w:t>
+      </w:r>
+    </w:p>
+    <w:p>
+      <w:pPr>
+        <w:numPr>
+          <w:ilvl w:val="0"/>
+          <w:numId w:val="23"/>
+        </w:numPr>
+        <w:spacing w:before="100" w:beforeAutospacing="1" w:after="100" w:afterAutospacing="1" w:line="240" w:lineRule="auto"/>
+      </w:pPr>
+      <w:r>
+        <w:t xml:space="preserve">Minimum 4 Disk </w:t>
+      </w:r>
+      <w:proofErr w:type="spellStart"/>
+      <w:r>
+        <w:rPr>
+          <w:rFonts w:ascii="Nirmala UI" w:hAnsi="Nirmala UI" w:cs="Nirmala UI"/>
+        </w:rPr>
+        <w:t>লাগে</w:t>
+      </w:r>
+      <w:proofErr w:type="spellEnd"/>
+      <w:r>
+        <w:rPr>
+          <w:rFonts w:ascii="Nirmala UI" w:hAnsi="Nirmala UI" w:cs="Nirmala UI"/>
+        </w:rPr>
+        <w:t>।</w:t>
+      </w:r>
+      <w:r>
+        <w:t xml:space="preserve"> </w:t>
+      </w:r>
+    </w:p>
+    <w:p>
+      <w:pPr>
+        <w:numPr>
+          <w:ilvl w:val="0"/>
+          <w:numId w:val="23"/>
+        </w:numPr>
+        <w:spacing w:before="100" w:beforeAutospacing="1" w:after="100" w:afterAutospacing="1" w:line="240" w:lineRule="auto"/>
+      </w:pPr>
+      <w:proofErr w:type="spellStart"/>
+      <w:r>
+        <w:rPr>
+          <w:rFonts w:ascii="Nirmala UI" w:hAnsi="Nirmala UI" w:cs="Nirmala UI"/>
+        </w:rPr>
+        <w:t>মোট</w:t>
+      </w:r>
+      <w:proofErr w:type="spellEnd"/>
+      <w:r>
+        <w:t xml:space="preserve"> Storage-</w:t>
+      </w:r>
+      <w:proofErr w:type="spellStart"/>
+      <w:r>
+        <w:rPr>
+          <w:rFonts w:ascii="Nirmala UI" w:hAnsi="Nirmala UI" w:cs="Nirmala UI"/>
+        </w:rPr>
+        <w:t>এর</w:t>
+      </w:r>
+      <w:proofErr w:type="spellEnd"/>
+      <w:r>
+        <w:t xml:space="preserve"> </w:t>
+      </w:r>
+      <w:proofErr w:type="spellStart"/>
+      <w:r>
+        <w:rPr>
+          <w:rFonts w:ascii="Nirmala UI" w:hAnsi="Nirmala UI" w:cs="Nirmala UI"/>
+        </w:rPr>
+        <w:t>অর্ধেক</w:t>
+      </w:r>
+      <w:proofErr w:type="spellEnd"/>
+      <w:r>
+        <w:t xml:space="preserve"> </w:t>
+      </w:r>
+      <w:proofErr w:type="spellStart"/>
+      <w:r>
+        <w:rPr>
+          <w:rFonts w:ascii="Nirmala UI" w:hAnsi="Nirmala UI" w:cs="Nirmala UI"/>
+        </w:rPr>
+        <w:t>ব্যবহার</w:t>
+      </w:r>
+      <w:proofErr w:type="spellEnd"/>
+      <w:r>
+        <w:t xml:space="preserve"> </w:t>
+      </w:r>
+      <w:proofErr w:type="spellStart"/>
+      <w:r>
+        <w:rPr>
+          <w:rFonts w:ascii="Nirmala UI" w:hAnsi="Nirmala UI" w:cs="Nirmala UI"/>
+        </w:rPr>
+        <w:t>করা</w:t>
+      </w:r>
+      <w:proofErr w:type="spellEnd"/>
+      <w:r>
+        <w:t xml:space="preserve"> </w:t>
+      </w:r>
+      <w:proofErr w:type="spellStart"/>
+      <w:r>
+        <w:rPr>
+          <w:rFonts w:ascii="Nirmala UI" w:hAnsi="Nirmala UI" w:cs="Nirmala UI"/>
+        </w:rPr>
+        <w:t>যায়</w:t>
+      </w:r>
+      <w:proofErr w:type="spellEnd"/>
+      <w:r>
+        <w:rPr>
+          <w:rFonts w:ascii="Nirmala UI" w:hAnsi="Nirmala UI" w:cs="Nirmala UI"/>
+        </w:rPr>
+        <w:t>।</w:t>
+      </w:r>
+      <w:r>
+        <w:t xml:space="preserve"> </w:t>
+      </w:r>
+    </w:p>
+    <w:p>
+      <w:pPr>
+        <w:pStyle w:val="NormalWeb"/>
+      </w:pPr>
+      <w:proofErr w:type="spellStart"/>
+      <w:r>
+        <w:rPr>
+          <w:rFonts w:ascii="Nirmala UI" w:hAnsi="Nirmala UI" w:cs="Nirmala UI"/>
+        </w:rPr>
+        <w:t>উদাহরণ</w:t>
+      </w:r>
+      <w:proofErr w:type="spellEnd"/>
+    </w:p>
+    <w:p>
+      <w:pPr>
+        <w:pStyle w:val="NormalWeb"/>
+      </w:pPr>
+      <w:r>
+        <w:rPr>
+          <w:rFonts w:ascii="Nirmala UI" w:hAnsi="Nirmala UI" w:cs="Nirmala UI"/>
+        </w:rPr>
+        <w:t>৪টি</w:t>
+      </w:r>
+      <w:r>
+        <w:t xml:space="preserve"> × </w:t>
+      </w:r>
+      <w:r>
+        <w:rPr>
+          <w:rFonts w:ascii="Nirmala UI" w:hAnsi="Nirmala UI" w:cs="Nirmala UI"/>
+        </w:rPr>
+        <w:t>১</w:t>
+      </w:r>
+      <w:r>
+        <w:t>TB</w:t>
+      </w:r>
+    </w:p>
+    <w:p>
+      <w:pPr>
+        <w:pStyle w:val="NormalWeb"/>
+      </w:pPr>
+      <w:r>
+        <w:t xml:space="preserve">= </w:t>
+      </w:r>
+      <w:proofErr w:type="spellStart"/>
+      <w:r>
+        <w:rPr>
+          <w:rFonts w:ascii="Nirmala UI" w:hAnsi="Nirmala UI" w:cs="Nirmala UI"/>
+        </w:rPr>
+        <w:t>মোট</w:t>
+      </w:r>
+      <w:proofErr w:type="spellEnd"/>
+      <w:r>
+        <w:t xml:space="preserve"> </w:t>
+      </w:r>
+      <w:r>
+        <w:rPr>
+          <w:rFonts w:ascii="Nirmala UI" w:hAnsi="Nirmala UI" w:cs="Nirmala UI"/>
+        </w:rPr>
+        <w:t>৪</w:t>
+      </w:r>
+      <w:r>
+        <w:t>TB</w:t>
+      </w:r>
+    </w:p>
+    <w:p>
+      <w:pPr>
+        <w:pStyle w:val="NormalWeb"/>
+      </w:pPr>
+      <w:proofErr w:type="spellStart"/>
+      <w:r>
+        <w:rPr>
+          <w:rFonts w:ascii="Nirmala UI" w:hAnsi="Nirmala UI" w:cs="Nirmala UI"/>
+        </w:rPr>
+        <w:t>কিন্তু</w:t>
+      </w:r>
+      <w:proofErr w:type="spellEnd"/>
+      <w:r>
+        <w:t xml:space="preserve"> </w:t>
+      </w:r>
+      <w:proofErr w:type="spellStart"/>
+      <w:r>
+        <w:rPr>
+          <w:rFonts w:ascii="Nirmala UI" w:hAnsi="Nirmala UI" w:cs="Nirmala UI"/>
+        </w:rPr>
+        <w:t>ব্যবহার</w:t>
+      </w:r>
+      <w:proofErr w:type="spellEnd"/>
+      <w:r>
+        <w:t xml:space="preserve"> </w:t>
+      </w:r>
+      <w:proofErr w:type="spellStart"/>
+      <w:r>
+        <w:rPr>
+          <w:rFonts w:ascii="Nirmala UI" w:hAnsi="Nirmala UI" w:cs="Nirmala UI"/>
+        </w:rPr>
+        <w:t>করা</w:t>
+      </w:r>
+      <w:proofErr w:type="spellEnd"/>
+      <w:r>
+        <w:t xml:space="preserve"> </w:t>
+      </w:r>
+      <w:proofErr w:type="spellStart"/>
+      <w:r>
+        <w:rPr>
+          <w:rFonts w:ascii="Nirmala UI" w:hAnsi="Nirmala UI" w:cs="Nirmala UI"/>
+        </w:rPr>
+        <w:t>যাবে</w:t>
+      </w:r>
+      <w:proofErr w:type="spellEnd"/>
+    </w:p>
+    <w:p>
+      <w:pPr>
+        <w:pStyle w:val="NormalWeb"/>
+      </w:pPr>
+      <w:r>
+        <w:t xml:space="preserve">= </w:t>
+      </w:r>
+      <w:r>
+        <w:rPr>
+          <w:rStyle w:val="Strong"/>
+          <w:rFonts w:ascii="Nirmala UI" w:hAnsi="Nirmala UI" w:cs="Nirmala UI"/>
+        </w:rPr>
+        <w:t>২</w:t>
+      </w:r>
+      <w:r>
+        <w:rPr>
+          <w:rStyle w:val="Strong"/>
+        </w:rPr>
+        <w:t>TB</w:t>
+      </w:r>
+    </w:p>
+    <w:p>
+      <w:pPr>
+        <w:pStyle w:val="NormalWeb"/>
+      </w:pPr>
+      <w:proofErr w:type="spellStart"/>
+      <w:r>
+        <w:rPr>
+          <w:rFonts w:ascii="Nirmala UI" w:hAnsi="Nirmala UI" w:cs="Nirmala UI"/>
+        </w:rPr>
+        <w:t>কারণ</w:t>
+      </w:r>
+      <w:proofErr w:type="spellEnd"/>
+      <w:r>
+        <w:t xml:space="preserve"> </w:t>
+      </w:r>
+      <w:proofErr w:type="spellStart"/>
+      <w:r>
+        <w:rPr>
+          <w:rFonts w:ascii="Nirmala UI" w:hAnsi="Nirmala UI" w:cs="Nirmala UI"/>
+        </w:rPr>
+        <w:t>অর্ধেক</w:t>
+      </w:r>
+      <w:proofErr w:type="spellEnd"/>
+      <w:r>
+        <w:t xml:space="preserve"> Mirror-</w:t>
+      </w:r>
+      <w:proofErr w:type="spellStart"/>
+      <w:r>
+        <w:rPr>
+          <w:rFonts w:ascii="Nirmala UI" w:hAnsi="Nirmala UI" w:cs="Nirmala UI"/>
+        </w:rPr>
+        <w:t>এর</w:t>
+      </w:r>
+      <w:proofErr w:type="spellEnd"/>
+      <w:r>
+        <w:t xml:space="preserve"> </w:t>
+      </w:r>
+      <w:proofErr w:type="spellStart"/>
+      <w:r>
+        <w:rPr>
+          <w:rFonts w:ascii="Nirmala UI" w:hAnsi="Nirmala UI" w:cs="Nirmala UI"/>
+        </w:rPr>
+        <w:t>জন্য</w:t>
+      </w:r>
+      <w:proofErr w:type="spellEnd"/>
+      <w:r>
+        <w:t xml:space="preserve"> </w:t>
+      </w:r>
+      <w:proofErr w:type="spellStart"/>
+      <w:r>
+        <w:rPr>
+          <w:rFonts w:ascii="Nirmala UI" w:hAnsi="Nirmala UI" w:cs="Nirmala UI"/>
+        </w:rPr>
+        <w:t>ব্যবহৃত</w:t>
+      </w:r>
+      <w:proofErr w:type="spellEnd"/>
+      <w:r>
+        <w:t xml:space="preserve"> </w:t>
+      </w:r>
+      <w:proofErr w:type="spellStart"/>
+      <w:r>
+        <w:rPr>
+          <w:rFonts w:ascii="Nirmala UI" w:hAnsi="Nirmala UI" w:cs="Nirmala UI"/>
+        </w:rPr>
+        <w:t>হয়</w:t>
+      </w:r>
+      <w:proofErr w:type="spellEnd"/>
+      <w:r>
+        <w:rPr>
+          <w:rFonts w:ascii="Nirmala UI" w:hAnsi="Nirmala UI" w:cs="Nirmala UI"/>
+        </w:rPr>
+        <w:t>।</w:t>
+      </w:r>
+    </w:p>
+    <w:p>
+      <w:pPr>
+        <w:pStyle w:val="Heading1"/>
+        <w:rPr>
+          <w:b/>
+          <w:color w:val="FF0000"/>
+        </w:rPr>
+      </w:pPr>
+      <w:r>
+        <w:rPr>
+          <w:b/>
+          <w:color w:val="FF0000"/>
+        </w:rPr>
+        <w:t>Exam Ready Answer (English)</w:t>
+      </w:r>
+    </w:p>
+    <w:p>
+      <w:pPr>
+        <w:pStyle w:val="Heading3"/>
+        <w:rPr>
+          <w:color w:val="FF0000"/>
+        </w:rPr>
+      </w:pPr>
+      <w:r>
+        <w:rPr>
+          <w:color w:val="FF0000"/>
+        </w:rPr>
+        <w:t>RAID-10 (RAID-1+0)</w:t>
+      </w:r>
+    </w:p>
+    <w:p>
+      <w:pPr>
+        <w:pStyle w:val="NormalWeb"/>
+      </w:pPr>
+      <w:r>
+        <w:rPr>
+          <w:rStyle w:val="Strong"/>
+        </w:rPr>
+        <w:t>Definition:</w:t>
+      </w:r>
+    </w:p>
+    <w:p>
+      <w:pPr>
+        <w:pStyle w:val="NormalWeb"/>
+      </w:pPr>
+      <w:r>
+        <w:t>RAID-10 is a nested RAID level that combines RAID-1 (Mirroring) and RAID-0 (Striping). It first mirrors the data and then performs striping across the mirrored sets.</w:t>
+      </w:r>
+    </w:p>
+    <w:p>
+      <w:pPr>
+        <w:pStyle w:val="NormalWeb"/>
+      </w:pPr>
+      <w:r>
+        <w:rPr>
+          <w:rStyle w:val="Strong"/>
+        </w:rPr>
+        <w:t>Key Features</w:t>
+      </w:r>
+    </w:p>
+    <w:p>
+      <w:pPr>
+        <w:numPr>
+          <w:ilvl w:val="0"/>
+          <w:numId w:val="24"/>
+        </w:numPr>
+        <w:spacing w:before="100" w:beforeAutospacing="1" w:after="100" w:afterAutospacing="1" w:line="240" w:lineRule="auto"/>
+      </w:pPr>
+      <w:r>
+        <w:t xml:space="preserve">Combines RAID-1 and RAID-0. </w:t>
+      </w:r>
+    </w:p>
+    <w:p>
+      <w:pPr>
+        <w:numPr>
+          <w:ilvl w:val="0"/>
+          <w:numId w:val="24"/>
+        </w:numPr>
+        <w:spacing w:before="100" w:beforeAutospacing="1" w:after="100" w:afterAutospacing="1" w:line="240" w:lineRule="auto"/>
+      </w:pPr>
+      <w:r>
+        <w:t xml:space="preserve">Also called RAID-1+0 or Mirrored RAID-0. </w:t>
+      </w:r>
+    </w:p>
+    <w:p>
+      <w:pPr>
+        <w:numPr>
+          <w:ilvl w:val="0"/>
+          <w:numId w:val="24"/>
+        </w:numPr>
+        <w:spacing w:before="100" w:beforeAutospacing="1" w:after="100" w:afterAutospacing="1" w:line="240" w:lineRule="auto"/>
+      </w:pPr>
+      <w:r>
+        <w:t xml:space="preserve">Provides high performance and high fault tolerance. </w:t>
+      </w:r>
+    </w:p>
+    <w:p>
+      <w:pPr>
+        <w:numPr>
+          <w:ilvl w:val="0"/>
+          <w:numId w:val="24"/>
+        </w:numPr>
+        <w:spacing w:before="100" w:beforeAutospacing="1" w:after="100" w:afterAutospacing="1" w:line="240" w:lineRule="auto"/>
+      </w:pPr>
+      <w:r>
+        <w:t xml:space="preserve">Can survive up to two disk failures (one disk from each mirror pair). </w:t>
+      </w:r>
+    </w:p>
+    <w:p>
+      <w:pPr>
+        <w:numPr>
+          <w:ilvl w:val="0"/>
+          <w:numId w:val="24"/>
+        </w:numPr>
+        <w:spacing w:before="100" w:beforeAutospacing="1" w:after="100" w:afterAutospacing="1" w:line="240" w:lineRule="auto"/>
+      </w:pPr>
+      <w:r>
+        <w:t xml:space="preserve">Requires a minimum of 4 disks. </w:t>
+      </w:r>
+    </w:p>
+    <w:p>
+      <w:pPr>
+        <w:numPr>
+          <w:ilvl w:val="0"/>
+          <w:numId w:val="24"/>
+        </w:numPr>
+        <w:spacing w:before="100" w:beforeAutospacing="1" w:after="100" w:afterAutospacing="1" w:line="240" w:lineRule="auto"/>
+      </w:pPr>
+      <w:r>
+        <w:t xml:space="preserve">Usable storage is 50% of the total capacity due to mirroring. </w:t>
+      </w:r>
+    </w:p>
+    <w:p>
+      <w:pPr>
+        <w:pStyle w:val="Heading1"/>
+        <w:rPr>
+          <w:b/>
+          <w:color w:val="FF0000"/>
+        </w:rPr>
+      </w:pPr>
+      <w:r>
+        <w:rPr>
+          <w:b/>
+          <w:color w:val="FF0000"/>
+        </w:rPr>
+        <w:lastRenderedPageBreak/>
+        <w:t>RAID-01 (RAID-0+1)</w:t>
+      </w:r>
+    </w:p>
+    <w:p>
+      <w:pPr>
+        <w:pStyle w:val="Heading2"/>
+      </w:pPr>
+      <w:proofErr w:type="spellStart"/>
+      <w:r>
+        <w:rPr>
+          <w:rFonts w:ascii="Nirmala UI" w:hAnsi="Nirmala UI" w:cs="Nirmala UI"/>
+        </w:rPr>
+        <w:t>সহজ</w:t>
+      </w:r>
+      <w:proofErr w:type="spellEnd"/>
+      <w:r>
+        <w:t xml:space="preserve"> </w:t>
+      </w:r>
+      <w:proofErr w:type="spellStart"/>
+      <w:r>
+        <w:rPr>
+          <w:rFonts w:ascii="Nirmala UI" w:hAnsi="Nirmala UI" w:cs="Nirmala UI"/>
+        </w:rPr>
+        <w:t>করে</w:t>
+      </w:r>
+      <w:proofErr w:type="spellEnd"/>
+      <w:r>
+        <w:t xml:space="preserve"> </w:t>
+      </w:r>
+      <w:proofErr w:type="spellStart"/>
+      <w:r>
+        <w:rPr>
+          <w:rFonts w:ascii="Nirmala UI" w:hAnsi="Nirmala UI" w:cs="Nirmala UI"/>
+        </w:rPr>
+        <w:t>বুঝি</w:t>
+      </w:r>
+      <w:proofErr w:type="spellEnd"/>
+    </w:p>
+    <w:p>
+      <w:pPr>
+        <w:pStyle w:val="NormalWeb"/>
+      </w:pPr>
+      <w:r>
+        <w:t>RAID-01 = RAID-0 + RAID-1</w:t>
+      </w:r>
+    </w:p>
+    <w:p>
+      <w:pPr>
+        <w:pStyle w:val="NormalWeb"/>
+      </w:pPr>
+      <w:proofErr w:type="spellStart"/>
+      <w:r>
+        <w:rPr>
+          <w:rFonts w:ascii="Nirmala UI" w:hAnsi="Nirmala UI" w:cs="Nirmala UI"/>
+        </w:rPr>
+        <w:t>এখানে</w:t>
+      </w:r>
+      <w:proofErr w:type="spellEnd"/>
+      <w:r>
+        <w:t xml:space="preserve"> RAID-10 </w:t>
+      </w:r>
+      <w:proofErr w:type="spellStart"/>
+      <w:r>
+        <w:rPr>
+          <w:rFonts w:ascii="Nirmala UI" w:hAnsi="Nirmala UI" w:cs="Nirmala UI"/>
+        </w:rPr>
+        <w:t>এর</w:t>
+      </w:r>
+      <w:proofErr w:type="spellEnd"/>
+      <w:r>
+        <w:t xml:space="preserve"> </w:t>
+      </w:r>
+      <w:proofErr w:type="spellStart"/>
+      <w:r>
+        <w:rPr>
+          <w:rFonts w:ascii="Nirmala UI" w:hAnsi="Nirmala UI" w:cs="Nirmala UI"/>
+        </w:rPr>
+        <w:t>উল্টো</w:t>
+      </w:r>
+      <w:proofErr w:type="spellEnd"/>
+      <w:r>
+        <w:t xml:space="preserve"> </w:t>
+      </w:r>
+      <w:proofErr w:type="spellStart"/>
+      <w:r>
+        <w:rPr>
+          <w:rFonts w:ascii="Nirmala UI" w:hAnsi="Nirmala UI" w:cs="Nirmala UI"/>
+        </w:rPr>
+        <w:t>কাজ</w:t>
+      </w:r>
+      <w:proofErr w:type="spellEnd"/>
+      <w:r>
+        <w:t xml:space="preserve"> </w:t>
+      </w:r>
+      <w:proofErr w:type="spellStart"/>
+      <w:r>
+        <w:rPr>
+          <w:rFonts w:ascii="Nirmala UI" w:hAnsi="Nirmala UI" w:cs="Nirmala UI"/>
+        </w:rPr>
+        <w:t>হয়</w:t>
+      </w:r>
+      <w:proofErr w:type="spellEnd"/>
+      <w:r>
+        <w:rPr>
+          <w:rFonts w:ascii="Nirmala UI" w:hAnsi="Nirmala UI" w:cs="Nirmala UI"/>
+        </w:rPr>
+        <w:t>।</w:t>
+      </w:r>
+    </w:p>
+    <w:p>
+      <w:pPr>
+        <w:pStyle w:val="NormalWeb"/>
+      </w:pPr>
+      <w:proofErr w:type="spellStart"/>
+      <w:r>
+        <w:rPr>
+          <w:rFonts w:ascii="Nirmala UI" w:hAnsi="Nirmala UI" w:cs="Nirmala UI"/>
+        </w:rPr>
+        <w:t>প্রথমে</w:t>
+      </w:r>
+      <w:proofErr w:type="spellEnd"/>
+      <w:r>
+        <w:t xml:space="preserve"> Striping </w:t>
+      </w:r>
+      <w:proofErr w:type="spellStart"/>
+      <w:r>
+        <w:rPr>
+          <w:rFonts w:ascii="Nirmala UI" w:hAnsi="Nirmala UI" w:cs="Nirmala UI"/>
+        </w:rPr>
+        <w:t>করা</w:t>
+      </w:r>
+      <w:proofErr w:type="spellEnd"/>
+      <w:r>
+        <w:t xml:space="preserve"> </w:t>
+      </w:r>
+      <w:proofErr w:type="spellStart"/>
+      <w:r>
+        <w:rPr>
+          <w:rFonts w:ascii="Nirmala UI" w:hAnsi="Nirmala UI" w:cs="Nirmala UI"/>
+        </w:rPr>
+        <w:t>হয়</w:t>
+      </w:r>
+      <w:proofErr w:type="spellEnd"/>
+      <w:r>
+        <w:rPr>
+          <w:rFonts w:ascii="Nirmala UI" w:hAnsi="Nirmala UI" w:cs="Nirmala UI"/>
+        </w:rPr>
+        <w:t>।</w:t>
+      </w:r>
+    </w:p>
+    <w:p>
+      <w:pPr>
+        <w:pStyle w:val="NormalWeb"/>
+      </w:pPr>
+      <w:proofErr w:type="spellStart"/>
+      <w:r>
+        <w:rPr>
+          <w:rFonts w:ascii="Nirmala UI" w:hAnsi="Nirmala UI" w:cs="Nirmala UI"/>
+        </w:rPr>
+        <w:t>তারপর</w:t>
+      </w:r>
+      <w:proofErr w:type="spellEnd"/>
+      <w:r>
+        <w:t xml:space="preserve"> </w:t>
+      </w:r>
+      <w:proofErr w:type="spellStart"/>
+      <w:r>
+        <w:rPr>
+          <w:rFonts w:ascii="Nirmala UI" w:hAnsi="Nirmala UI" w:cs="Nirmala UI"/>
+        </w:rPr>
+        <w:t>পুরো</w:t>
+      </w:r>
+      <w:proofErr w:type="spellEnd"/>
+      <w:r>
+        <w:t xml:space="preserve"> Stripe Set-</w:t>
+      </w:r>
+      <w:proofErr w:type="spellStart"/>
+      <w:r>
+        <w:rPr>
+          <w:rFonts w:ascii="Nirmala UI" w:hAnsi="Nirmala UI" w:cs="Nirmala UI"/>
+        </w:rPr>
+        <w:t>এর</w:t>
+      </w:r>
+      <w:proofErr w:type="spellEnd"/>
+      <w:r>
+        <w:t xml:space="preserve"> Mirror </w:t>
+      </w:r>
+      <w:proofErr w:type="spellStart"/>
+      <w:r>
+        <w:rPr>
+          <w:rFonts w:ascii="Nirmala UI" w:hAnsi="Nirmala UI" w:cs="Nirmala UI"/>
+        </w:rPr>
+        <w:t>তৈরি</w:t>
+      </w:r>
+      <w:proofErr w:type="spellEnd"/>
+      <w:r>
+        <w:t xml:space="preserve"> </w:t>
+      </w:r>
+      <w:proofErr w:type="spellStart"/>
+      <w:r>
+        <w:rPr>
+          <w:rFonts w:ascii="Nirmala UI" w:hAnsi="Nirmala UI" w:cs="Nirmala UI"/>
+        </w:rPr>
+        <w:t>করা</w:t>
+      </w:r>
+      <w:proofErr w:type="spellEnd"/>
+      <w:r>
+        <w:t xml:space="preserve"> </w:t>
+      </w:r>
+      <w:proofErr w:type="spellStart"/>
+      <w:r>
+        <w:rPr>
+          <w:rFonts w:ascii="Nirmala UI" w:hAnsi="Nirmala UI" w:cs="Nirmala UI"/>
+        </w:rPr>
+        <w:t>হয়</w:t>
+      </w:r>
+      <w:proofErr w:type="spellEnd"/>
+      <w:r>
+        <w:rPr>
+          <w:rFonts w:ascii="Nirmala UI" w:hAnsi="Nirmala UI" w:cs="Nirmala UI"/>
+        </w:rPr>
+        <w:t>।</w:t>
+      </w:r>
+    </w:p>
+    <w:p>
+      <w:pPr>
+        <w:pStyle w:val="NormalWeb"/>
+      </w:pPr>
+      <w:proofErr w:type="spellStart"/>
+      <w:r>
+        <w:rPr>
+          <w:rFonts w:ascii="Nirmala UI" w:hAnsi="Nirmala UI" w:cs="Nirmala UI"/>
+        </w:rPr>
+        <w:t>অর্থা</w:t>
+      </w:r>
+      <w:proofErr w:type="spellEnd"/>
+      <w:r>
+        <w:rPr>
+          <w:rFonts w:ascii="Nirmala UI" w:hAnsi="Nirmala UI" w:cs="Nirmala UI"/>
+        </w:rPr>
+        <w:t>ৎ</w:t>
+      </w:r>
+    </w:p>
+    <w:p>
+      <w:pPr>
+        <w:pStyle w:val="NormalWeb"/>
+      </w:pPr>
+      <w:r>
+        <w:rPr>
+          <w:rFonts w:ascii="Segoe UI Symbol" w:hAnsi="Segoe UI Symbol" w:cs="Segoe UI Symbol"/>
+        </w:rPr>
+        <w:t>👉</w:t>
+      </w:r>
+      <w:r>
+        <w:t xml:space="preserve"> </w:t>
+      </w:r>
+      <w:r>
+        <w:rPr>
+          <w:rStyle w:val="Strong"/>
+        </w:rPr>
+        <w:t>Striping First → Mirroring Later</w:t>
+      </w:r>
+    </w:p>
+    <w:p>
+      <w:pPr>
+        <w:pStyle w:val="NormalWeb"/>
+      </w:pPr>
+      <w:proofErr w:type="spellStart"/>
+      <w:r>
+        <w:rPr>
+          <w:rFonts w:ascii="Nirmala UI" w:hAnsi="Nirmala UI" w:cs="Nirmala UI"/>
+        </w:rPr>
+        <w:t>তাই</w:t>
+      </w:r>
+      <w:proofErr w:type="spellEnd"/>
+      <w:r>
+        <w:t xml:space="preserve"> </w:t>
+      </w:r>
+      <w:proofErr w:type="spellStart"/>
+      <w:r>
+        <w:rPr>
+          <w:rFonts w:ascii="Nirmala UI" w:hAnsi="Nirmala UI" w:cs="Nirmala UI"/>
+        </w:rPr>
+        <w:t>একে</w:t>
+      </w:r>
+      <w:proofErr w:type="spellEnd"/>
+      <w:r>
+        <w:t xml:space="preserve"> RAID-0+1 </w:t>
+      </w:r>
+      <w:proofErr w:type="spellStart"/>
+      <w:r>
+        <w:rPr>
+          <w:rFonts w:ascii="Nirmala UI" w:hAnsi="Nirmala UI" w:cs="Nirmala UI"/>
+        </w:rPr>
+        <w:t>বলা</w:t>
+      </w:r>
+      <w:proofErr w:type="spellEnd"/>
+      <w:r>
+        <w:t xml:space="preserve"> </w:t>
+      </w:r>
+      <w:proofErr w:type="spellStart"/>
+      <w:r>
+        <w:rPr>
+          <w:rFonts w:ascii="Nirmala UI" w:hAnsi="Nirmala UI" w:cs="Nirmala UI"/>
+        </w:rPr>
+        <w:t>হয়</w:t>
+      </w:r>
+      <w:proofErr w:type="spellEnd"/>
+      <w:r>
+        <w:rPr>
+          <w:rFonts w:ascii="Nirmala UI" w:hAnsi="Nirmala UI" w:cs="Nirmala UI"/>
+        </w:rPr>
+        <w:t>।</w:t>
+      </w:r>
+    </w:p>
+    <w:p>
+      <w:pPr>
+        <w:pStyle w:val="Heading2"/>
+      </w:pPr>
+      <w:proofErr w:type="spellStart"/>
+      <w:r>
+        <w:rPr>
+          <w:rFonts w:ascii="Nirmala UI" w:hAnsi="Nirmala UI" w:cs="Nirmala UI"/>
+        </w:rPr>
+        <w:t>কিভাবে</w:t>
+      </w:r>
+      <w:proofErr w:type="spellEnd"/>
+      <w:r>
+        <w:t xml:space="preserve"> </w:t>
+      </w:r>
+      <w:proofErr w:type="spellStart"/>
+      <w:r>
+        <w:rPr>
+          <w:rFonts w:ascii="Nirmala UI" w:hAnsi="Nirmala UI" w:cs="Nirmala UI"/>
+        </w:rPr>
+        <w:t>কাজ</w:t>
+      </w:r>
+      <w:proofErr w:type="spellEnd"/>
+      <w:r>
+        <w:t xml:space="preserve"> </w:t>
+      </w:r>
+      <w:proofErr w:type="spellStart"/>
+      <w:r>
+        <w:rPr>
+          <w:rFonts w:ascii="Nirmala UI" w:hAnsi="Nirmala UI" w:cs="Nirmala UI"/>
+        </w:rPr>
+        <w:t>করে</w:t>
+      </w:r>
+      <w:proofErr w:type="spellEnd"/>
+      <w:r>
+        <w:t>?</w:t>
+      </w:r>
+    </w:p>
+    <w:p>
+      <w:pPr>
+        <w:pStyle w:val="HTMLPreformatted"/>
+        <w:rPr>
+          <w:rStyle w:val="HTMLCode"/>
+          <w:rFonts w:eastAsiaTheme="majorEastAsia"/>
+        </w:rPr>
+      </w:pPr>
+      <w:r>
+        <w:rPr>
+          <w:rStyle w:val="HTMLCode"/>
+          <w:rFonts w:eastAsiaTheme="majorEastAsia"/>
+        </w:rPr>
+        <w:t>Stripe Set 1        Stripe Set 2</w:t>
+      </w:r>
+    </w:p>
+    <w:p>
+      <w:pPr>
+        <w:pStyle w:val="HTMLPreformatted"/>
+        <w:rPr>
+          <w:rStyle w:val="HTMLCode"/>
+          <w:rFonts w:eastAsiaTheme="majorEastAsia"/>
+        </w:rPr>
+      </w:pPr>
+    </w:p>
+    <w:p>
+      <w:pPr>
+        <w:pStyle w:val="HTMLPreformatted"/>
+        <w:rPr>
+          <w:rStyle w:val="HTMLCode"/>
+          <w:rFonts w:eastAsiaTheme="majorEastAsia"/>
+        </w:rPr>
+      </w:pPr>
+      <w:r>
+        <w:rPr>
+          <w:rStyle w:val="HTMLCode"/>
+          <w:rFonts w:eastAsiaTheme="majorEastAsia"/>
+        </w:rPr>
+        <w:t>D1 ----- D2         D3 ----- D4</w:t>
+      </w:r>
+    </w:p>
+    <w:p>
+      <w:pPr>
+        <w:pStyle w:val="HTMLPreformatted"/>
+        <w:rPr>
+          <w:rStyle w:val="HTMLCode"/>
+          <w:rFonts w:eastAsiaTheme="majorEastAsia"/>
+        </w:rPr>
+      </w:pPr>
+    </w:p>
+    <w:p>
+      <w:pPr>
+        <w:pStyle w:val="HTMLPreformatted"/>
+      </w:pPr>
+      <w:r>
+        <w:rPr>
+          <w:rStyle w:val="HTMLCode"/>
+          <w:rFonts w:eastAsiaTheme="majorEastAsia"/>
+        </w:rPr>
+        <w:t xml:space="preserve">        Mirror</w:t>
+      </w:r>
+    </w:p>
+    <w:p>
+      <w:pPr>
+        <w:pStyle w:val="Heading2"/>
+        <w:rPr>
+          <w:color w:val="FF0000"/>
+        </w:rPr>
+      </w:pPr>
+      <w:r>
+        <w:rPr>
+          <w:color w:val="FF0000"/>
+        </w:rPr>
+        <w:t xml:space="preserve">RAID-10 </w:t>
+      </w:r>
+      <w:proofErr w:type="spellStart"/>
+      <w:r>
+        <w:rPr>
+          <w:rFonts w:ascii="Nirmala UI" w:hAnsi="Nirmala UI" w:cs="Nirmala UI"/>
+          <w:color w:val="FF0000"/>
+        </w:rPr>
+        <w:t>আর</w:t>
+      </w:r>
+      <w:proofErr w:type="spellEnd"/>
+      <w:r>
+        <w:rPr>
+          <w:color w:val="FF0000"/>
+        </w:rPr>
+        <w:t xml:space="preserve"> RAID-01 </w:t>
+      </w:r>
+      <w:proofErr w:type="spellStart"/>
+      <w:r>
+        <w:rPr>
+          <w:rFonts w:ascii="Nirmala UI" w:hAnsi="Nirmala UI" w:cs="Nirmala UI"/>
+          <w:color w:val="FF0000"/>
+        </w:rPr>
+        <w:t>এর</w:t>
+      </w:r>
+      <w:proofErr w:type="spellEnd"/>
+      <w:r>
+        <w:rPr>
+          <w:color w:val="FF0000"/>
+        </w:rPr>
+        <w:t xml:space="preserve"> </w:t>
+      </w:r>
+      <w:proofErr w:type="spellStart"/>
+      <w:r>
+        <w:rPr>
+          <w:rFonts w:ascii="Nirmala UI" w:hAnsi="Nirmala UI" w:cs="Nirmala UI"/>
+          <w:color w:val="FF0000"/>
+        </w:rPr>
+        <w:t>পার্থক্য</w:t>
+      </w:r>
+      <w:proofErr w:type="spellEnd"/>
+    </w:p>
+    <w:p>
+      <w:pPr>
+        <w:pStyle w:val="NormalWeb"/>
+      </w:pPr>
+      <w:r>
+        <w:t>RAID-10</w:t>
+      </w:r>
+    </w:p>
+    <w:p>
+      <w:pPr>
+        <w:pStyle w:val="NormalWeb"/>
+      </w:pPr>
+      <w:r>
+        <w:rPr>
+          <w:rFonts w:ascii="Segoe UI Symbol" w:hAnsi="Segoe UI Symbol" w:cs="Segoe UI Symbol"/>
+        </w:rPr>
+        <w:t>➡</w:t>
+      </w:r>
+      <w:r>
+        <w:t xml:space="preserve"> </w:t>
+      </w:r>
+      <w:proofErr w:type="spellStart"/>
+      <w:r>
+        <w:rPr>
+          <w:rFonts w:ascii="Nirmala UI" w:hAnsi="Nirmala UI" w:cs="Nirmala UI"/>
+        </w:rPr>
+        <w:t>আগে</w:t>
+      </w:r>
+      <w:proofErr w:type="spellEnd"/>
+      <w:r>
+        <w:t xml:space="preserve"> Mirror</w:t>
+      </w:r>
+    </w:p>
+    <w:p>
+      <w:pPr>
+        <w:pStyle w:val="NormalWeb"/>
+      </w:pPr>
+      <w:r>
+        <w:rPr>
+          <w:rFonts w:ascii="Segoe UI Symbol" w:hAnsi="Segoe UI Symbol" w:cs="Segoe UI Symbol"/>
+        </w:rPr>
+        <w:t>➡</w:t>
+      </w:r>
+      <w:r>
+        <w:t xml:space="preserve"> </w:t>
+      </w:r>
+      <w:proofErr w:type="spellStart"/>
+      <w:r>
+        <w:rPr>
+          <w:rFonts w:ascii="Nirmala UI" w:hAnsi="Nirmala UI" w:cs="Nirmala UI"/>
+        </w:rPr>
+        <w:t>পরে</w:t>
+      </w:r>
+      <w:proofErr w:type="spellEnd"/>
+      <w:r>
+        <w:t xml:space="preserve"> Striping</w:t>
+      </w:r>
+    </w:p>
+    <w:p>
+      <w:pPr>
+        <w:pStyle w:val="NormalWeb"/>
+      </w:pPr>
+      <w:r>
+        <w:t>RAID-01</w:t>
+      </w:r>
+    </w:p>
+    <w:p>
+      <w:pPr>
+        <w:pStyle w:val="NormalWeb"/>
+      </w:pPr>
+      <w:r>
+        <w:rPr>
+          <w:rFonts w:ascii="Segoe UI Symbol" w:hAnsi="Segoe UI Symbol" w:cs="Segoe UI Symbol"/>
+        </w:rPr>
+        <w:t>➡</w:t>
+      </w:r>
+      <w:r>
+        <w:t xml:space="preserve"> </w:t>
+      </w:r>
+      <w:proofErr w:type="spellStart"/>
+      <w:r>
+        <w:rPr>
+          <w:rFonts w:ascii="Nirmala UI" w:hAnsi="Nirmala UI" w:cs="Nirmala UI"/>
+        </w:rPr>
+        <w:t>আগে</w:t>
+      </w:r>
+      <w:proofErr w:type="spellEnd"/>
+      <w:r>
+        <w:t xml:space="preserve"> Striping</w:t>
+      </w:r>
+    </w:p>
+    <w:p>
+      <w:pPr>
+        <w:pStyle w:val="NormalWeb"/>
+      </w:pPr>
+      <w:r>
+        <w:rPr>
+          <w:rFonts w:ascii="Segoe UI Symbol" w:hAnsi="Segoe UI Symbol" w:cs="Segoe UI Symbol"/>
+        </w:rPr>
+        <w:t>➡</w:t>
+      </w:r>
+      <w:r>
+        <w:t xml:space="preserve"> </w:t>
+      </w:r>
+      <w:proofErr w:type="spellStart"/>
+      <w:r>
+        <w:rPr>
+          <w:rFonts w:ascii="Nirmala UI" w:hAnsi="Nirmala UI" w:cs="Nirmala UI"/>
+        </w:rPr>
+        <w:t>পরে</w:t>
+      </w:r>
+      <w:proofErr w:type="spellEnd"/>
+      <w:r>
+        <w:t xml:space="preserve"> Mirror</w:t>
+      </w:r>
+    </w:p>
+    <w:p>
+      <w:pPr>
+        <w:pStyle w:val="NormalWeb"/>
+      </w:pPr>
+      <w:proofErr w:type="spellStart"/>
+      <w:r>
+        <w:rPr>
+          <w:rFonts w:ascii="Nirmala UI" w:hAnsi="Nirmala UI" w:cs="Nirmala UI"/>
+        </w:rPr>
+        <w:t>এটাই</w:t>
+      </w:r>
+      <w:proofErr w:type="spellEnd"/>
+      <w:r>
+        <w:t xml:space="preserve"> </w:t>
+      </w:r>
+      <w:proofErr w:type="spellStart"/>
+      <w:r>
+        <w:rPr>
+          <w:rFonts w:ascii="Nirmala UI" w:hAnsi="Nirmala UI" w:cs="Nirmala UI"/>
+        </w:rPr>
+        <w:t>সবচেয়ে</w:t>
+      </w:r>
+      <w:proofErr w:type="spellEnd"/>
+      <w:r>
+        <w:t xml:space="preserve"> </w:t>
+      </w:r>
+      <w:proofErr w:type="spellStart"/>
+      <w:r>
+        <w:rPr>
+          <w:rFonts w:ascii="Nirmala UI" w:hAnsi="Nirmala UI" w:cs="Nirmala UI"/>
+        </w:rPr>
+        <w:t>গুরুত্বপূর্ণ</w:t>
+      </w:r>
+      <w:proofErr w:type="spellEnd"/>
+      <w:r>
+        <w:t xml:space="preserve"> </w:t>
+      </w:r>
+      <w:proofErr w:type="spellStart"/>
+      <w:r>
+        <w:rPr>
+          <w:rFonts w:ascii="Nirmala UI" w:hAnsi="Nirmala UI" w:cs="Nirmala UI"/>
+        </w:rPr>
+        <w:t>পার্থক্য</w:t>
+      </w:r>
+      <w:proofErr w:type="spellEnd"/>
+      <w:r>
+        <w:rPr>
+          <w:rFonts w:ascii="Nirmala UI" w:hAnsi="Nirmala UI" w:cs="Nirmala UI"/>
+        </w:rPr>
+        <w:t>।</w:t>
+      </w:r>
+    </w:p>
+    <w:p>
+      <w:pPr>
+        <w:pStyle w:val="Heading2"/>
+      </w:pPr>
+      <w:proofErr w:type="spellStart"/>
+      <w:r>
+        <w:rPr>
+          <w:rFonts w:ascii="Nirmala UI" w:hAnsi="Nirmala UI" w:cs="Nirmala UI"/>
+        </w:rPr>
+        <w:lastRenderedPageBreak/>
+        <w:t>বৈশিষ্ট্য</w:t>
+      </w:r>
+      <w:proofErr w:type="spellEnd"/>
+      <w:r>
+        <w:t xml:space="preserve"> (</w:t>
+      </w:r>
+      <w:proofErr w:type="spellStart"/>
+      <w:r>
+        <w:rPr>
+          <w:rFonts w:ascii="Nirmala UI" w:hAnsi="Nirmala UI" w:cs="Nirmala UI"/>
+        </w:rPr>
+        <w:t>বাংলায়</w:t>
+      </w:r>
+      <w:proofErr w:type="spellEnd"/>
+      <w:r>
+        <w:t>)</w:t>
+      </w:r>
+    </w:p>
+    <w:p>
+      <w:pPr>
+        <w:numPr>
+          <w:ilvl w:val="0"/>
+          <w:numId w:val="25"/>
+        </w:numPr>
+        <w:spacing w:before="100" w:beforeAutospacing="1" w:after="100" w:afterAutospacing="1" w:line="240" w:lineRule="auto"/>
+      </w:pPr>
+      <w:r>
+        <w:t xml:space="preserve">RAID-0 </w:t>
+      </w:r>
+      <w:proofErr w:type="spellStart"/>
+      <w:r>
+        <w:rPr>
+          <w:rFonts w:ascii="Nirmala UI" w:hAnsi="Nirmala UI" w:cs="Nirmala UI"/>
+        </w:rPr>
+        <w:t>এবং</w:t>
+      </w:r>
+      <w:proofErr w:type="spellEnd"/>
+      <w:r>
+        <w:t xml:space="preserve"> RAID-1 </w:t>
+      </w:r>
+      <w:proofErr w:type="spellStart"/>
+      <w:r>
+        <w:rPr>
+          <w:rFonts w:ascii="Nirmala UI" w:hAnsi="Nirmala UI" w:cs="Nirmala UI"/>
+        </w:rPr>
+        <w:t>এর</w:t>
+      </w:r>
+      <w:proofErr w:type="spellEnd"/>
+      <w:r>
+        <w:t xml:space="preserve"> Combination</w:t>
+      </w:r>
+      <w:r>
+        <w:rPr>
+          <w:rFonts w:ascii="Nirmala UI" w:hAnsi="Nirmala UI" w:cs="Nirmala UI"/>
+        </w:rPr>
+        <w:t>।</w:t>
+      </w:r>
+      <w:r>
+        <w:t xml:space="preserve"> </w:t>
+      </w:r>
+    </w:p>
+    <w:p>
+      <w:pPr>
+        <w:numPr>
+          <w:ilvl w:val="0"/>
+          <w:numId w:val="25"/>
+        </w:numPr>
+        <w:spacing w:before="100" w:beforeAutospacing="1" w:after="100" w:afterAutospacing="1" w:line="240" w:lineRule="auto"/>
+      </w:pPr>
+      <w:proofErr w:type="spellStart"/>
+      <w:r>
+        <w:rPr>
+          <w:rFonts w:ascii="Nirmala UI" w:hAnsi="Nirmala UI" w:cs="Nirmala UI"/>
+        </w:rPr>
+        <w:t>আগে</w:t>
+      </w:r>
+      <w:proofErr w:type="spellEnd"/>
+      <w:r>
+        <w:t xml:space="preserve"> Striping </w:t>
+      </w:r>
+      <w:proofErr w:type="spellStart"/>
+      <w:r>
+        <w:rPr>
+          <w:rFonts w:ascii="Nirmala UI" w:hAnsi="Nirmala UI" w:cs="Nirmala UI"/>
+        </w:rPr>
+        <w:t>করা</w:t>
+      </w:r>
+      <w:proofErr w:type="spellEnd"/>
+      <w:r>
+        <w:t xml:space="preserve"> </w:t>
+      </w:r>
+      <w:proofErr w:type="spellStart"/>
+      <w:r>
+        <w:rPr>
+          <w:rFonts w:ascii="Nirmala UI" w:hAnsi="Nirmala UI" w:cs="Nirmala UI"/>
+        </w:rPr>
+        <w:t>হয়</w:t>
+      </w:r>
+      <w:proofErr w:type="spellEnd"/>
+      <w:r>
+        <w:rPr>
+          <w:rFonts w:ascii="Nirmala UI" w:hAnsi="Nirmala UI" w:cs="Nirmala UI"/>
+        </w:rPr>
+        <w:t>।</w:t>
+      </w:r>
+      <w:r>
+        <w:t xml:space="preserve"> </w:t>
+      </w:r>
+    </w:p>
+    <w:p>
+      <w:pPr>
+        <w:numPr>
+          <w:ilvl w:val="0"/>
+          <w:numId w:val="25"/>
+        </w:numPr>
+        <w:spacing w:before="100" w:beforeAutospacing="1" w:after="100" w:afterAutospacing="1" w:line="240" w:lineRule="auto"/>
+      </w:pPr>
+      <w:proofErr w:type="spellStart"/>
+      <w:r>
+        <w:rPr>
+          <w:rFonts w:ascii="Nirmala UI" w:hAnsi="Nirmala UI" w:cs="Nirmala UI"/>
+        </w:rPr>
+        <w:t>পরে</w:t>
+      </w:r>
+      <w:proofErr w:type="spellEnd"/>
+      <w:r>
+        <w:t xml:space="preserve"> </w:t>
+      </w:r>
+      <w:proofErr w:type="spellStart"/>
+      <w:r>
+        <w:rPr>
+          <w:rFonts w:ascii="Nirmala UI" w:hAnsi="Nirmala UI" w:cs="Nirmala UI"/>
+        </w:rPr>
+        <w:t>পুরো</w:t>
+      </w:r>
+      <w:proofErr w:type="spellEnd"/>
+      <w:r>
+        <w:t xml:space="preserve"> Stripe Set Mirror </w:t>
+      </w:r>
+      <w:proofErr w:type="spellStart"/>
+      <w:r>
+        <w:rPr>
+          <w:rFonts w:ascii="Nirmala UI" w:hAnsi="Nirmala UI" w:cs="Nirmala UI"/>
+        </w:rPr>
+        <w:t>করা</w:t>
+      </w:r>
+      <w:proofErr w:type="spellEnd"/>
+      <w:r>
+        <w:t xml:space="preserve"> </w:t>
+      </w:r>
+      <w:proofErr w:type="spellStart"/>
+      <w:r>
+        <w:rPr>
+          <w:rFonts w:ascii="Nirmala UI" w:hAnsi="Nirmala UI" w:cs="Nirmala UI"/>
+        </w:rPr>
+        <w:t>হয়</w:t>
+      </w:r>
+      <w:proofErr w:type="spellEnd"/>
+      <w:r>
+        <w:rPr>
+          <w:rFonts w:ascii="Nirmala UI" w:hAnsi="Nirmala UI" w:cs="Nirmala UI"/>
+        </w:rPr>
+        <w:t>।</w:t>
+      </w:r>
+      <w:r>
+        <w:t xml:space="preserve"> </w:t>
+      </w:r>
+    </w:p>
+    <w:p>
+      <w:pPr>
+        <w:numPr>
+          <w:ilvl w:val="0"/>
+          <w:numId w:val="25"/>
+        </w:numPr>
+        <w:spacing w:before="100" w:beforeAutospacing="1" w:after="100" w:afterAutospacing="1" w:line="240" w:lineRule="auto"/>
+      </w:pPr>
+      <w:r>
+        <w:t xml:space="preserve">Usable Storage RAID-10 </w:t>
+      </w:r>
+      <w:proofErr w:type="spellStart"/>
+      <w:r>
+        <w:rPr>
+          <w:rFonts w:ascii="Nirmala UI" w:hAnsi="Nirmala UI" w:cs="Nirmala UI"/>
+        </w:rPr>
+        <w:t>এর</w:t>
+      </w:r>
+      <w:proofErr w:type="spellEnd"/>
+      <w:r>
+        <w:t xml:space="preserve"> </w:t>
+      </w:r>
+      <w:proofErr w:type="spellStart"/>
+      <w:r>
+        <w:rPr>
+          <w:rFonts w:ascii="Nirmala UI" w:hAnsi="Nirmala UI" w:cs="Nirmala UI"/>
+        </w:rPr>
+        <w:t>মতোই</w:t>
+      </w:r>
+      <w:proofErr w:type="spellEnd"/>
+      <w:r>
+        <w:rPr>
+          <w:rFonts w:ascii="Nirmala UI" w:hAnsi="Nirmala UI" w:cs="Nirmala UI"/>
+        </w:rPr>
+        <w:t>।</w:t>
+      </w:r>
+      <w:r>
+        <w:t xml:space="preserve"> </w:t>
+      </w:r>
+    </w:p>
+    <w:p>
+      <w:pPr>
+        <w:numPr>
+          <w:ilvl w:val="0"/>
+          <w:numId w:val="25"/>
+        </w:numPr>
+        <w:spacing w:before="100" w:beforeAutospacing="1" w:after="100" w:afterAutospacing="1" w:line="240" w:lineRule="auto"/>
+      </w:pPr>
+      <w:r>
+        <w:t xml:space="preserve">Minimum 4 Disk </w:t>
+      </w:r>
+      <w:proofErr w:type="spellStart"/>
+      <w:r>
+        <w:rPr>
+          <w:rFonts w:ascii="Nirmala UI" w:hAnsi="Nirmala UI" w:cs="Nirmala UI"/>
+        </w:rPr>
+        <w:t>লাগে</w:t>
+      </w:r>
+      <w:proofErr w:type="spellEnd"/>
+      <w:r>
+        <w:rPr>
+          <w:rFonts w:ascii="Nirmala UI" w:hAnsi="Nirmala UI" w:cs="Nirmala UI"/>
+        </w:rPr>
+        <w:t>।</w:t>
+      </w:r>
+      <w:r>
+        <w:t xml:space="preserve"> </w:t>
+      </w:r>
+    </w:p>
+    <w:p>
+      <w:pPr>
+        <w:pStyle w:val="Heading1"/>
+        <w:rPr>
+          <w:b/>
+          <w:color w:val="FF0000"/>
+        </w:rPr>
+      </w:pPr>
+      <w:r>
+        <w:rPr>
+          <w:b/>
+          <w:color w:val="FF0000"/>
+        </w:rPr>
+        <w:t>Exam Ready Answer (English)</w:t>
+      </w:r>
+    </w:p>
+    <w:p>
+      <w:pPr>
+        <w:pStyle w:val="Heading3"/>
+        <w:rPr>
+          <w:color w:val="FF0000"/>
+        </w:rPr>
+      </w:pPr>
+      <w:r>
+        <w:rPr>
+          <w:color w:val="FF0000"/>
+        </w:rPr>
+        <w:t>RAID-01 (RAID-0+1)</w:t>
+      </w:r>
+    </w:p>
+    <w:p>
+      <w:pPr>
+        <w:pStyle w:val="NormalWeb"/>
+      </w:pPr>
+      <w:r>
+        <w:rPr>
+          <w:rStyle w:val="Strong"/>
+        </w:rPr>
+        <w:t>Definition:</w:t>
+      </w:r>
+    </w:p>
+    <w:p>
+      <w:pPr>
+        <w:pStyle w:val="NormalWeb"/>
+      </w:pPr>
+      <w:r>
+        <w:t>RAID-01 is a nested RAID configuration that combines RAID-0 and RAID-1. It first creates a striped set and then mirrors the entire striped set.</w:t>
+      </w:r>
+    </w:p>
+    <w:p>
+      <w:pPr>
+        <w:pStyle w:val="NormalWeb"/>
+      </w:pPr>
+      <w:r>
+        <w:rPr>
+          <w:rStyle w:val="Strong"/>
+        </w:rPr>
+        <w:t>Key Features</w:t>
+      </w:r>
+    </w:p>
+    <w:p>
+      <w:pPr>
+        <w:numPr>
+          <w:ilvl w:val="0"/>
+          <w:numId w:val="26"/>
+        </w:numPr>
+        <w:spacing w:before="100" w:beforeAutospacing="1" w:after="100" w:afterAutospacing="1" w:line="240" w:lineRule="auto"/>
+      </w:pPr>
+      <w:r>
+        <w:t xml:space="preserve">Combines RAID-0 and RAID-1. </w:t>
+      </w:r>
+    </w:p>
+    <w:p>
+      <w:pPr>
+        <w:numPr>
+          <w:ilvl w:val="0"/>
+          <w:numId w:val="26"/>
+        </w:numPr>
+        <w:spacing w:before="100" w:beforeAutospacing="1" w:after="100" w:afterAutospacing="1" w:line="240" w:lineRule="auto"/>
+      </w:pPr>
+      <w:r>
+        <w:t xml:space="preserve">Also called RAID-0+1. </w:t>
+      </w:r>
+    </w:p>
+    <w:p>
+      <w:pPr>
+        <w:numPr>
+          <w:ilvl w:val="0"/>
+          <w:numId w:val="26"/>
+        </w:numPr>
+        <w:spacing w:before="100" w:beforeAutospacing="1" w:after="100" w:afterAutospacing="1" w:line="240" w:lineRule="auto"/>
+      </w:pPr>
+      <w:r>
+        <w:t xml:space="preserve">Performs striping first and mirroring later. </w:t>
+      </w:r>
+    </w:p>
+    <w:p>
+      <w:pPr>
+        <w:numPr>
+          <w:ilvl w:val="0"/>
+          <w:numId w:val="26"/>
+        </w:numPr>
+        <w:spacing w:before="100" w:beforeAutospacing="1" w:after="100" w:afterAutospacing="1" w:line="240" w:lineRule="auto"/>
+      </w:pPr>
+      <w:r>
+        <w:t xml:space="preserve">Provides improved performance and data protection. </w:t>
+      </w:r>
+    </w:p>
+    <w:p>
+      <w:pPr>
+        <w:numPr>
+          <w:ilvl w:val="0"/>
+          <w:numId w:val="26"/>
+        </w:numPr>
+        <w:spacing w:before="100" w:beforeAutospacing="1" w:after="100" w:afterAutospacing="1" w:line="240" w:lineRule="auto"/>
+      </w:pPr>
+      <w:r>
+        <w:t xml:space="preserve">Requires at least 4 disks. </w:t>
+      </w:r>
+    </w:p>
+    <w:p>
+      <w:pPr>
+        <w:numPr>
+          <w:ilvl w:val="0"/>
+          <w:numId w:val="26"/>
+        </w:numPr>
+        <w:spacing w:before="100" w:beforeAutospacing="1" w:after="100" w:afterAutospacing="1" w:line="240" w:lineRule="auto"/>
+      </w:pPr>
+      <w:r>
+        <w:t xml:space="preserve">Usable storage is 50% of the total capacity. </w:t>
+      </w:r>
+    </w:p>
+    <w:p>
+      <w:pPr>
+        <w:pStyle w:val="Heading1"/>
+        <w:rPr>
+          <w:b/>
+          <w:color w:val="FF0000"/>
+        </w:rPr>
+      </w:pPr>
+      <w:r>
+        <w:rPr>
+          <w:b/>
+          <w:color w:val="FF0000"/>
+        </w:rPr>
+        <w:t>RAID-03 (RAID-0+3)</w:t>
+      </w:r>
+    </w:p>
+    <w:p>
+      <w:pPr>
+        <w:pStyle w:val="Heading2"/>
+      </w:pPr>
+      <w:proofErr w:type="spellStart"/>
+      <w:r>
+        <w:rPr>
+          <w:rFonts w:ascii="Nirmala UI" w:hAnsi="Nirmala UI" w:cs="Nirmala UI"/>
+        </w:rPr>
+        <w:t>সহজ</w:t>
+      </w:r>
+      <w:proofErr w:type="spellEnd"/>
+      <w:r>
+        <w:t xml:space="preserve"> </w:t>
+      </w:r>
+      <w:proofErr w:type="spellStart"/>
+      <w:r>
+        <w:rPr>
+          <w:rFonts w:ascii="Nirmala UI" w:hAnsi="Nirmala UI" w:cs="Nirmala UI"/>
+        </w:rPr>
+        <w:t>করে</w:t>
+      </w:r>
+      <w:proofErr w:type="spellEnd"/>
+      <w:r>
+        <w:t xml:space="preserve"> </w:t>
+      </w:r>
+      <w:proofErr w:type="spellStart"/>
+      <w:r>
+        <w:rPr>
+          <w:rFonts w:ascii="Nirmala UI" w:hAnsi="Nirmala UI" w:cs="Nirmala UI"/>
+        </w:rPr>
+        <w:t>বুঝি</w:t>
+      </w:r>
+      <w:proofErr w:type="spellEnd"/>
+    </w:p>
+    <w:p>
+      <w:pPr>
+        <w:pStyle w:val="NormalWeb"/>
+      </w:pPr>
+      <w:r>
+        <w:t>RAID-03 = RAID-0 + RAID-3</w:t>
+      </w:r>
+    </w:p>
+    <w:p>
+      <w:pPr>
+        <w:pStyle w:val="NormalWeb"/>
+      </w:pPr>
+      <w:proofErr w:type="spellStart"/>
+      <w:r>
+        <w:rPr>
+          <w:rFonts w:ascii="Nirmala UI" w:hAnsi="Nirmala UI" w:cs="Nirmala UI"/>
+        </w:rPr>
+        <w:t>এখানে</w:t>
+      </w:r>
+      <w:proofErr w:type="spellEnd"/>
+    </w:p>
+    <w:p>
+      <w:pPr>
+        <w:pStyle w:val="NormalWeb"/>
+      </w:pPr>
+      <w:r>
+        <w:t xml:space="preserve">RAID-0 </w:t>
+      </w:r>
+      <w:proofErr w:type="spellStart"/>
+      <w:r>
+        <w:rPr>
+          <w:rFonts w:ascii="Nirmala UI" w:hAnsi="Nirmala UI" w:cs="Nirmala UI"/>
+        </w:rPr>
+        <w:t>এর</w:t>
+      </w:r>
+      <w:proofErr w:type="spellEnd"/>
+      <w:r>
+        <w:t xml:space="preserve"> </w:t>
+      </w:r>
+      <w:proofErr w:type="spellStart"/>
+      <w:r>
+        <w:rPr>
+          <w:rFonts w:ascii="Nirmala UI" w:hAnsi="Nirmala UI" w:cs="Nirmala UI"/>
+        </w:rPr>
+        <w:t>মতো</w:t>
+      </w:r>
+      <w:proofErr w:type="spellEnd"/>
+      <w:r>
+        <w:t xml:space="preserve"> Striping </w:t>
+      </w:r>
+      <w:proofErr w:type="spellStart"/>
+      <w:r>
+        <w:rPr>
+          <w:rFonts w:ascii="Nirmala UI" w:hAnsi="Nirmala UI" w:cs="Nirmala UI"/>
+        </w:rPr>
+        <w:t>করা</w:t>
+      </w:r>
+      <w:proofErr w:type="spellEnd"/>
+      <w:r>
+        <w:t xml:space="preserve"> </w:t>
+      </w:r>
+      <w:proofErr w:type="spellStart"/>
+      <w:r>
+        <w:rPr>
+          <w:rFonts w:ascii="Nirmala UI" w:hAnsi="Nirmala UI" w:cs="Nirmala UI"/>
+        </w:rPr>
+        <w:t>হয়</w:t>
+      </w:r>
+      <w:proofErr w:type="spellEnd"/>
+      <w:r>
+        <w:rPr>
+          <w:rFonts w:ascii="Nirmala UI" w:hAnsi="Nirmala UI" w:cs="Nirmala UI"/>
+        </w:rPr>
+        <w:t>।</w:t>
+      </w:r>
+    </w:p>
+    <w:p>
+      <w:pPr>
+        <w:pStyle w:val="NormalWeb"/>
+      </w:pPr>
+      <w:proofErr w:type="spellStart"/>
+      <w:r>
+        <w:rPr>
+          <w:rFonts w:ascii="Nirmala UI" w:hAnsi="Nirmala UI" w:cs="Nirmala UI"/>
+        </w:rPr>
+        <w:t>তারপর</w:t>
+      </w:r>
+      <w:proofErr w:type="spellEnd"/>
+      <w:r>
+        <w:t xml:space="preserve"> RAID-3 </w:t>
+      </w:r>
+      <w:proofErr w:type="spellStart"/>
+      <w:r>
+        <w:rPr>
+          <w:rFonts w:ascii="Nirmala UI" w:hAnsi="Nirmala UI" w:cs="Nirmala UI"/>
+        </w:rPr>
+        <w:t>এর</w:t>
+      </w:r>
+      <w:proofErr w:type="spellEnd"/>
+      <w:r>
+        <w:t xml:space="preserve"> </w:t>
+      </w:r>
+      <w:proofErr w:type="spellStart"/>
+      <w:r>
+        <w:rPr>
+          <w:rFonts w:ascii="Nirmala UI" w:hAnsi="Nirmala UI" w:cs="Nirmala UI"/>
+        </w:rPr>
+        <w:t>মতো</w:t>
+      </w:r>
+      <w:proofErr w:type="spellEnd"/>
+      <w:r>
+        <w:t xml:space="preserve"> Dedicated Parity </w:t>
+      </w:r>
+      <w:proofErr w:type="spellStart"/>
+      <w:r>
+        <w:rPr>
+          <w:rFonts w:ascii="Nirmala UI" w:hAnsi="Nirmala UI" w:cs="Nirmala UI"/>
+        </w:rPr>
+        <w:t>ব্যবহার</w:t>
+      </w:r>
+      <w:proofErr w:type="spellEnd"/>
+      <w:r>
+        <w:t xml:space="preserve"> </w:t>
+      </w:r>
+      <w:proofErr w:type="spellStart"/>
+      <w:r>
+        <w:rPr>
+          <w:rFonts w:ascii="Nirmala UI" w:hAnsi="Nirmala UI" w:cs="Nirmala UI"/>
+        </w:rPr>
+        <w:t>করা</w:t>
+      </w:r>
+      <w:proofErr w:type="spellEnd"/>
+      <w:r>
+        <w:t xml:space="preserve"> </w:t>
+      </w:r>
+      <w:proofErr w:type="spellStart"/>
+      <w:r>
+        <w:rPr>
+          <w:rFonts w:ascii="Nirmala UI" w:hAnsi="Nirmala UI" w:cs="Nirmala UI"/>
+        </w:rPr>
+        <w:t>হয়</w:t>
+      </w:r>
+      <w:proofErr w:type="spellEnd"/>
+      <w:r>
+        <w:rPr>
+          <w:rFonts w:ascii="Nirmala UI" w:hAnsi="Nirmala UI" w:cs="Nirmala UI"/>
+        </w:rPr>
+        <w:t>।</w:t>
+      </w:r>
+    </w:p>
+    <w:p>
+      <w:pPr>
+        <w:pStyle w:val="NormalWeb"/>
+      </w:pPr>
+      <w:r>
+        <w:t xml:space="preserve">Mirror </w:t>
+      </w:r>
+      <w:proofErr w:type="spellStart"/>
+      <w:r>
+        <w:rPr>
+          <w:rFonts w:ascii="Nirmala UI" w:hAnsi="Nirmala UI" w:cs="Nirmala UI"/>
+        </w:rPr>
+        <w:t>ব্যবহার</w:t>
+      </w:r>
+      <w:proofErr w:type="spellEnd"/>
+      <w:r>
+        <w:t xml:space="preserve"> </w:t>
+      </w:r>
+      <w:proofErr w:type="spellStart"/>
+      <w:r>
+        <w:rPr>
+          <w:rFonts w:ascii="Nirmala UI" w:hAnsi="Nirmala UI" w:cs="Nirmala UI"/>
+        </w:rPr>
+        <w:t>করা</w:t>
+      </w:r>
+      <w:proofErr w:type="spellEnd"/>
+      <w:r>
+        <w:t xml:space="preserve"> </w:t>
+      </w:r>
+      <w:proofErr w:type="spellStart"/>
+      <w:r>
+        <w:rPr>
+          <w:rFonts w:ascii="Nirmala UI" w:hAnsi="Nirmala UI" w:cs="Nirmala UI"/>
+        </w:rPr>
+        <w:t>হয়</w:t>
+      </w:r>
+      <w:proofErr w:type="spellEnd"/>
+      <w:r>
+        <w:t xml:space="preserve"> </w:t>
+      </w:r>
+      <w:proofErr w:type="spellStart"/>
+      <w:r>
+        <w:rPr>
+          <w:rFonts w:ascii="Nirmala UI" w:hAnsi="Nirmala UI" w:cs="Nirmala UI"/>
+        </w:rPr>
+        <w:t>না</w:t>
+      </w:r>
+      <w:proofErr w:type="spellEnd"/>
+      <w:r>
+        <w:rPr>
+          <w:rFonts w:ascii="Nirmala UI" w:hAnsi="Nirmala UI" w:cs="Nirmala UI"/>
+        </w:rPr>
+        <w:t>।</w:t>
+      </w:r>
+    </w:p>
+    <w:p>
+      <w:pPr>
+        <w:pStyle w:val="Heading2"/>
+      </w:pPr>
+      <w:proofErr w:type="spellStart"/>
+      <w:r>
+        <w:rPr>
+          <w:rFonts w:ascii="Nirmala UI" w:hAnsi="Nirmala UI" w:cs="Nirmala UI"/>
+        </w:rPr>
+        <w:lastRenderedPageBreak/>
+        <w:t>বৈশিষ্ট্য</w:t>
+      </w:r>
+      <w:proofErr w:type="spellEnd"/>
+      <w:r>
+        <w:t xml:space="preserve"> (</w:t>
+      </w:r>
+      <w:proofErr w:type="spellStart"/>
+      <w:r>
+        <w:rPr>
+          <w:rFonts w:ascii="Nirmala UI" w:hAnsi="Nirmala UI" w:cs="Nirmala UI"/>
+        </w:rPr>
+        <w:t>বাংলায়</w:t>
+      </w:r>
+      <w:proofErr w:type="spellEnd"/>
+      <w:r>
+        <w:t>)</w:t>
+      </w:r>
+    </w:p>
+    <w:p>
+      <w:pPr>
+        <w:numPr>
+          <w:ilvl w:val="0"/>
+          <w:numId w:val="27"/>
+        </w:numPr>
+        <w:spacing w:before="100" w:beforeAutospacing="1" w:after="100" w:afterAutospacing="1" w:line="240" w:lineRule="auto"/>
+      </w:pPr>
+      <w:r>
+        <w:t xml:space="preserve">RAID-0 </w:t>
+      </w:r>
+      <w:proofErr w:type="spellStart"/>
+      <w:r>
+        <w:rPr>
+          <w:rFonts w:ascii="Nirmala UI" w:hAnsi="Nirmala UI" w:cs="Nirmala UI"/>
+        </w:rPr>
+        <w:t>এবং</w:t>
+      </w:r>
+      <w:proofErr w:type="spellEnd"/>
+      <w:r>
+        <w:t xml:space="preserve"> RAID-3 </w:t>
+      </w:r>
+      <w:proofErr w:type="spellStart"/>
+      <w:r>
+        <w:rPr>
+          <w:rFonts w:ascii="Nirmala UI" w:hAnsi="Nirmala UI" w:cs="Nirmala UI"/>
+        </w:rPr>
+        <w:t>এর</w:t>
+      </w:r>
+      <w:proofErr w:type="spellEnd"/>
+      <w:r>
+        <w:t xml:space="preserve"> Combination</w:t>
+      </w:r>
+      <w:r>
+        <w:rPr>
+          <w:rFonts w:ascii="Nirmala UI" w:hAnsi="Nirmala UI" w:cs="Nirmala UI"/>
+        </w:rPr>
+        <w:t>।</w:t>
+      </w:r>
+      <w:r>
+        <w:t xml:space="preserve"> </w:t>
+      </w:r>
+    </w:p>
+    <w:p>
+      <w:pPr>
+        <w:numPr>
+          <w:ilvl w:val="0"/>
+          <w:numId w:val="27"/>
+        </w:numPr>
+        <w:spacing w:before="100" w:beforeAutospacing="1" w:after="100" w:afterAutospacing="1" w:line="240" w:lineRule="auto"/>
+      </w:pPr>
+      <w:r>
+        <w:t xml:space="preserve">Striping </w:t>
+      </w:r>
+      <w:proofErr w:type="spellStart"/>
+      <w:r>
+        <w:rPr>
+          <w:rFonts w:ascii="Nirmala UI" w:hAnsi="Nirmala UI" w:cs="Nirmala UI"/>
+        </w:rPr>
+        <w:t>ব্যবহার</w:t>
+      </w:r>
+      <w:proofErr w:type="spellEnd"/>
+      <w:r>
+        <w:t xml:space="preserve"> </w:t>
+      </w:r>
+      <w:proofErr w:type="spellStart"/>
+      <w:r>
+        <w:rPr>
+          <w:rFonts w:ascii="Nirmala UI" w:hAnsi="Nirmala UI" w:cs="Nirmala UI"/>
+        </w:rPr>
+        <w:t>করে</w:t>
+      </w:r>
+      <w:proofErr w:type="spellEnd"/>
+      <w:r>
+        <w:t xml:space="preserve"> Speed </w:t>
+      </w:r>
+      <w:proofErr w:type="spellStart"/>
+      <w:r>
+        <w:rPr>
+          <w:rFonts w:ascii="Nirmala UI" w:hAnsi="Nirmala UI" w:cs="Nirmala UI"/>
+        </w:rPr>
+        <w:t>বাড়ায়</w:t>
+      </w:r>
+      <w:proofErr w:type="spellEnd"/>
+      <w:r>
+        <w:rPr>
+          <w:rFonts w:ascii="Nirmala UI" w:hAnsi="Nirmala UI" w:cs="Nirmala UI"/>
+        </w:rPr>
+        <w:t>।</w:t>
+      </w:r>
+      <w:r>
+        <w:t xml:space="preserve"> </w:t>
+      </w:r>
+    </w:p>
+    <w:p>
+      <w:pPr>
+        <w:numPr>
+          <w:ilvl w:val="0"/>
+          <w:numId w:val="27"/>
+        </w:numPr>
+        <w:spacing w:before="100" w:beforeAutospacing="1" w:after="100" w:afterAutospacing="1" w:line="240" w:lineRule="auto"/>
+      </w:pPr>
+      <w:r>
+        <w:t xml:space="preserve">Dedicated Parity </w:t>
+      </w:r>
+      <w:proofErr w:type="spellStart"/>
+      <w:r>
+        <w:rPr>
+          <w:rFonts w:ascii="Nirmala UI" w:hAnsi="Nirmala UI" w:cs="Nirmala UI"/>
+        </w:rPr>
+        <w:t>ব্যবহার</w:t>
+      </w:r>
+      <w:proofErr w:type="spellEnd"/>
+      <w:r>
+        <w:t xml:space="preserve"> </w:t>
+      </w:r>
+      <w:proofErr w:type="spellStart"/>
+      <w:r>
+        <w:rPr>
+          <w:rFonts w:ascii="Nirmala UI" w:hAnsi="Nirmala UI" w:cs="Nirmala UI"/>
+        </w:rPr>
+        <w:t>করে</w:t>
+      </w:r>
+      <w:proofErr w:type="spellEnd"/>
+      <w:r>
+        <w:t xml:space="preserve"> Data Protection </w:t>
+      </w:r>
+      <w:proofErr w:type="spellStart"/>
+      <w:r>
+        <w:rPr>
+          <w:rFonts w:ascii="Nirmala UI" w:hAnsi="Nirmala UI" w:cs="Nirmala UI"/>
+        </w:rPr>
+        <w:t>দেয়</w:t>
+      </w:r>
+      <w:proofErr w:type="spellEnd"/>
+      <w:r>
+        <w:rPr>
+          <w:rFonts w:ascii="Nirmala UI" w:hAnsi="Nirmala UI" w:cs="Nirmala UI"/>
+        </w:rPr>
+        <w:t>।</w:t>
+      </w:r>
+      <w:r>
+        <w:t xml:space="preserve"> </w:t>
+      </w:r>
+    </w:p>
+    <w:p>
+      <w:pPr>
+        <w:numPr>
+          <w:ilvl w:val="0"/>
+          <w:numId w:val="27"/>
+        </w:numPr>
+        <w:spacing w:before="100" w:beforeAutospacing="1" w:after="100" w:afterAutospacing="1" w:line="240" w:lineRule="auto"/>
+      </w:pPr>
+      <w:r>
+        <w:t xml:space="preserve">RAID-3 </w:t>
+      </w:r>
+      <w:proofErr w:type="spellStart"/>
+      <w:r>
+        <w:rPr>
+          <w:rFonts w:ascii="Nirmala UI" w:hAnsi="Nirmala UI" w:cs="Nirmala UI"/>
+        </w:rPr>
+        <w:t>এর</w:t>
+      </w:r>
+      <w:proofErr w:type="spellEnd"/>
+      <w:r>
+        <w:t xml:space="preserve"> </w:t>
+      </w:r>
+      <w:proofErr w:type="spellStart"/>
+      <w:r>
+        <w:rPr>
+          <w:rFonts w:ascii="Nirmala UI" w:hAnsi="Nirmala UI" w:cs="Nirmala UI"/>
+        </w:rPr>
+        <w:t>চেয়ে</w:t>
+      </w:r>
+      <w:proofErr w:type="spellEnd"/>
+      <w:r>
+        <w:t xml:space="preserve"> Performance </w:t>
+      </w:r>
+      <w:proofErr w:type="spellStart"/>
+      <w:r>
+        <w:rPr>
+          <w:rFonts w:ascii="Nirmala UI" w:hAnsi="Nirmala UI" w:cs="Nirmala UI"/>
+        </w:rPr>
+        <w:t>বেশি</w:t>
+      </w:r>
+      <w:proofErr w:type="spellEnd"/>
+      <w:r>
+        <w:rPr>
+          <w:rFonts w:ascii="Nirmala UI" w:hAnsi="Nirmala UI" w:cs="Nirmala UI"/>
+        </w:rPr>
+        <w:t>।</w:t>
+      </w:r>
+      <w:r>
+        <w:t xml:space="preserve"> </w:t>
+      </w:r>
+    </w:p>
+    <w:p>
+      <w:pPr>
+        <w:numPr>
+          <w:ilvl w:val="0"/>
+          <w:numId w:val="27"/>
+        </w:numPr>
+        <w:spacing w:before="100" w:beforeAutospacing="1" w:after="100" w:afterAutospacing="1" w:line="240" w:lineRule="auto"/>
+      </w:pPr>
+      <w:r>
+        <w:t>Cost-</w:t>
+      </w:r>
+      <w:r>
+        <w:rPr>
+          <w:rFonts w:ascii="Nirmala UI" w:hAnsi="Nirmala UI" w:cs="Nirmala UI"/>
+        </w:rPr>
+        <w:t>ও</w:t>
+      </w:r>
+      <w:r>
+        <w:t xml:space="preserve"> </w:t>
+      </w:r>
+      <w:proofErr w:type="spellStart"/>
+      <w:r>
+        <w:rPr>
+          <w:rFonts w:ascii="Nirmala UI" w:hAnsi="Nirmala UI" w:cs="Nirmala UI"/>
+        </w:rPr>
+        <w:t>বেশি</w:t>
+      </w:r>
+      <w:proofErr w:type="spellEnd"/>
+      <w:r>
+        <w:rPr>
+          <w:rFonts w:ascii="Nirmala UI" w:hAnsi="Nirmala UI" w:cs="Nirmala UI"/>
+        </w:rPr>
+        <w:t>।</w:t>
+      </w:r>
+      <w:r>
+        <w:t xml:space="preserve"> </w:t>
+      </w:r>
+    </w:p>
+    <w:p>
+      <w:pPr>
+        <w:pStyle w:val="Heading1"/>
+        <w:rPr>
+          <w:b/>
+          <w:color w:val="FF0000"/>
+        </w:rPr>
+      </w:pPr>
+      <w:r>
+        <w:rPr>
+          <w:b/>
+          <w:color w:val="FF0000"/>
+        </w:rPr>
+        <w:t>Exam Ready Answer (English)</w:t>
+      </w:r>
+    </w:p>
+    <w:p>
+      <w:pPr>
+        <w:pStyle w:val="Heading3"/>
+        <w:rPr>
+          <w:color w:val="FF0000"/>
+        </w:rPr>
+      </w:pPr>
+      <w:r>
+        <w:rPr>
+          <w:color w:val="FF0000"/>
+        </w:rPr>
+        <w:t>RAID-03 (RAID-0+3)</w:t>
+      </w:r>
+    </w:p>
+    <w:p>
+      <w:pPr>
+        <w:pStyle w:val="NormalWeb"/>
+      </w:pPr>
+      <w:r>
+        <w:rPr>
+          <w:rStyle w:val="Strong"/>
+        </w:rPr>
+        <w:t>Definition:</w:t>
+      </w:r>
+    </w:p>
+    <w:p>
+      <w:pPr>
+        <w:pStyle w:val="NormalWeb"/>
+      </w:pPr>
+      <w:r>
+        <w:t>RAID-03 is a nested RAID level that combines RAID-0 and RAID-3. It uses striping for high performance and dedicated parity for data protection.</w:t>
+      </w:r>
+    </w:p>
+    <w:p>
+      <w:pPr>
+        <w:pStyle w:val="NormalWeb"/>
+      </w:pPr>
+      <w:r>
+        <w:rPr>
+          <w:rStyle w:val="Strong"/>
+        </w:rPr>
+        <w:t>Key Features</w:t>
+      </w:r>
+    </w:p>
+    <w:p>
+      <w:pPr>
+        <w:numPr>
+          <w:ilvl w:val="0"/>
+          <w:numId w:val="28"/>
+        </w:numPr>
+        <w:spacing w:before="100" w:beforeAutospacing="1" w:after="100" w:afterAutospacing="1" w:line="240" w:lineRule="auto"/>
+      </w:pPr>
+      <w:r>
+        <w:t xml:space="preserve">Also called RAID-53. </w:t>
+      </w:r>
+    </w:p>
+    <w:p>
+      <w:pPr>
+        <w:numPr>
+          <w:ilvl w:val="0"/>
+          <w:numId w:val="28"/>
+        </w:numPr>
+        <w:spacing w:before="100" w:beforeAutospacing="1" w:after="100" w:afterAutospacing="1" w:line="240" w:lineRule="auto"/>
+      </w:pPr>
+      <w:r>
+        <w:t xml:space="preserve">Combines RAID-0 and RAID-3. </w:t>
+      </w:r>
+    </w:p>
+    <w:p>
+      <w:pPr>
+        <w:numPr>
+          <w:ilvl w:val="0"/>
+          <w:numId w:val="28"/>
+        </w:numPr>
+        <w:spacing w:before="100" w:beforeAutospacing="1" w:after="100" w:afterAutospacing="1" w:line="240" w:lineRule="auto"/>
+      </w:pPr>
+      <w:r>
+        <w:t xml:space="preserve">Uses striping with dedicated parity. </w:t>
+      </w:r>
+    </w:p>
+    <w:p>
+      <w:pPr>
+        <w:numPr>
+          <w:ilvl w:val="0"/>
+          <w:numId w:val="28"/>
+        </w:numPr>
+        <w:spacing w:before="100" w:beforeAutospacing="1" w:after="100" w:afterAutospacing="1" w:line="240" w:lineRule="auto"/>
+      </w:pPr>
+      <w:r>
+        <w:t xml:space="preserve">Provides better performance than RAID-3. </w:t>
+      </w:r>
+    </w:p>
+    <w:p>
+      <w:pPr>
+        <w:numPr>
+          <w:ilvl w:val="0"/>
+          <w:numId w:val="28"/>
+        </w:numPr>
+        <w:spacing w:before="100" w:beforeAutospacing="1" w:after="100" w:afterAutospacing="1" w:line="240" w:lineRule="auto"/>
+      </w:pPr>
+      <w:r>
+        <w:t xml:space="preserve">More expensive than RAID-3. </w:t>
+      </w:r>
+    </w:p>
+    <w:p>
+      <w:pPr>
+        <w:pStyle w:val="Heading1"/>
+        <w:rPr>
+          <w:b/>
+          <w:color w:val="FF0000"/>
+        </w:rPr>
+      </w:pPr>
+      <w:r>
+        <w:rPr>
+          <w:rFonts w:ascii="Segoe UI Symbol" w:hAnsi="Segoe UI Symbol" w:cs="Segoe UI Symbol"/>
+          <w:b/>
+          <w:color w:val="FF0000"/>
+        </w:rPr>
+        <w:t>⭐</w:t>
+      </w:r>
+      <w:r>
+        <w:rPr>
+          <w:b/>
+          <w:color w:val="FF0000"/>
+        </w:rPr>
+        <w:t xml:space="preserve"> Exam Trick (</w:t>
+      </w:r>
+      <w:r>
+        <w:rPr>
+          <w:rFonts w:ascii="Nirmala UI" w:hAnsi="Nirmala UI" w:cs="Nirmala UI"/>
+          <w:b/>
+          <w:color w:val="FF0000"/>
+        </w:rPr>
+        <w:t>১</w:t>
+      </w:r>
+      <w:r>
+        <w:rPr>
+          <w:b/>
+          <w:color w:val="FF0000"/>
+        </w:rPr>
+        <w:t xml:space="preserve"> </w:t>
+      </w:r>
+      <w:proofErr w:type="spellStart"/>
+      <w:r>
+        <w:rPr>
+          <w:rFonts w:ascii="Nirmala UI" w:hAnsi="Nirmala UI" w:cs="Nirmala UI"/>
+          <w:b/>
+          <w:color w:val="FF0000"/>
+        </w:rPr>
+        <w:t>মিনিটে</w:t>
+      </w:r>
+      <w:proofErr w:type="spellEnd"/>
+      <w:r>
+        <w:rPr>
+          <w:b/>
+          <w:color w:val="FF0000"/>
+        </w:rPr>
+        <w:t xml:space="preserve"> </w:t>
+      </w:r>
+      <w:proofErr w:type="spellStart"/>
+      <w:r>
+        <w:rPr>
+          <w:rFonts w:ascii="Nirmala UI" w:hAnsi="Nirmala UI" w:cs="Nirmala UI"/>
+          <w:b/>
+          <w:color w:val="FF0000"/>
+        </w:rPr>
+        <w:t>মনে</w:t>
+      </w:r>
+      <w:proofErr w:type="spellEnd"/>
+      <w:r>
+        <w:rPr>
+          <w:b/>
+          <w:color w:val="FF0000"/>
+        </w:rPr>
+        <w:t xml:space="preserve"> </w:t>
+      </w:r>
+      <w:proofErr w:type="spellStart"/>
+      <w:r>
+        <w:rPr>
+          <w:rFonts w:ascii="Nirmala UI" w:hAnsi="Nirmala UI" w:cs="Nirmala UI"/>
+          <w:b/>
+          <w:color w:val="FF0000"/>
+        </w:rPr>
+        <w:t>রাখার</w:t>
+      </w:r>
+      <w:proofErr w:type="spellEnd"/>
+      <w:r>
+        <w:rPr>
+          <w:b/>
+          <w:color w:val="FF0000"/>
+        </w:rPr>
+        <w:t xml:space="preserve"> </w:t>
+      </w:r>
+      <w:proofErr w:type="spellStart"/>
+      <w:r>
+        <w:rPr>
+          <w:rFonts w:ascii="Nirmala UI" w:hAnsi="Nirmala UI" w:cs="Nirmala UI"/>
+          <w:b/>
+          <w:color w:val="FF0000"/>
+        </w:rPr>
+        <w:t>উপায়</w:t>
+      </w:r>
+      <w:proofErr w:type="spellEnd"/>
+      <w:r>
+        <w:rPr>
+          <w:b/>
+          <w:color w:val="FF0000"/>
+        </w:rPr>
+        <w:t>)</w:t>
+      </w:r>
+    </w:p>
+    <w:tbl>
+      <w:tblPr>
+        <w:tblW w:w="0" w:type="auto"/>
+        <w:tblCellSpacing w:w="15" w:type="dxa"/>
+        <w:tblCellMar>
+          <w:top w:w="15" w:type="dxa"/>
+          <w:left w:w="15" w:type="dxa"/>
+          <w:bottom w:w="15" w:type="dxa"/>
+          <w:right w:w="15" w:type="dxa"/>
+        </w:tblCellMar>
+        <w:tblLook w:val="04A0" w:firstRow="1" w:lastRow="0" w:firstColumn="1" w:lastColumn="0" w:noHBand="0" w:noVBand="1"/>
+      </w:tblPr>
+      <w:tblGrid>
+        <w:gridCol w:w="1340"/>
+        <w:gridCol w:w="1815"/>
+        <w:gridCol w:w="3639"/>
+      </w:tblGrid>
+      <w:tr>
+        <w:trPr>
+          <w:tblHeader/>
+          <w:tblCellSpacing w:w="15" w:type="dxa"/>
+        </w:trPr>
+        <w:tc>
+          <w:tcPr>
+            <w:tcW w:w="0" w:type="auto"/>
+            <w:vAlign w:val="center"/>
+            <w:hideMark/>
+          </w:tcPr>
+          <w:p>
+            <w:pPr>
+              <w:jc w:val="center"/>
+              <w:rPr>
+                <w:b/>
+                <w:bCs/>
+              </w:rPr>
+            </w:pPr>
+            <w:r>
+              <w:rPr>
+                <w:b/>
+                <w:bCs/>
+              </w:rPr>
+              <w:t>RAID Level</w:t>
+            </w:r>
+          </w:p>
+        </w:tc>
+        <w:tc>
+          <w:tcPr>
+            <w:tcW w:w="0" w:type="auto"/>
+            <w:vAlign w:val="center"/>
+            <w:hideMark/>
+          </w:tcPr>
+          <w:p>
+            <w:pPr>
+              <w:jc w:val="center"/>
+              <w:rPr>
+                <w:b/>
+                <w:bCs/>
+              </w:rPr>
+            </w:pPr>
+            <w:proofErr w:type="spellStart"/>
+            <w:r>
+              <w:rPr>
+                <w:rFonts w:ascii="Nirmala UI" w:hAnsi="Nirmala UI" w:cs="Nirmala UI"/>
+                <w:b/>
+                <w:bCs/>
+              </w:rPr>
+              <w:t>সহজে</w:t>
+            </w:r>
+            <w:proofErr w:type="spellEnd"/>
+            <w:r>
+              <w:rPr>
+                <w:b/>
+                <w:bCs/>
+              </w:rPr>
+              <w:t xml:space="preserve"> </w:t>
+            </w:r>
+            <w:proofErr w:type="spellStart"/>
+            <w:r>
+              <w:rPr>
+                <w:rFonts w:ascii="Nirmala UI" w:hAnsi="Nirmala UI" w:cs="Nirmala UI"/>
+                <w:b/>
+                <w:bCs/>
+              </w:rPr>
+              <w:t>মনে</w:t>
+            </w:r>
+            <w:proofErr w:type="spellEnd"/>
+            <w:r>
+              <w:rPr>
+                <w:b/>
+                <w:bCs/>
+              </w:rPr>
+              <w:t xml:space="preserve"> </w:t>
+            </w:r>
+            <w:proofErr w:type="spellStart"/>
+            <w:r>
+              <w:rPr>
+                <w:rFonts w:ascii="Nirmala UI" w:hAnsi="Nirmala UI" w:cs="Nirmala UI"/>
+                <w:b/>
+                <w:bCs/>
+              </w:rPr>
+              <w:t>রাখো</w:t>
+            </w:r>
+            <w:proofErr w:type="spellEnd"/>
+          </w:p>
+        </w:tc>
+        <w:tc>
+          <w:tcPr>
+            <w:tcW w:w="0" w:type="auto"/>
+            <w:vAlign w:val="center"/>
+            <w:hideMark/>
+          </w:tcPr>
+          <w:p>
+            <w:pPr>
+              <w:jc w:val="center"/>
+              <w:rPr>
+                <w:b/>
+                <w:bCs/>
+              </w:rPr>
+            </w:pPr>
+            <w:proofErr w:type="spellStart"/>
+            <w:r>
+              <w:rPr>
+                <w:rFonts w:ascii="Nirmala UI" w:hAnsi="Nirmala UI" w:cs="Nirmala UI"/>
+                <w:b/>
+                <w:bCs/>
+              </w:rPr>
+              <w:t>কাজের</w:t>
+            </w:r>
+            <w:proofErr w:type="spellEnd"/>
+            <w:r>
+              <w:rPr>
+                <w:b/>
+                <w:bCs/>
+              </w:rPr>
+              <w:t xml:space="preserve"> </w:t>
+            </w:r>
+            <w:proofErr w:type="spellStart"/>
+            <w:r>
+              <w:rPr>
+                <w:rFonts w:ascii="Nirmala UI" w:hAnsi="Nirmala UI" w:cs="Nirmala UI"/>
+                <w:b/>
+                <w:bCs/>
+              </w:rPr>
+              <w:t>ক্রম</w:t>
+            </w:r>
+            <w:proofErr w:type="spellEnd"/>
+          </w:p>
+        </w:tc>
+      </w:tr>
+      <w:tr>
+        <w:trPr>
+          <w:tblCellSpacing w:w="15" w:type="dxa"/>
+        </w:trPr>
+        <w:tc>
+          <w:tcPr>
+            <w:tcW w:w="0" w:type="auto"/>
+            <w:vAlign w:val="center"/>
+            <w:hideMark/>
+          </w:tcPr>
+          <w:p>
+            <w:r>
+              <w:rPr>
+                <w:rStyle w:val="Strong"/>
+              </w:rPr>
+              <w:t>RAID-10 (1+0)</w:t>
+            </w:r>
+          </w:p>
+        </w:tc>
+        <w:tc>
+          <w:tcPr>
+            <w:tcW w:w="0" w:type="auto"/>
+            <w:vAlign w:val="center"/>
+            <w:hideMark/>
+          </w:tcPr>
+          <w:p>
+            <w:r>
+              <w:rPr>
+                <w:rStyle w:val="Strong"/>
+              </w:rPr>
+              <w:t>Mirror → Striping</w:t>
+            </w:r>
+          </w:p>
+        </w:tc>
+        <w:tc>
+          <w:tcPr>
+            <w:tcW w:w="0" w:type="auto"/>
+            <w:vAlign w:val="center"/>
+            <w:hideMark/>
+          </w:tcPr>
+          <w:p>
+            <w:proofErr w:type="spellStart"/>
+            <w:r>
+              <w:rPr>
+                <w:rFonts w:ascii="Nirmala UI" w:hAnsi="Nirmala UI" w:cs="Nirmala UI"/>
+              </w:rPr>
+              <w:t>আগে</w:t>
+            </w:r>
+            <w:proofErr w:type="spellEnd"/>
+            <w:r>
+              <w:t xml:space="preserve"> Mirror, </w:t>
+            </w:r>
+            <w:proofErr w:type="spellStart"/>
+            <w:r>
+              <w:rPr>
+                <w:rFonts w:ascii="Nirmala UI" w:hAnsi="Nirmala UI" w:cs="Nirmala UI"/>
+              </w:rPr>
+              <w:t>পরে</w:t>
+            </w:r>
+            <w:proofErr w:type="spellEnd"/>
+            <w:r>
+              <w:t xml:space="preserve"> Striping</w:t>
+            </w:r>
+          </w:p>
+        </w:tc>
+      </w:tr>
+      <w:tr>
+        <w:trPr>
+          <w:tblCellSpacing w:w="15" w:type="dxa"/>
+        </w:trPr>
+        <w:tc>
+          <w:tcPr>
+            <w:tcW w:w="0" w:type="auto"/>
+            <w:vAlign w:val="center"/>
+            <w:hideMark/>
+          </w:tcPr>
+          <w:p>
+            <w:r>
+              <w:rPr>
+                <w:rStyle w:val="Strong"/>
+              </w:rPr>
+              <w:t>RAID-01 (0+1)</w:t>
+            </w:r>
+          </w:p>
+        </w:tc>
+        <w:tc>
+          <w:tcPr>
+            <w:tcW w:w="0" w:type="auto"/>
+            <w:vAlign w:val="center"/>
+            <w:hideMark/>
+          </w:tcPr>
+          <w:p>
+            <w:r>
+              <w:rPr>
+                <w:rStyle w:val="Strong"/>
+              </w:rPr>
+              <w:t>Striping → Mirror</w:t>
+            </w:r>
+          </w:p>
+        </w:tc>
+        <w:tc>
+          <w:tcPr>
+            <w:tcW w:w="0" w:type="auto"/>
+            <w:vAlign w:val="center"/>
+            <w:hideMark/>
+          </w:tcPr>
+          <w:p>
+            <w:proofErr w:type="spellStart"/>
+            <w:r>
+              <w:rPr>
+                <w:rFonts w:ascii="Nirmala UI" w:hAnsi="Nirmala UI" w:cs="Nirmala UI"/>
+              </w:rPr>
+              <w:t>আগে</w:t>
+            </w:r>
+            <w:proofErr w:type="spellEnd"/>
+            <w:r>
+              <w:t xml:space="preserve"> Striping, </w:t>
+            </w:r>
+            <w:proofErr w:type="spellStart"/>
+            <w:r>
+              <w:rPr>
+                <w:rFonts w:ascii="Nirmala UI" w:hAnsi="Nirmala UI" w:cs="Nirmala UI"/>
+              </w:rPr>
+              <w:t>পরে</w:t>
+            </w:r>
+            <w:proofErr w:type="spellEnd"/>
+            <w:r>
+              <w:t xml:space="preserve"> Mirror</w:t>
+            </w:r>
+          </w:p>
+        </w:tc>
+      </w:tr>
+      <w:tr>
+        <w:trPr>
+          <w:tblCellSpacing w:w="15" w:type="dxa"/>
+        </w:trPr>
+        <w:tc>
+          <w:tcPr>
+            <w:tcW w:w="0" w:type="auto"/>
+            <w:vAlign w:val="center"/>
+            <w:hideMark/>
+          </w:tcPr>
+          <w:p>
+            <w:r>
+              <w:rPr>
+                <w:rStyle w:val="Strong"/>
+              </w:rPr>
+              <w:t>RAID-03 (0+3)</w:t>
+            </w:r>
+          </w:p>
+        </w:tc>
+        <w:tc>
+          <w:tcPr>
+            <w:tcW w:w="0" w:type="auto"/>
+            <w:vAlign w:val="center"/>
+            <w:hideMark/>
+          </w:tcPr>
+          <w:p>
+            <w:r>
+              <w:rPr>
+                <w:rStyle w:val="Strong"/>
+              </w:rPr>
+              <w:t>Striping + Parity</w:t>
+            </w:r>
+          </w:p>
+        </w:tc>
+        <w:tc>
+          <w:tcPr>
+            <w:tcW w:w="0" w:type="auto"/>
+            <w:vAlign w:val="center"/>
+            <w:hideMark/>
+          </w:tcPr>
+          <w:p>
+            <w:r>
+              <w:t xml:space="preserve">Striping + Dedicated Parity (Mirror </w:t>
+            </w:r>
+            <w:proofErr w:type="spellStart"/>
+            <w:r>
+              <w:rPr>
+                <w:rFonts w:ascii="Nirmala UI" w:hAnsi="Nirmala UI" w:cs="Nirmala UI"/>
+              </w:rPr>
+              <w:t>নেই</w:t>
+            </w:r>
+            <w:proofErr w:type="spellEnd"/>
+            <w:r>
+              <w:t>)</w:t>
+            </w:r>
+          </w:p>
+        </w:tc>
+      </w:tr>
+    </w:tbl>
+    <w:p>
+      <w:pPr>
+        <w:pStyle w:val="Heading2"/>
+      </w:pPr>
+      <w:proofErr w:type="spellStart"/>
+      <w:r>
+        <w:rPr>
+          <w:rFonts w:ascii="Nirmala UI" w:hAnsi="Nirmala UI" w:cs="Nirmala UI"/>
+        </w:rPr>
+        <w:t>খুব</w:t>
+      </w:r>
+      <w:proofErr w:type="spellEnd"/>
+      <w:r>
+        <w:t xml:space="preserve"> </w:t>
+      </w:r>
+      <w:proofErr w:type="spellStart"/>
+      <w:r>
+        <w:rPr>
+          <w:rFonts w:ascii="Nirmala UI" w:hAnsi="Nirmala UI" w:cs="Nirmala UI"/>
+        </w:rPr>
+        <w:t>গুরুত্বপূর্ণ</w:t>
+      </w:r>
+      <w:proofErr w:type="spellEnd"/>
+      <w:r>
+        <w:t xml:space="preserve"> (Exam Point)</w:t>
+      </w:r>
+    </w:p>
+    <w:p>
+      <w:pPr>
+        <w:numPr>
+          <w:ilvl w:val="0"/>
+          <w:numId w:val="29"/>
+        </w:numPr>
+        <w:spacing w:before="100" w:beforeAutospacing="1" w:after="100" w:afterAutospacing="1" w:line="240" w:lineRule="auto"/>
+      </w:pPr>
+      <w:r>
+        <w:rPr>
+          <w:rStyle w:val="Strong"/>
+        </w:rPr>
+        <w:t>Nested RAID = Combination of two or more standard RAID levels.</w:t>
+      </w:r>
+      <w:r>
+        <w:t xml:space="preserve"> </w:t>
+      </w:r>
+    </w:p>
+    <w:p>
+      <w:pPr>
+        <w:numPr>
+          <w:ilvl w:val="0"/>
+          <w:numId w:val="29"/>
+        </w:numPr>
+        <w:spacing w:before="100" w:beforeAutospacing="1" w:after="100" w:afterAutospacing="1" w:line="240" w:lineRule="auto"/>
+      </w:pPr>
+      <w:r>
+        <w:rPr>
+          <w:rStyle w:val="Strong"/>
+        </w:rPr>
+        <w:t>RAID-10 = Mirror first, then Striping.</w:t>
+      </w:r>
+      <w:r>
+        <w:t xml:space="preserve"> </w:t>
+      </w:r>
+    </w:p>
+    <w:p>
+      <w:pPr>
+        <w:numPr>
+          <w:ilvl w:val="0"/>
+          <w:numId w:val="29"/>
+        </w:numPr>
+        <w:spacing w:before="100" w:beforeAutospacing="1" w:after="100" w:afterAutospacing="1" w:line="240" w:lineRule="auto"/>
+      </w:pPr>
+      <w:r>
+        <w:rPr>
+          <w:rStyle w:val="Strong"/>
+        </w:rPr>
+        <w:t>RAID-01 = Striping first, then Mirror.</w:t>
+      </w:r>
+      <w:r>
+        <w:t xml:space="preserve"> </w:t>
+      </w:r>
+    </w:p>
+    <w:p>
+      <w:pPr>
+        <w:numPr>
+          <w:ilvl w:val="0"/>
+          <w:numId w:val="29"/>
+        </w:numPr>
+        <w:spacing w:before="100" w:beforeAutospacing="1" w:after="100" w:afterAutospacing="1" w:line="240" w:lineRule="auto"/>
+      </w:pPr>
+      <w:r>
+        <w:rPr>
+          <w:rStyle w:val="Strong"/>
+        </w:rPr>
+        <w:t>RAID-03 = Striping + Dedicated Parity (No Mirroring).</w:t>
+      </w:r>
+      <w:r>
+        <w:t xml:space="preserve"> </w:t>
+      </w:r>
+    </w:p>
+    <w:p>
+      <w:pPr>
+        <w:pStyle w:val="NormalWeb"/>
+      </w:pPr>
+      <w:proofErr w:type="spellStart"/>
+      <w:r>
+        <w:rPr>
+          <w:rFonts w:ascii="Nirmala UI" w:hAnsi="Nirmala UI" w:cs="Nirmala UI"/>
+        </w:rPr>
+        <w:lastRenderedPageBreak/>
+        <w:t>এই</w:t>
+      </w:r>
+      <w:proofErr w:type="spellEnd"/>
+      <w:r>
+        <w:t xml:space="preserve"> </w:t>
+      </w:r>
+      <w:r>
+        <w:rPr>
+          <w:rFonts w:ascii="Nirmala UI" w:hAnsi="Nirmala UI" w:cs="Nirmala UI"/>
+        </w:rPr>
+        <w:t>৪টি</w:t>
+      </w:r>
+      <w:r>
+        <w:t xml:space="preserve"> </w:t>
+      </w:r>
+      <w:proofErr w:type="spellStart"/>
+      <w:r>
+        <w:rPr>
+          <w:rFonts w:ascii="Nirmala UI" w:hAnsi="Nirmala UI" w:cs="Nirmala UI"/>
+        </w:rPr>
+        <w:t>লাইন</w:t>
+      </w:r>
+      <w:proofErr w:type="spellEnd"/>
+      <w:r>
+        <w:t xml:space="preserve"> </w:t>
+      </w:r>
+      <w:proofErr w:type="spellStart"/>
+      <w:r>
+        <w:rPr>
+          <w:rFonts w:ascii="Nirmala UI" w:hAnsi="Nirmala UI" w:cs="Nirmala UI"/>
+        </w:rPr>
+        <w:t>মনে</w:t>
+      </w:r>
+      <w:proofErr w:type="spellEnd"/>
+      <w:r>
+        <w:t xml:space="preserve"> </w:t>
+      </w:r>
+      <w:proofErr w:type="spellStart"/>
+      <w:r>
+        <w:rPr>
+          <w:rFonts w:ascii="Nirmala UI" w:hAnsi="Nirmala UI" w:cs="Nirmala UI"/>
+        </w:rPr>
+        <w:t>রাখতে</w:t>
+      </w:r>
+      <w:proofErr w:type="spellEnd"/>
+      <w:r>
+        <w:t xml:space="preserve"> </w:t>
+      </w:r>
+      <w:proofErr w:type="spellStart"/>
+      <w:r>
+        <w:rPr>
+          <w:rFonts w:ascii="Nirmala UI" w:hAnsi="Nirmala UI" w:cs="Nirmala UI"/>
+        </w:rPr>
+        <w:t>পারলে</w:t>
+      </w:r>
+      <w:proofErr w:type="spellEnd"/>
+      <w:r>
+        <w:t xml:space="preserve"> Nested RAID </w:t>
+      </w:r>
+      <w:proofErr w:type="spellStart"/>
+      <w:r>
+        <w:rPr>
+          <w:rFonts w:ascii="Nirmala UI" w:hAnsi="Nirmala UI" w:cs="Nirmala UI"/>
+        </w:rPr>
+        <w:t>থেকে</w:t>
+      </w:r>
+      <w:proofErr w:type="spellEnd"/>
+      <w:r>
+        <w:t xml:space="preserve"> </w:t>
+      </w:r>
+      <w:proofErr w:type="spellStart"/>
+      <w:r>
+        <w:rPr>
+          <w:rFonts w:ascii="Nirmala UI" w:hAnsi="Nirmala UI" w:cs="Nirmala UI"/>
+        </w:rPr>
+        <w:t>সাধারণত</w:t>
+      </w:r>
+      <w:proofErr w:type="spellEnd"/>
+      <w:r>
+        <w:t xml:space="preserve"> </w:t>
+      </w:r>
+      <w:proofErr w:type="spellStart"/>
+      <w:r>
+        <w:rPr>
+          <w:rFonts w:ascii="Nirmala UI" w:hAnsi="Nirmala UI" w:cs="Nirmala UI"/>
+        </w:rPr>
+        <w:t>যে</w:t>
+      </w:r>
+      <w:proofErr w:type="spellEnd"/>
+      <w:r>
+        <w:t xml:space="preserve"> </w:t>
+      </w:r>
+      <w:proofErr w:type="spellStart"/>
+      <w:r>
+        <w:rPr>
+          <w:rFonts w:ascii="Nirmala UI" w:hAnsi="Nirmala UI" w:cs="Nirmala UI"/>
+        </w:rPr>
+        <w:t>কোনো</w:t>
+      </w:r>
+      <w:proofErr w:type="spellEnd"/>
+      <w:r>
+        <w:t xml:space="preserve"> </w:t>
+      </w:r>
+      <w:r>
+        <w:rPr>
+          <w:rFonts w:ascii="Nirmala UI" w:hAnsi="Nirmala UI" w:cs="Nirmala UI"/>
+        </w:rPr>
+        <w:t>৫</w:t>
+      </w:r>
+      <w:r>
+        <w:t xml:space="preserve"> </w:t>
+      </w:r>
+      <w:proofErr w:type="spellStart"/>
+      <w:r>
+        <w:rPr>
+          <w:rFonts w:ascii="Nirmala UI" w:hAnsi="Nirmala UI" w:cs="Nirmala UI"/>
+        </w:rPr>
+        <w:t>নম্বর</w:t>
+      </w:r>
+      <w:proofErr w:type="spellEnd"/>
+      <w:r>
+        <w:t xml:space="preserve"> </w:t>
+      </w:r>
+      <w:proofErr w:type="spellStart"/>
+      <w:r>
+        <w:rPr>
+          <w:rFonts w:ascii="Nirmala UI" w:hAnsi="Nirmala UI" w:cs="Nirmala UI"/>
+        </w:rPr>
+        <w:t>প্রশ্ন</w:t>
+      </w:r>
+      <w:proofErr w:type="spellEnd"/>
+      <w:r>
+        <w:t xml:space="preserve"> </w:t>
+      </w:r>
+      <w:proofErr w:type="spellStart"/>
+      <w:r>
+        <w:rPr>
+          <w:rFonts w:ascii="Nirmala UI" w:hAnsi="Nirmala UI" w:cs="Nirmala UI"/>
+        </w:rPr>
+        <w:t>খুব</w:t>
+      </w:r>
+      <w:proofErr w:type="spellEnd"/>
+      <w:r>
+        <w:t xml:space="preserve"> </w:t>
+      </w:r>
+      <w:proofErr w:type="spellStart"/>
+      <w:r>
+        <w:rPr>
+          <w:rFonts w:ascii="Nirmala UI" w:hAnsi="Nirmala UI" w:cs="Nirmala UI"/>
+        </w:rPr>
+        <w:t>ভালোভাবে</w:t>
+      </w:r>
+      <w:proofErr w:type="spellEnd"/>
+      <w:r>
+        <w:t xml:space="preserve"> </w:t>
+      </w:r>
+      <w:proofErr w:type="spellStart"/>
+      <w:r>
+        <w:rPr>
+          <w:rFonts w:ascii="Nirmala UI" w:hAnsi="Nirmala UI" w:cs="Nirmala UI"/>
+        </w:rPr>
+        <w:t>লেখা</w:t>
+      </w:r>
+      <w:proofErr w:type="spellEnd"/>
+      <w:r>
+        <w:t xml:space="preserve"> </w:t>
+      </w:r>
+      <w:proofErr w:type="spellStart"/>
+      <w:r>
+        <w:rPr>
+          <w:rFonts w:ascii="Nirmala UI" w:hAnsi="Nirmala UI" w:cs="Nirmala UI"/>
+        </w:rPr>
+        <w:t>যাবে</w:t>
+      </w:r>
+      <w:proofErr w:type="spellEnd"/>
+      <w:r>
+        <w:rPr>
+          <w:rFonts w:ascii="Nirmala UI" w:hAnsi="Nirmala UI" w:cs="Nirmala UI"/>
+        </w:rPr>
+        <w:t>।</w:t>
+      </w:r>
+    </w:p>
+    <w:p>
+      <w:pPr>
+        <w:pStyle w:val="NormalWeb"/>
+        <w:pBdr>
+          <w:bottom w:val="double" w:sz="6" w:space="1" w:color="auto"/>
+        </w:pBdr>
+        <w:rPr>
+          <w:b/>
+          <w:color w:val="FF0000"/>
+        </w:rPr>
+      </w:pPr>
+    </w:p>
+    <w:p>
+      <w:pPr>
+        <w:pStyle w:val="NormalWeb"/>
+        <w:pBdr>
+          <w:bottom w:val="double" w:sz="6" w:space="1" w:color="auto"/>
+        </w:pBdr>
+        <w:rPr>
+          <w:b/>
+          <w:color w:val="FF0000"/>
+        </w:rPr>
+      </w:pPr>
+    </w:p>
+    <w:p>
+      <w:pPr>
+        <w:pStyle w:val="NormalWeb"/>
+        <w:pBdr>
+          <w:bottom w:val="double" w:sz="6" w:space="1" w:color="auto"/>
+        </w:pBdr>
+        <w:rPr>
+          <w:b/>
+          <w:color w:val="FF0000"/>
+        </w:rPr>
+      </w:pPr>
+    </w:p>
+    <w:p>
+      <w:pPr>
+        <w:pStyle w:val="NormalWeb"/>
+        <w:pBdr>
+          <w:bottom w:val="double" w:sz="6" w:space="1" w:color="auto"/>
+        </w:pBdr>
+        <w:rPr>
+          <w:b/>
+          <w:color w:val="FF0000"/>
+        </w:rPr>
+      </w:pPr>
+    </w:p>
+    <w:p>
+      <w:pPr>
+        <w:pStyle w:val="NormalWeb"/>
+        <w:pBdr>
+          <w:bottom w:val="double" w:sz="6" w:space="1" w:color="auto"/>
+        </w:pBdr>
+        <w:rPr>
+          <w:b/>
+          <w:color w:val="FF0000"/>
+        </w:rPr>
+      </w:pPr>
+    </w:p>
+    <w:p>
+      <w:pPr>
+        <w:pStyle w:val="NormalWeb"/>
+        <w:pBdr>
+          <w:bottom w:val="double" w:sz="6" w:space="1" w:color="auto"/>
+        </w:pBdr>
+        <w:rPr>
+          <w:b/>
+          <w:color w:val="FF0000"/>
+        </w:rPr>
+      </w:pPr>
+    </w:p>
+    <w:p>
+      <w:pPr>
+        <w:pStyle w:val="NormalWeb"/>
+        <w:pBdr>
+          <w:bottom w:val="double" w:sz="6" w:space="1" w:color="auto"/>
+        </w:pBdr>
+        <w:rPr>
+          <w:b/>
+          <w:color w:val="FF0000"/>
+        </w:rPr>
+      </w:pPr>
+    </w:p>
+    <w:p>
+      <w:pPr>
+        <w:pStyle w:val="NormalWeb"/>
+        <w:pBdr>
+          <w:bottom w:val="double" w:sz="6" w:space="1" w:color="auto"/>
+        </w:pBdr>
+        <w:rPr>
+          <w:b/>
+          <w:color w:val="FF0000"/>
+        </w:rPr>
+      </w:pPr>
+    </w:p>
+    <w:p>
+      <w:pPr>
+        <w:pStyle w:val="NormalWeb"/>
+        <w:pBdr>
+          <w:bottom w:val="double" w:sz="6" w:space="1" w:color="auto"/>
+        </w:pBdr>
+        <w:rPr>
+          <w:b/>
+          <w:color w:val="FF0000"/>
+        </w:rPr>
+      </w:pPr>
+    </w:p>
+    <w:p>
+      <w:pPr>
+        <w:pStyle w:val="NormalWeb"/>
+        <w:pBdr>
+          <w:bottom w:val="double" w:sz="6" w:space="1" w:color="auto"/>
+        </w:pBdr>
+        <w:rPr>
+          <w:b/>
+          <w:color w:val="FF0000"/>
+        </w:rPr>
+      </w:pPr>
+    </w:p>
+    <w:p>
+      <w:pPr>
+        <w:pStyle w:val="NormalWeb"/>
+        <w:pBdr>
+          <w:bottom w:val="double" w:sz="6" w:space="1" w:color="auto"/>
+        </w:pBdr>
+        <w:rPr>
+          <w:b/>
+          <w:color w:val="FF0000"/>
+        </w:rPr>
+      </w:pPr>
+    </w:p>
+    <w:p>
+      <w:pPr>
+        <w:pStyle w:val="NormalWeb"/>
+        <w:pBdr>
+          <w:bottom w:val="double" w:sz="6" w:space="1" w:color="auto"/>
+        </w:pBdr>
+        <w:rPr>
+          <w:b/>
+          <w:color w:val="FF0000"/>
+        </w:rPr>
+      </w:pPr>
+    </w:p>
+    <w:p>
+      <w:pPr>
+        <w:pStyle w:val="NormalWeb"/>
+        <w:pBdr>
+          <w:bottom w:val="double" w:sz="6" w:space="1" w:color="auto"/>
+        </w:pBdr>
+        <w:rPr>
+          <w:b/>
+          <w:color w:val="FF0000"/>
+        </w:rPr>
+      </w:pPr>
+    </w:p>
+    <w:p>
+      <w:pPr>
+        <w:pStyle w:val="NormalWeb"/>
+        <w:pBdr>
+          <w:bottom w:val="double" w:sz="6" w:space="1" w:color="auto"/>
+        </w:pBdr>
+        <w:rPr>
+          <w:b/>
+          <w:color w:val="FF0000"/>
+        </w:rPr>
+      </w:pPr>
+    </w:p>
+    <w:p>
+      <w:pPr>
+        <w:pStyle w:val="NormalWeb"/>
+        <w:pBdr>
+          <w:bottom w:val="double" w:sz="6" w:space="1" w:color="auto"/>
+        </w:pBdr>
+        <w:rPr>
+          <w:b/>
+          <w:color w:val="FF0000"/>
+        </w:rPr>
+      </w:pPr>
+    </w:p>
+    <w:p>
+      <w:pPr>
+        <w:pStyle w:val="NormalWeb"/>
+        <w:pBdr>
+          <w:bottom w:val="double" w:sz="6" w:space="1" w:color="auto"/>
+        </w:pBdr>
+        <w:rPr>
+          <w:b/>
+          <w:color w:val="FF0000"/>
+        </w:rPr>
+      </w:pPr>
+    </w:p>
+    <w:p>
+      <w:pPr>
+        <w:pStyle w:val="NormalWeb"/>
+        <w:pBdr>
+          <w:bottom w:val="double" w:sz="6" w:space="1" w:color="auto"/>
+        </w:pBdr>
+        <w:rPr>
+          <w:b/>
+          <w:color w:val="FF0000"/>
+        </w:rPr>
+      </w:pPr>
+    </w:p>
+    <w:p>
+      <w:pPr>
+        <w:pStyle w:val="NormalWeb"/>
+        <w:pBdr>
+          <w:bottom w:val="double" w:sz="6" w:space="1" w:color="auto"/>
+        </w:pBdr>
+        <w:rPr>
+          <w:b/>
+          <w:color w:val="FF0000"/>
+        </w:rPr>
+      </w:pPr>
+    </w:p>
+    <w:p>
+      <w:pPr>
+        <w:pStyle w:val="NormalWeb"/>
+        <w:pBdr>
+          <w:bottom w:val="double" w:sz="6" w:space="1" w:color="auto"/>
+        </w:pBdr>
+        <w:rPr>
+          <w:b/>
+          <w:color w:val="FF0000"/>
+        </w:rPr>
+      </w:pPr>
+    </w:p>
+    <w:p>
+      <w:pPr>
+        <w:pStyle w:val="NormalWeb"/>
+        <w:pBdr>
+          <w:bottom w:val="double" w:sz="6" w:space="1" w:color="auto"/>
+        </w:pBdr>
+        <w:rPr>
+          <w:b/>
+          <w:color w:val="FF0000"/>
+        </w:rPr>
+      </w:pPr>
+    </w:p>
+    <w:p>
+      <w:pPr>
+        <w:pStyle w:val="NormalWeb"/>
+        <w:pBdr>
+          <w:bottom w:val="double" w:sz="6" w:space="1" w:color="auto"/>
+        </w:pBdr>
+        <w:rPr>
+          <w:b/>
+          <w:color w:val="FF0000"/>
+        </w:rPr>
+      </w:pPr>
+    </w:p>
+    <w:p>
+      <w:pPr>
+        <w:pStyle w:val="NormalWeb"/>
+        <w:pBdr>
+          <w:bottom w:val="double" w:sz="6" w:space="1" w:color="auto"/>
+        </w:pBdr>
+        <w:rPr>
+          <w:b/>
+          <w:color w:val="FF0000"/>
+        </w:rPr>
+      </w:pPr>
+    </w:p>
+    <w:p>
+      <w:pPr>
+        <w:pStyle w:val="NormalWeb"/>
+        <w:pBdr>
+          <w:bottom w:val="double" w:sz="6" w:space="1" w:color="auto"/>
+        </w:pBdr>
+        <w:rPr>
+          <w:b/>
+          <w:color w:val="FF0000"/>
+        </w:rPr>
+      </w:pPr>
+    </w:p>
+    <w:p>
+      <w:pPr>
+        <w:pStyle w:val="NormalWeb"/>
+        <w:pBdr>
+          <w:bottom w:val="double" w:sz="6" w:space="1" w:color="auto"/>
+        </w:pBdr>
+        <w:rPr>
+          <w:b/>
+          <w:color w:val="FF0000"/>
+        </w:rPr>
+      </w:pPr>
+    </w:p>
+    <w:p>
+      <w:pPr>
+        <w:pStyle w:val="NormalWeb"/>
+        <w:pBdr>
+          <w:bottom w:val="double" w:sz="6" w:space="1" w:color="auto"/>
+        </w:pBdr>
+        <w:rPr>
+          <w:b/>
+          <w:color w:val="FF0000"/>
+        </w:rPr>
+      </w:pPr>
+    </w:p>
+    <w:p>
+      <w:pPr>
+        <w:pStyle w:val="NormalWeb"/>
+        <w:pBdr>
+          <w:bottom w:val="double" w:sz="6" w:space="1" w:color="auto"/>
+        </w:pBdr>
+        <w:rPr>
+          <w:b/>
+          <w:color w:val="FF0000"/>
+        </w:rPr>
+      </w:pPr>
+    </w:p>
+    <w:p>
+      <w:pPr>
+        <w:pStyle w:val="NormalWeb"/>
+        <w:pBdr>
+          <w:bottom w:val="double" w:sz="6" w:space="1" w:color="auto"/>
+        </w:pBdr>
+        <w:rPr>
+          <w:b/>
+          <w:color w:val="FF0000"/>
+        </w:rPr>
+      </w:pPr>
+    </w:p>
+    <w:p>
+      <w:pPr>
+        <w:pStyle w:val="NormalWeb"/>
+        <w:pBdr>
+          <w:bottom w:val="double" w:sz="6" w:space="1" w:color="auto"/>
+        </w:pBdr>
+        <w:rPr>
+          <w:b/>
+          <w:color w:val="FF0000"/>
+        </w:rPr>
+      </w:pPr>
+    </w:p>
+    <w:p>
+      <w:pPr>
+        <w:pStyle w:val="NormalWeb"/>
+        <w:pBdr>
+          <w:bottom w:val="double" w:sz="6" w:space="1" w:color="auto"/>
+        </w:pBdr>
+        <w:rPr>
+          <w:b/>
+          <w:color w:val="FF0000"/>
+        </w:rPr>
+      </w:pPr>
+    </w:p>
+    <w:p>
+      <w:pPr>
+        <w:pStyle w:val="NormalWeb"/>
+        <w:pBdr>
+          <w:bottom w:val="double" w:sz="6" w:space="1" w:color="auto"/>
+        </w:pBdr>
+        <w:rPr>
+          <w:b/>
+          <w:color w:val="FF0000"/>
+        </w:rPr>
+      </w:pPr>
+    </w:p>
+    <w:p>
+      <w:pPr>
+        <w:pStyle w:val="NormalWeb"/>
+        <w:pBdr>
+          <w:bottom w:val="double" w:sz="6" w:space="1" w:color="auto"/>
+        </w:pBdr>
+        <w:rPr>
+          <w:b/>
+          <w:color w:val="FF0000"/>
+        </w:rPr>
+      </w:pPr>
+    </w:p>
+    <w:p>
+      <w:pPr>
+        <w:pStyle w:val="NormalWeb"/>
+        <w:pBdr>
+          <w:bottom w:val="double" w:sz="6" w:space="1" w:color="auto"/>
+        </w:pBdr>
+        <w:rPr>
+          <w:b/>
+          <w:color w:val="FF0000"/>
+        </w:rPr>
+      </w:pPr>
+    </w:p>
+    <w:p>
+      <w:pPr>
+        <w:pStyle w:val="NormalWeb"/>
+        <w:pBdr>
+          <w:bottom w:val="double" w:sz="6" w:space="1" w:color="auto"/>
+        </w:pBdr>
+        <w:rPr>
+          <w:b/>
+          <w:color w:val="FF0000"/>
+        </w:rPr>
+      </w:pPr>
+    </w:p>
     <w:p>
       <w:pPr>
         <w:pStyle w:val="NormalWeb"/>
@@ -1874,6 +6880,7 @@
           <w:b/>
           <w:bCs/>
         </w:rPr>
+        <w:lastRenderedPageBreak/>
         <w:t>৩</w:t>
       </w:r>
       <w:r>
@@ -4038,7 +9045,6 @@
         <w:rPr>
           <w:color w:val="FF0000"/>
         </w:rPr>
-        <w:lastRenderedPageBreak/>
         <w:t>1</w:t>
       </w:r>
       <w:r>
@@ -4491,6 +9497,7 @@
         <w:rPr>
           <w:color w:val="FF0000"/>
         </w:rPr>
+        <w:lastRenderedPageBreak/>
         <w:t>2</w:t>
       </w:r>
       <w:r>
@@ -4685,7 +9692,6 @@
           <w:b/>
           <w:bCs/>
         </w:rPr>
-        <w:lastRenderedPageBreak/>
         <w:t>Condition 2 (Crash after T1 commits, but before T2 commits):</w:t>
       </w:r>
       <w:r>
@@ -6049,6 +11055,7 @@
           <w:b/>
           <w:bCs/>
         </w:rPr>
+        <w:lastRenderedPageBreak/>
         <w:t>Deferred:</w:t>
       </w:r>
       <w:r>
@@ -6677,7 +11684,6 @@
         </w:numPr>
       </w:pPr>
       <w:r>
-        <w:lastRenderedPageBreak/>
         <w:t>In the event of a crash, the system must use the old-value field of the log records to restore the modified data items to the value they had prior to the start of the transaction via the undo operation.</w:t>
       </w:r>
     </w:p>
@@ -6907,6 +11913,7 @@
           <w:b/>
           <w:bCs/>
         </w:rPr>
+        <w:lastRenderedPageBreak/>
         <w:t>Condition 2 (Crash after T1 commits, but before T2 commits):</w:t>
       </w:r>
       <w:r>
@@ -7015,7 +12022,6 @@
         </w:numPr>
       </w:pPr>
       <w:r>
-        <w:lastRenderedPageBreak/>
         <w:t>It is also called the UNDO/REDO technique.</w:t>
       </w:r>
     </w:p>
@@ -8281,6 +13287,7 @@
         <w:rPr>
           <w:rFonts w:ascii="Nirmala UI" w:hAnsi="Nirmala UI" w:cs="Nirmala UI"/>
         </w:rPr>
+        <w:lastRenderedPageBreak/>
         <w:t>কাজ</w:t>
       </w:r>
       <w:proofErr w:type="spellEnd"/>
@@ -8591,8 +13598,6 @@
         </w:rPr>
         <w:t>1. What is a Checkpoint?</w:t>
       </w:r>
-      <w:bookmarkStart w:id="0" w:name="_GoBack"/>
-      <w:bookmarkEnd w:id="0"/>
     </w:p>
     <w:p>
       <w:pPr>
@@ -8677,7 +13682,6 @@
         </w:numPr>
       </w:pPr>
       <w:r>
-        <w:lastRenderedPageBreak/>
         <w:t>For example, in an online database system like an airline reservation system handling hundreds of transactions per minute, the log contains a massive volume of information.</w:t>
       </w:r>
     </w:p>
@@ -8812,6 +13816,7 @@
         <w:rPr>
           <w:color w:val="FF0000"/>
         </w:rPr>
+        <w:lastRenderedPageBreak/>
         <w:t>5. Advantages, Disadvantages &amp; Applications</w:t>
       </w:r>
     </w:p>
@@ -9077,7 +14082,6 @@
         </w:numPr>
       </w:pPr>
       <w:r>
-        <w:lastRenderedPageBreak/>
         <w:t>All the transactions in the redo-list are deleted with their previous logs and then redone before saving their logs.</w:t>
       </w:r>
     </w:p>
@@ -9106,6 +14110,155 @@
 <file path=word/numbering.xml><?xml version="1.0" encoding="utf-8"?>
 <w:numbering xmlns:wpc="http://schemas.microsoft.com/office/word/2010/wordprocessingCanvas" xmlns:cx="http://schemas.microsoft.com/office/drawing/2014/chartex" xmlns:mc="http://schemas.openxmlformats.org/markup-compatibility/2006" xmlns:o="urn:schemas-microsoft-com:office:office" xmlns:r="http://schemas.openxmlformats.org/officeDocument/2006/relationships" xmlns:m="http://schemas.openxmlformats.org/officeDocument/2006/math" xmlns:v="urn:schemas-microsoft-com:vml" xmlns:wp14="http://schemas.microsoft.com/office/word/2010/wordprocessingDrawing" xmlns:wp="http://schemas.openxmlformats.org/drawingml/2006/wordprocessingDrawing" xmlns:w10="urn:schemas-microsoft-com:office:word" xmlns:w="http://schemas.openxmlformats.org/wordprocessingml/2006/main" xmlns:w14="http://schemas.microsoft.com/office/word/2010/wordml" xmlns:w15="http://schemas.microsoft.com/office/word/2012/wordml" xmlns:w16se="http://schemas.microsoft.com/office/word/2015/wordml/symex" xmlns:wpg="http://schemas.microsoft.com/office/word/2010/wordprocessingGroup" xmlns:wpi="http://schemas.microsoft.com/office/word/2010/wordprocessingInk" xmlns:wne="http://schemas.microsoft.com/office/word/2006/wordml" xmlns:wps="http://schemas.microsoft.com/office/word/2010/wordprocessingShape" mc:Ignorable="w14 w15 w16se wp14">
   <w:abstractNum w:abstractNumId="0" w15:restartNumberingAfterBreak="0">
+    <w:nsid w:val="01AE22E3"/>
+    <w:multiLevelType w:val="multilevel"/>
+    <w:tmpl w:val="4798F97A"/>
+    <w:lvl w:ilvl="0">
+      <w:start w:val="1"/>
+      <w:numFmt w:val="bullet"/>
+      <w:lvlText w:val=""/>
+      <w:lvlJc w:val="left"/>
+      <w:pPr>
+        <w:tabs>
+          <w:tab w:val="num" w:pos="720"/>
+        </w:tabs>
+        <w:ind w:left="720" w:hanging="360"/>
+      </w:pPr>
+      <w:rPr>
+        <w:rFonts w:ascii="Symbol" w:hAnsi="Symbol" w:hint="default"/>
+        <w:sz w:val="20"/>
+      </w:rPr>
+    </w:lvl>
+    <w:lvl w:ilvl="1" w:tentative="1">
+      <w:start w:val="1"/>
+      <w:numFmt w:val="bullet"/>
+      <w:lvlText w:val="o"/>
+      <w:lvlJc w:val="left"/>
+      <w:pPr>
+        <w:tabs>
+          <w:tab w:val="num" w:pos="1440"/>
+        </w:tabs>
+        <w:ind w:left="1440" w:hanging="360"/>
+      </w:pPr>
+      <w:rPr>
+        <w:rFonts w:ascii="Courier New" w:hAnsi="Courier New" w:hint="default"/>
+        <w:sz w:val="20"/>
+      </w:rPr>
+    </w:lvl>
+    <w:lvl w:ilvl="2" w:tentative="1">
+      <w:start w:val="1"/>
+      <w:numFmt w:val="bullet"/>
+      <w:lvlText w:val=""/>
+      <w:lvlJc w:val="left"/>
+      <w:pPr>
+        <w:tabs>
+          <w:tab w:val="num" w:pos="2160"/>
+        </w:tabs>
+        <w:ind w:left="2160" w:hanging="360"/>
+      </w:pPr>
+      <w:rPr>
+        <w:rFonts w:ascii="Wingdings" w:hAnsi="Wingdings" w:hint="default"/>
+        <w:sz w:val="20"/>
+      </w:rPr>
+    </w:lvl>
+    <w:lvl w:ilvl="3" w:tentative="1">
+      <w:start w:val="1"/>
+      <w:numFmt w:val="bullet"/>
+      <w:lvlText w:val=""/>
+      <w:lvlJc w:val="left"/>
+      <w:pPr>
+        <w:tabs>
+          <w:tab w:val="num" w:pos="2880"/>
+        </w:tabs>
+        <w:ind w:left="2880" w:hanging="360"/>
+      </w:pPr>
+      <w:rPr>
+        <w:rFonts w:ascii="Wingdings" w:hAnsi="Wingdings" w:hint="default"/>
+        <w:sz w:val="20"/>
+      </w:rPr>
+    </w:lvl>
+    <w:lvl w:ilvl="4" w:tentative="1">
+      <w:start w:val="1"/>
+      <w:numFmt w:val="bullet"/>
+      <w:lvlText w:val=""/>
+      <w:lvlJc w:val="left"/>
+      <w:pPr>
+        <w:tabs>
+          <w:tab w:val="num" w:pos="3600"/>
+        </w:tabs>
+        <w:ind w:left="3600" w:hanging="360"/>
+      </w:pPr>
+      <w:rPr>
+        <w:rFonts w:ascii="Wingdings" w:hAnsi="Wingdings" w:hint="default"/>
+        <w:sz w:val="20"/>
+      </w:rPr>
+    </w:lvl>
+    <w:lvl w:ilvl="5" w:tentative="1">
+      <w:start w:val="1"/>
+      <w:numFmt w:val="bullet"/>
+      <w:lvlText w:val=""/>
+      <w:lvlJc w:val="left"/>
+      <w:pPr>
+        <w:tabs>
+          <w:tab w:val="num" w:pos="4320"/>
+        </w:tabs>
+        <w:ind w:left="4320" w:hanging="360"/>
+      </w:pPr>
+      <w:rPr>
+        <w:rFonts w:ascii="Wingdings" w:hAnsi="Wingdings" w:hint="default"/>
+        <w:sz w:val="20"/>
+      </w:rPr>
+    </w:lvl>
+    <w:lvl w:ilvl="6" w:tentative="1">
+      <w:start w:val="1"/>
+      <w:numFmt w:val="bullet"/>
+      <w:lvlText w:val=""/>
+      <w:lvlJc w:val="left"/>
+      <w:pPr>
+        <w:tabs>
+          <w:tab w:val="num" w:pos="5040"/>
+        </w:tabs>
+        <w:ind w:left="5040" w:hanging="360"/>
+      </w:pPr>
+      <w:rPr>
+        <w:rFonts w:ascii="Wingdings" w:hAnsi="Wingdings" w:hint="default"/>
+        <w:sz w:val="20"/>
+      </w:rPr>
+    </w:lvl>
+    <w:lvl w:ilvl="7" w:tentative="1">
+      <w:start w:val="1"/>
+      <w:numFmt w:val="bullet"/>
+      <w:lvlText w:val=""/>
+      <w:lvlJc w:val="left"/>
+      <w:pPr>
+        <w:tabs>
+          <w:tab w:val="num" w:pos="5760"/>
+        </w:tabs>
+        <w:ind w:left="5760" w:hanging="360"/>
+      </w:pPr>
+      <w:rPr>
+        <w:rFonts w:ascii="Wingdings" w:hAnsi="Wingdings" w:hint="default"/>
+        <w:sz w:val="20"/>
+      </w:rPr>
+    </w:lvl>
+    <w:lvl w:ilvl="8" w:tentative="1">
+      <w:start w:val="1"/>
+      <w:numFmt w:val="bullet"/>
+      <w:lvlText w:val=""/>
+      <w:lvlJc w:val="left"/>
+      <w:pPr>
+        <w:tabs>
+          <w:tab w:val="num" w:pos="6480"/>
+        </w:tabs>
+        <w:ind w:left="6480" w:hanging="360"/>
+      </w:pPr>
+      <w:rPr>
+        <w:rFonts w:ascii="Wingdings" w:hAnsi="Wingdings" w:hint="default"/>
+        <w:sz w:val="20"/>
+      </w:rPr>
+    </w:lvl>
+  </w:abstractNum>
+  <w:abstractNum w:abstractNumId="1" w15:restartNumberingAfterBreak="0">
     <w:nsid w:val="01FC5913"/>
     <w:multiLevelType w:val="multilevel"/>
     <w:tmpl w:val="DAEAD7D6"/>
@@ -9254,7 +14407,7 @@
       </w:rPr>
     </w:lvl>
   </w:abstractNum>
-  <w:abstractNum w:abstractNumId="1" w15:restartNumberingAfterBreak="0">
+  <w:abstractNum w:abstractNumId="2" w15:restartNumberingAfterBreak="0">
     <w:nsid w:val="07002FF9"/>
     <w:multiLevelType w:val="multilevel"/>
     <w:tmpl w:val="266A2BEA"/>
@@ -9403,7 +14556,7 @@
       </w:rPr>
     </w:lvl>
   </w:abstractNum>
-  <w:abstractNum w:abstractNumId="2" w15:restartNumberingAfterBreak="0">
+  <w:abstractNum w:abstractNumId="3" w15:restartNumberingAfterBreak="0">
     <w:nsid w:val="08165892"/>
     <w:multiLevelType w:val="multilevel"/>
     <w:tmpl w:val="589A85A6"/>
@@ -9552,7 +14705,7 @@
       </w:rPr>
     </w:lvl>
   </w:abstractNum>
-  <w:abstractNum w:abstractNumId="3" w15:restartNumberingAfterBreak="0">
+  <w:abstractNum w:abstractNumId="4" w15:restartNumberingAfterBreak="0">
     <w:nsid w:val="1EF0067D"/>
     <w:multiLevelType w:val="multilevel"/>
     <w:tmpl w:val="2A8CB05E"/>
@@ -9701,7 +14854,7 @@
       </w:rPr>
     </w:lvl>
   </w:abstractNum>
-  <w:abstractNum w:abstractNumId="4" w15:restartNumberingAfterBreak="0">
+  <w:abstractNum w:abstractNumId="5" w15:restartNumberingAfterBreak="0">
     <w:nsid w:val="24BF5A52"/>
     <w:multiLevelType w:val="multilevel"/>
     <w:tmpl w:val="649C42F2"/>
@@ -9850,7 +15003,454 @@
       </w:rPr>
     </w:lvl>
   </w:abstractNum>
-  <w:abstractNum w:abstractNumId="5" w15:restartNumberingAfterBreak="0">
+  <w:abstractNum w:abstractNumId="6" w15:restartNumberingAfterBreak="0">
+    <w:nsid w:val="25236971"/>
+    <w:multiLevelType w:val="multilevel"/>
+    <w:tmpl w:val="A3D6D960"/>
+    <w:lvl w:ilvl="0">
+      <w:start w:val="1"/>
+      <w:numFmt w:val="bullet"/>
+      <w:lvlText w:val=""/>
+      <w:lvlJc w:val="left"/>
+      <w:pPr>
+        <w:tabs>
+          <w:tab w:val="num" w:pos="720"/>
+        </w:tabs>
+        <w:ind w:left="720" w:hanging="360"/>
+      </w:pPr>
+      <w:rPr>
+        <w:rFonts w:ascii="Symbol" w:hAnsi="Symbol" w:hint="default"/>
+        <w:sz w:val="20"/>
+      </w:rPr>
+    </w:lvl>
+    <w:lvl w:ilvl="1" w:tentative="1">
+      <w:start w:val="1"/>
+      <w:numFmt w:val="bullet"/>
+      <w:lvlText w:val="o"/>
+      <w:lvlJc w:val="left"/>
+      <w:pPr>
+        <w:tabs>
+          <w:tab w:val="num" w:pos="1440"/>
+        </w:tabs>
+        <w:ind w:left="1440" w:hanging="360"/>
+      </w:pPr>
+      <w:rPr>
+        <w:rFonts w:ascii="Courier New" w:hAnsi="Courier New" w:hint="default"/>
+        <w:sz w:val="20"/>
+      </w:rPr>
+    </w:lvl>
+    <w:lvl w:ilvl="2" w:tentative="1">
+      <w:start w:val="1"/>
+      <w:numFmt w:val="bullet"/>
+      <w:lvlText w:val=""/>
+      <w:lvlJc w:val="left"/>
+      <w:pPr>
+        <w:tabs>
+          <w:tab w:val="num" w:pos="2160"/>
+        </w:tabs>
+        <w:ind w:left="2160" w:hanging="360"/>
+      </w:pPr>
+      <w:rPr>
+        <w:rFonts w:ascii="Wingdings" w:hAnsi="Wingdings" w:hint="default"/>
+        <w:sz w:val="20"/>
+      </w:rPr>
+    </w:lvl>
+    <w:lvl w:ilvl="3" w:tentative="1">
+      <w:start w:val="1"/>
+      <w:numFmt w:val="bullet"/>
+      <w:lvlText w:val=""/>
+      <w:lvlJc w:val="left"/>
+      <w:pPr>
+        <w:tabs>
+          <w:tab w:val="num" w:pos="2880"/>
+        </w:tabs>
+        <w:ind w:left="2880" w:hanging="360"/>
+      </w:pPr>
+      <w:rPr>
+        <w:rFonts w:ascii="Wingdings" w:hAnsi="Wingdings" w:hint="default"/>
+        <w:sz w:val="20"/>
+      </w:rPr>
+    </w:lvl>
+    <w:lvl w:ilvl="4" w:tentative="1">
+      <w:start w:val="1"/>
+      <w:numFmt w:val="bullet"/>
+      <w:lvlText w:val=""/>
+      <w:lvlJc w:val="left"/>
+      <w:pPr>
+        <w:tabs>
+          <w:tab w:val="num" w:pos="3600"/>
+        </w:tabs>
+        <w:ind w:left="3600" w:hanging="360"/>
+      </w:pPr>
+      <w:rPr>
+        <w:rFonts w:ascii="Wingdings" w:hAnsi="Wingdings" w:hint="default"/>
+        <w:sz w:val="20"/>
+      </w:rPr>
+    </w:lvl>
+    <w:lvl w:ilvl="5" w:tentative="1">
+      <w:start w:val="1"/>
+      <w:numFmt w:val="bullet"/>
+      <w:lvlText w:val=""/>
+      <w:lvlJc w:val="left"/>
+      <w:pPr>
+        <w:tabs>
+          <w:tab w:val="num" w:pos="4320"/>
+        </w:tabs>
+        <w:ind w:left="4320" w:hanging="360"/>
+      </w:pPr>
+      <w:rPr>
+        <w:rFonts w:ascii="Wingdings" w:hAnsi="Wingdings" w:hint="default"/>
+        <w:sz w:val="20"/>
+      </w:rPr>
+    </w:lvl>
+    <w:lvl w:ilvl="6" w:tentative="1">
+      <w:start w:val="1"/>
+      <w:numFmt w:val="bullet"/>
+      <w:lvlText w:val=""/>
+      <w:lvlJc w:val="left"/>
+      <w:pPr>
+        <w:tabs>
+          <w:tab w:val="num" w:pos="5040"/>
+        </w:tabs>
+        <w:ind w:left="5040" w:hanging="360"/>
+      </w:pPr>
+      <w:rPr>
+        <w:rFonts w:ascii="Wingdings" w:hAnsi="Wingdings" w:hint="default"/>
+        <w:sz w:val="20"/>
+      </w:rPr>
+    </w:lvl>
+    <w:lvl w:ilvl="7" w:tentative="1">
+      <w:start w:val="1"/>
+      <w:numFmt w:val="bullet"/>
+      <w:lvlText w:val=""/>
+      <w:lvlJc w:val="left"/>
+      <w:pPr>
+        <w:tabs>
+          <w:tab w:val="num" w:pos="5760"/>
+        </w:tabs>
+        <w:ind w:left="5760" w:hanging="360"/>
+      </w:pPr>
+      <w:rPr>
+        <w:rFonts w:ascii="Wingdings" w:hAnsi="Wingdings" w:hint="default"/>
+        <w:sz w:val="20"/>
+      </w:rPr>
+    </w:lvl>
+    <w:lvl w:ilvl="8" w:tentative="1">
+      <w:start w:val="1"/>
+      <w:numFmt w:val="bullet"/>
+      <w:lvlText w:val=""/>
+      <w:lvlJc w:val="left"/>
+      <w:pPr>
+        <w:tabs>
+          <w:tab w:val="num" w:pos="6480"/>
+        </w:tabs>
+        <w:ind w:left="6480" w:hanging="360"/>
+      </w:pPr>
+      <w:rPr>
+        <w:rFonts w:ascii="Wingdings" w:hAnsi="Wingdings" w:hint="default"/>
+        <w:sz w:val="20"/>
+      </w:rPr>
+    </w:lvl>
+  </w:abstractNum>
+  <w:abstractNum w:abstractNumId="7" w15:restartNumberingAfterBreak="0">
+    <w:nsid w:val="2DD043D7"/>
+    <w:multiLevelType w:val="multilevel"/>
+    <w:tmpl w:val="C35AFBAA"/>
+    <w:lvl w:ilvl="0">
+      <w:start w:val="1"/>
+      <w:numFmt w:val="bullet"/>
+      <w:lvlText w:val=""/>
+      <w:lvlJc w:val="left"/>
+      <w:pPr>
+        <w:tabs>
+          <w:tab w:val="num" w:pos="720"/>
+        </w:tabs>
+        <w:ind w:left="720" w:hanging="360"/>
+      </w:pPr>
+      <w:rPr>
+        <w:rFonts w:ascii="Symbol" w:hAnsi="Symbol" w:hint="default"/>
+        <w:sz w:val="20"/>
+      </w:rPr>
+    </w:lvl>
+    <w:lvl w:ilvl="1" w:tentative="1">
+      <w:start w:val="1"/>
+      <w:numFmt w:val="bullet"/>
+      <w:lvlText w:val="o"/>
+      <w:lvlJc w:val="left"/>
+      <w:pPr>
+        <w:tabs>
+          <w:tab w:val="num" w:pos="1440"/>
+        </w:tabs>
+        <w:ind w:left="1440" w:hanging="360"/>
+      </w:pPr>
+      <w:rPr>
+        <w:rFonts w:ascii="Courier New" w:hAnsi="Courier New" w:hint="default"/>
+        <w:sz w:val="20"/>
+      </w:rPr>
+    </w:lvl>
+    <w:lvl w:ilvl="2" w:tentative="1">
+      <w:start w:val="1"/>
+      <w:numFmt w:val="bullet"/>
+      <w:lvlText w:val=""/>
+      <w:lvlJc w:val="left"/>
+      <w:pPr>
+        <w:tabs>
+          <w:tab w:val="num" w:pos="2160"/>
+        </w:tabs>
+        <w:ind w:left="2160" w:hanging="360"/>
+      </w:pPr>
+      <w:rPr>
+        <w:rFonts w:ascii="Wingdings" w:hAnsi="Wingdings" w:hint="default"/>
+        <w:sz w:val="20"/>
+      </w:rPr>
+    </w:lvl>
+    <w:lvl w:ilvl="3" w:tentative="1">
+      <w:start w:val="1"/>
+      <w:numFmt w:val="bullet"/>
+      <w:lvlText w:val=""/>
+      <w:lvlJc w:val="left"/>
+      <w:pPr>
+        <w:tabs>
+          <w:tab w:val="num" w:pos="2880"/>
+        </w:tabs>
+        <w:ind w:left="2880" w:hanging="360"/>
+      </w:pPr>
+      <w:rPr>
+        <w:rFonts w:ascii="Wingdings" w:hAnsi="Wingdings" w:hint="default"/>
+        <w:sz w:val="20"/>
+      </w:rPr>
+    </w:lvl>
+    <w:lvl w:ilvl="4" w:tentative="1">
+      <w:start w:val="1"/>
+      <w:numFmt w:val="bullet"/>
+      <w:lvlText w:val=""/>
+      <w:lvlJc w:val="left"/>
+      <w:pPr>
+        <w:tabs>
+          <w:tab w:val="num" w:pos="3600"/>
+        </w:tabs>
+        <w:ind w:left="3600" w:hanging="360"/>
+      </w:pPr>
+      <w:rPr>
+        <w:rFonts w:ascii="Wingdings" w:hAnsi="Wingdings" w:hint="default"/>
+        <w:sz w:val="20"/>
+      </w:rPr>
+    </w:lvl>
+    <w:lvl w:ilvl="5" w:tentative="1">
+      <w:start w:val="1"/>
+      <w:numFmt w:val="bullet"/>
+      <w:lvlText w:val=""/>
+      <w:lvlJc w:val="left"/>
+      <w:pPr>
+        <w:tabs>
+          <w:tab w:val="num" w:pos="4320"/>
+        </w:tabs>
+        <w:ind w:left="4320" w:hanging="360"/>
+      </w:pPr>
+      <w:rPr>
+        <w:rFonts w:ascii="Wingdings" w:hAnsi="Wingdings" w:hint="default"/>
+        <w:sz w:val="20"/>
+      </w:rPr>
+    </w:lvl>
+    <w:lvl w:ilvl="6" w:tentative="1">
+      <w:start w:val="1"/>
+      <w:numFmt w:val="bullet"/>
+      <w:lvlText w:val=""/>
+      <w:lvlJc w:val="left"/>
+      <w:pPr>
+        <w:tabs>
+          <w:tab w:val="num" w:pos="5040"/>
+        </w:tabs>
+        <w:ind w:left="5040" w:hanging="360"/>
+      </w:pPr>
+      <w:rPr>
+        <w:rFonts w:ascii="Wingdings" w:hAnsi="Wingdings" w:hint="default"/>
+        <w:sz w:val="20"/>
+      </w:rPr>
+    </w:lvl>
+    <w:lvl w:ilvl="7" w:tentative="1">
+      <w:start w:val="1"/>
+      <w:numFmt w:val="bullet"/>
+      <w:lvlText w:val=""/>
+      <w:lvlJc w:val="left"/>
+      <w:pPr>
+        <w:tabs>
+          <w:tab w:val="num" w:pos="5760"/>
+        </w:tabs>
+        <w:ind w:left="5760" w:hanging="360"/>
+      </w:pPr>
+      <w:rPr>
+        <w:rFonts w:ascii="Wingdings" w:hAnsi="Wingdings" w:hint="default"/>
+        <w:sz w:val="20"/>
+      </w:rPr>
+    </w:lvl>
+    <w:lvl w:ilvl="8" w:tentative="1">
+      <w:start w:val="1"/>
+      <w:numFmt w:val="bullet"/>
+      <w:lvlText w:val=""/>
+      <w:lvlJc w:val="left"/>
+      <w:pPr>
+        <w:tabs>
+          <w:tab w:val="num" w:pos="6480"/>
+        </w:tabs>
+        <w:ind w:left="6480" w:hanging="360"/>
+      </w:pPr>
+      <w:rPr>
+        <w:rFonts w:ascii="Wingdings" w:hAnsi="Wingdings" w:hint="default"/>
+        <w:sz w:val="20"/>
+      </w:rPr>
+    </w:lvl>
+  </w:abstractNum>
+  <w:abstractNum w:abstractNumId="8" w15:restartNumberingAfterBreak="0">
+    <w:nsid w:val="2E31598F"/>
+    <w:multiLevelType w:val="multilevel"/>
+    <w:tmpl w:val="F6606934"/>
+    <w:lvl w:ilvl="0">
+      <w:start w:val="1"/>
+      <w:numFmt w:val="bullet"/>
+      <w:lvlText w:val=""/>
+      <w:lvlJc w:val="left"/>
+      <w:pPr>
+        <w:tabs>
+          <w:tab w:val="num" w:pos="720"/>
+        </w:tabs>
+        <w:ind w:left="720" w:hanging="360"/>
+      </w:pPr>
+      <w:rPr>
+        <w:rFonts w:ascii="Symbol" w:hAnsi="Symbol" w:hint="default"/>
+        <w:sz w:val="20"/>
+      </w:rPr>
+    </w:lvl>
+    <w:lvl w:ilvl="1" w:tentative="1">
+      <w:start w:val="1"/>
+      <w:numFmt w:val="bullet"/>
+      <w:lvlText w:val="o"/>
+      <w:lvlJc w:val="left"/>
+      <w:pPr>
+        <w:tabs>
+          <w:tab w:val="num" w:pos="1440"/>
+        </w:tabs>
+        <w:ind w:left="1440" w:hanging="360"/>
+      </w:pPr>
+      <w:rPr>
+        <w:rFonts w:ascii="Courier New" w:hAnsi="Courier New" w:hint="default"/>
+        <w:sz w:val="20"/>
+      </w:rPr>
+    </w:lvl>
+    <w:lvl w:ilvl="2" w:tentative="1">
+      <w:start w:val="1"/>
+      <w:numFmt w:val="bullet"/>
+      <w:lvlText w:val=""/>
+      <w:lvlJc w:val="left"/>
+      <w:pPr>
+        <w:tabs>
+          <w:tab w:val="num" w:pos="2160"/>
+        </w:tabs>
+        <w:ind w:left="2160" w:hanging="360"/>
+      </w:pPr>
+      <w:rPr>
+        <w:rFonts w:ascii="Wingdings" w:hAnsi="Wingdings" w:hint="default"/>
+        <w:sz w:val="20"/>
+      </w:rPr>
+    </w:lvl>
+    <w:lvl w:ilvl="3" w:tentative="1">
+      <w:start w:val="1"/>
+      <w:numFmt w:val="bullet"/>
+      <w:lvlText w:val=""/>
+      <w:lvlJc w:val="left"/>
+      <w:pPr>
+        <w:tabs>
+          <w:tab w:val="num" w:pos="2880"/>
+        </w:tabs>
+        <w:ind w:left="2880" w:hanging="360"/>
+      </w:pPr>
+      <w:rPr>
+        <w:rFonts w:ascii="Wingdings" w:hAnsi="Wingdings" w:hint="default"/>
+        <w:sz w:val="20"/>
+      </w:rPr>
+    </w:lvl>
+    <w:lvl w:ilvl="4" w:tentative="1">
+      <w:start w:val="1"/>
+      <w:numFmt w:val="bullet"/>
+      <w:lvlText w:val=""/>
+      <w:lvlJc w:val="left"/>
+      <w:pPr>
+        <w:tabs>
+          <w:tab w:val="num" w:pos="3600"/>
+        </w:tabs>
+        <w:ind w:left="3600" w:hanging="360"/>
+      </w:pPr>
+      <w:rPr>
+        <w:rFonts w:ascii="Wingdings" w:hAnsi="Wingdings" w:hint="default"/>
+        <w:sz w:val="20"/>
+      </w:rPr>
+    </w:lvl>
+    <w:lvl w:ilvl="5" w:tentative="1">
+      <w:start w:val="1"/>
+      <w:numFmt w:val="bullet"/>
+      <w:lvlText w:val=""/>
+      <w:lvlJc w:val="left"/>
+      <w:pPr>
+        <w:tabs>
+          <w:tab w:val="num" w:pos="4320"/>
+        </w:tabs>
+        <w:ind w:left="4320" w:hanging="360"/>
+      </w:pPr>
+      <w:rPr>
+        <w:rFonts w:ascii="Wingdings" w:hAnsi="Wingdings" w:hint="default"/>
+        <w:sz w:val="20"/>
+      </w:rPr>
+    </w:lvl>
+    <w:lvl w:ilvl="6" w:tentative="1">
+      <w:start w:val="1"/>
+      <w:numFmt w:val="bullet"/>
+      <w:lvlText w:val=""/>
+      <w:lvlJc w:val="left"/>
+      <w:pPr>
+        <w:tabs>
+          <w:tab w:val="num" w:pos="5040"/>
+        </w:tabs>
+        <w:ind w:left="5040" w:hanging="360"/>
+      </w:pPr>
+      <w:rPr>
+        <w:rFonts w:ascii="Wingdings" w:hAnsi="Wingdings" w:hint="default"/>
+        <w:sz w:val="20"/>
+      </w:rPr>
+    </w:lvl>
+    <w:lvl w:ilvl="7" w:tentative="1">
+      <w:start w:val="1"/>
+      <w:numFmt w:val="bullet"/>
+      <w:lvlText w:val=""/>
+      <w:lvlJc w:val="left"/>
+      <w:pPr>
+        <w:tabs>
+          <w:tab w:val="num" w:pos="5760"/>
+        </w:tabs>
+        <w:ind w:left="5760" w:hanging="360"/>
+      </w:pPr>
+      <w:rPr>
+        <w:rFonts w:ascii="Wingdings" w:hAnsi="Wingdings" w:hint="default"/>
+        <w:sz w:val="20"/>
+      </w:rPr>
+    </w:lvl>
+    <w:lvl w:ilvl="8" w:tentative="1">
+      <w:start w:val="1"/>
+      <w:numFmt w:val="bullet"/>
+      <w:lvlText w:val=""/>
+      <w:lvlJc w:val="left"/>
+      <w:pPr>
+        <w:tabs>
+          <w:tab w:val="num" w:pos="6480"/>
+        </w:tabs>
+        <w:ind w:left="6480" w:hanging="360"/>
+      </w:pPr>
+      <w:rPr>
+        <w:rFonts w:ascii="Wingdings" w:hAnsi="Wingdings" w:hint="default"/>
+        <w:sz w:val="20"/>
+      </w:rPr>
+    </w:lvl>
+  </w:abstractNum>
+  <w:abstractNum w:abstractNumId="9" w15:restartNumberingAfterBreak="0">
     <w:nsid w:val="2E6F0570"/>
     <w:multiLevelType w:val="multilevel"/>
     <w:tmpl w:val="A4F282D4"/>
@@ -9999,7 +15599,7 @@
       </w:rPr>
     </w:lvl>
   </w:abstractNum>
-  <w:abstractNum w:abstractNumId="6" w15:restartNumberingAfterBreak="0">
+  <w:abstractNum w:abstractNumId="10" w15:restartNumberingAfterBreak="0">
     <w:nsid w:val="300E4200"/>
     <w:multiLevelType w:val="multilevel"/>
     <w:tmpl w:val="78723926"/>
@@ -10148,7 +15748,7 @@
       </w:rPr>
     </w:lvl>
   </w:abstractNum>
-  <w:abstractNum w:abstractNumId="7" w15:restartNumberingAfterBreak="0">
+  <w:abstractNum w:abstractNumId="11" w15:restartNumberingAfterBreak="0">
     <w:nsid w:val="30F30968"/>
     <w:multiLevelType w:val="multilevel"/>
     <w:tmpl w:val="32F44872"/>
@@ -10297,7 +15897,454 @@
       </w:rPr>
     </w:lvl>
   </w:abstractNum>
-  <w:abstractNum w:abstractNumId="8" w15:restartNumberingAfterBreak="0">
+  <w:abstractNum w:abstractNumId="12" w15:restartNumberingAfterBreak="0">
+    <w:nsid w:val="3B3656DF"/>
+    <w:multiLevelType w:val="multilevel"/>
+    <w:tmpl w:val="EFDE9862"/>
+    <w:lvl w:ilvl="0">
+      <w:start w:val="1"/>
+      <w:numFmt w:val="bullet"/>
+      <w:lvlText w:val=""/>
+      <w:lvlJc w:val="left"/>
+      <w:pPr>
+        <w:tabs>
+          <w:tab w:val="num" w:pos="720"/>
+        </w:tabs>
+        <w:ind w:left="720" w:hanging="360"/>
+      </w:pPr>
+      <w:rPr>
+        <w:rFonts w:ascii="Symbol" w:hAnsi="Symbol" w:hint="default"/>
+        <w:sz w:val="20"/>
+      </w:rPr>
+    </w:lvl>
+    <w:lvl w:ilvl="1" w:tentative="1">
+      <w:start w:val="1"/>
+      <w:numFmt w:val="bullet"/>
+      <w:lvlText w:val="o"/>
+      <w:lvlJc w:val="left"/>
+      <w:pPr>
+        <w:tabs>
+          <w:tab w:val="num" w:pos="1440"/>
+        </w:tabs>
+        <w:ind w:left="1440" w:hanging="360"/>
+      </w:pPr>
+      <w:rPr>
+        <w:rFonts w:ascii="Courier New" w:hAnsi="Courier New" w:hint="default"/>
+        <w:sz w:val="20"/>
+      </w:rPr>
+    </w:lvl>
+    <w:lvl w:ilvl="2" w:tentative="1">
+      <w:start w:val="1"/>
+      <w:numFmt w:val="bullet"/>
+      <w:lvlText w:val=""/>
+      <w:lvlJc w:val="left"/>
+      <w:pPr>
+        <w:tabs>
+          <w:tab w:val="num" w:pos="2160"/>
+        </w:tabs>
+        <w:ind w:left="2160" w:hanging="360"/>
+      </w:pPr>
+      <w:rPr>
+        <w:rFonts w:ascii="Wingdings" w:hAnsi="Wingdings" w:hint="default"/>
+        <w:sz w:val="20"/>
+      </w:rPr>
+    </w:lvl>
+    <w:lvl w:ilvl="3" w:tentative="1">
+      <w:start w:val="1"/>
+      <w:numFmt w:val="bullet"/>
+      <w:lvlText w:val=""/>
+      <w:lvlJc w:val="left"/>
+      <w:pPr>
+        <w:tabs>
+          <w:tab w:val="num" w:pos="2880"/>
+        </w:tabs>
+        <w:ind w:left="2880" w:hanging="360"/>
+      </w:pPr>
+      <w:rPr>
+        <w:rFonts w:ascii="Wingdings" w:hAnsi="Wingdings" w:hint="default"/>
+        <w:sz w:val="20"/>
+      </w:rPr>
+    </w:lvl>
+    <w:lvl w:ilvl="4" w:tentative="1">
+      <w:start w:val="1"/>
+      <w:numFmt w:val="bullet"/>
+      <w:lvlText w:val=""/>
+      <w:lvlJc w:val="left"/>
+      <w:pPr>
+        <w:tabs>
+          <w:tab w:val="num" w:pos="3600"/>
+        </w:tabs>
+        <w:ind w:left="3600" w:hanging="360"/>
+      </w:pPr>
+      <w:rPr>
+        <w:rFonts w:ascii="Wingdings" w:hAnsi="Wingdings" w:hint="default"/>
+        <w:sz w:val="20"/>
+      </w:rPr>
+    </w:lvl>
+    <w:lvl w:ilvl="5" w:tentative="1">
+      <w:start w:val="1"/>
+      <w:numFmt w:val="bullet"/>
+      <w:lvlText w:val=""/>
+      <w:lvlJc w:val="left"/>
+      <w:pPr>
+        <w:tabs>
+          <w:tab w:val="num" w:pos="4320"/>
+        </w:tabs>
+        <w:ind w:left="4320" w:hanging="360"/>
+      </w:pPr>
+      <w:rPr>
+        <w:rFonts w:ascii="Wingdings" w:hAnsi="Wingdings" w:hint="default"/>
+        <w:sz w:val="20"/>
+      </w:rPr>
+    </w:lvl>
+    <w:lvl w:ilvl="6" w:tentative="1">
+      <w:start w:val="1"/>
+      <w:numFmt w:val="bullet"/>
+      <w:lvlText w:val=""/>
+      <w:lvlJc w:val="left"/>
+      <w:pPr>
+        <w:tabs>
+          <w:tab w:val="num" w:pos="5040"/>
+        </w:tabs>
+        <w:ind w:left="5040" w:hanging="360"/>
+      </w:pPr>
+      <w:rPr>
+        <w:rFonts w:ascii="Wingdings" w:hAnsi="Wingdings" w:hint="default"/>
+        <w:sz w:val="20"/>
+      </w:rPr>
+    </w:lvl>
+    <w:lvl w:ilvl="7" w:tentative="1">
+      <w:start w:val="1"/>
+      <w:numFmt w:val="bullet"/>
+      <w:lvlText w:val=""/>
+      <w:lvlJc w:val="left"/>
+      <w:pPr>
+        <w:tabs>
+          <w:tab w:val="num" w:pos="5760"/>
+        </w:tabs>
+        <w:ind w:left="5760" w:hanging="360"/>
+      </w:pPr>
+      <w:rPr>
+        <w:rFonts w:ascii="Wingdings" w:hAnsi="Wingdings" w:hint="default"/>
+        <w:sz w:val="20"/>
+      </w:rPr>
+    </w:lvl>
+    <w:lvl w:ilvl="8" w:tentative="1">
+      <w:start w:val="1"/>
+      <w:numFmt w:val="bullet"/>
+      <w:lvlText w:val=""/>
+      <w:lvlJc w:val="left"/>
+      <w:pPr>
+        <w:tabs>
+          <w:tab w:val="num" w:pos="6480"/>
+        </w:tabs>
+        <w:ind w:left="6480" w:hanging="360"/>
+      </w:pPr>
+      <w:rPr>
+        <w:rFonts w:ascii="Wingdings" w:hAnsi="Wingdings" w:hint="default"/>
+        <w:sz w:val="20"/>
+      </w:rPr>
+    </w:lvl>
+  </w:abstractNum>
+  <w:abstractNum w:abstractNumId="13" w15:restartNumberingAfterBreak="0">
+    <w:nsid w:val="3F585CA0"/>
+    <w:multiLevelType w:val="multilevel"/>
+    <w:tmpl w:val="3F0C0D88"/>
+    <w:lvl w:ilvl="0">
+      <w:start w:val="1"/>
+      <w:numFmt w:val="bullet"/>
+      <w:lvlText w:val=""/>
+      <w:lvlJc w:val="left"/>
+      <w:pPr>
+        <w:tabs>
+          <w:tab w:val="num" w:pos="720"/>
+        </w:tabs>
+        <w:ind w:left="720" w:hanging="360"/>
+      </w:pPr>
+      <w:rPr>
+        <w:rFonts w:ascii="Symbol" w:hAnsi="Symbol" w:hint="default"/>
+        <w:sz w:val="20"/>
+      </w:rPr>
+    </w:lvl>
+    <w:lvl w:ilvl="1" w:tentative="1">
+      <w:start w:val="1"/>
+      <w:numFmt w:val="bullet"/>
+      <w:lvlText w:val="o"/>
+      <w:lvlJc w:val="left"/>
+      <w:pPr>
+        <w:tabs>
+          <w:tab w:val="num" w:pos="1440"/>
+        </w:tabs>
+        <w:ind w:left="1440" w:hanging="360"/>
+      </w:pPr>
+      <w:rPr>
+        <w:rFonts w:ascii="Courier New" w:hAnsi="Courier New" w:hint="default"/>
+        <w:sz w:val="20"/>
+      </w:rPr>
+    </w:lvl>
+    <w:lvl w:ilvl="2" w:tentative="1">
+      <w:start w:val="1"/>
+      <w:numFmt w:val="bullet"/>
+      <w:lvlText w:val=""/>
+      <w:lvlJc w:val="left"/>
+      <w:pPr>
+        <w:tabs>
+          <w:tab w:val="num" w:pos="2160"/>
+        </w:tabs>
+        <w:ind w:left="2160" w:hanging="360"/>
+      </w:pPr>
+      <w:rPr>
+        <w:rFonts w:ascii="Wingdings" w:hAnsi="Wingdings" w:hint="default"/>
+        <w:sz w:val="20"/>
+      </w:rPr>
+    </w:lvl>
+    <w:lvl w:ilvl="3" w:tentative="1">
+      <w:start w:val="1"/>
+      <w:numFmt w:val="bullet"/>
+      <w:lvlText w:val=""/>
+      <w:lvlJc w:val="left"/>
+      <w:pPr>
+        <w:tabs>
+          <w:tab w:val="num" w:pos="2880"/>
+        </w:tabs>
+        <w:ind w:left="2880" w:hanging="360"/>
+      </w:pPr>
+      <w:rPr>
+        <w:rFonts w:ascii="Wingdings" w:hAnsi="Wingdings" w:hint="default"/>
+        <w:sz w:val="20"/>
+      </w:rPr>
+    </w:lvl>
+    <w:lvl w:ilvl="4" w:tentative="1">
+      <w:start w:val="1"/>
+      <w:numFmt w:val="bullet"/>
+      <w:lvlText w:val=""/>
+      <w:lvlJc w:val="left"/>
+      <w:pPr>
+        <w:tabs>
+          <w:tab w:val="num" w:pos="3600"/>
+        </w:tabs>
+        <w:ind w:left="3600" w:hanging="360"/>
+      </w:pPr>
+      <w:rPr>
+        <w:rFonts w:ascii="Wingdings" w:hAnsi="Wingdings" w:hint="default"/>
+        <w:sz w:val="20"/>
+      </w:rPr>
+    </w:lvl>
+    <w:lvl w:ilvl="5" w:tentative="1">
+      <w:start w:val="1"/>
+      <w:numFmt w:val="bullet"/>
+      <w:lvlText w:val=""/>
+      <w:lvlJc w:val="left"/>
+      <w:pPr>
+        <w:tabs>
+          <w:tab w:val="num" w:pos="4320"/>
+        </w:tabs>
+        <w:ind w:left="4320" w:hanging="360"/>
+      </w:pPr>
+      <w:rPr>
+        <w:rFonts w:ascii="Wingdings" w:hAnsi="Wingdings" w:hint="default"/>
+        <w:sz w:val="20"/>
+      </w:rPr>
+    </w:lvl>
+    <w:lvl w:ilvl="6" w:tentative="1">
+      <w:start w:val="1"/>
+      <w:numFmt w:val="bullet"/>
+      <w:lvlText w:val=""/>
+      <w:lvlJc w:val="left"/>
+      <w:pPr>
+        <w:tabs>
+          <w:tab w:val="num" w:pos="5040"/>
+        </w:tabs>
+        <w:ind w:left="5040" w:hanging="360"/>
+      </w:pPr>
+      <w:rPr>
+        <w:rFonts w:ascii="Wingdings" w:hAnsi="Wingdings" w:hint="default"/>
+        <w:sz w:val="20"/>
+      </w:rPr>
+    </w:lvl>
+    <w:lvl w:ilvl="7" w:tentative="1">
+      <w:start w:val="1"/>
+      <w:numFmt w:val="bullet"/>
+      <w:lvlText w:val=""/>
+      <w:lvlJc w:val="left"/>
+      <w:pPr>
+        <w:tabs>
+          <w:tab w:val="num" w:pos="5760"/>
+        </w:tabs>
+        <w:ind w:left="5760" w:hanging="360"/>
+      </w:pPr>
+      <w:rPr>
+        <w:rFonts w:ascii="Wingdings" w:hAnsi="Wingdings" w:hint="default"/>
+        <w:sz w:val="20"/>
+      </w:rPr>
+    </w:lvl>
+    <w:lvl w:ilvl="8" w:tentative="1">
+      <w:start w:val="1"/>
+      <w:numFmt w:val="bullet"/>
+      <w:lvlText w:val=""/>
+      <w:lvlJc w:val="left"/>
+      <w:pPr>
+        <w:tabs>
+          <w:tab w:val="num" w:pos="6480"/>
+        </w:tabs>
+        <w:ind w:left="6480" w:hanging="360"/>
+      </w:pPr>
+      <w:rPr>
+        <w:rFonts w:ascii="Wingdings" w:hAnsi="Wingdings" w:hint="default"/>
+        <w:sz w:val="20"/>
+      </w:rPr>
+    </w:lvl>
+  </w:abstractNum>
+  <w:abstractNum w:abstractNumId="14" w15:restartNumberingAfterBreak="0">
+    <w:nsid w:val="44F0003B"/>
+    <w:multiLevelType w:val="multilevel"/>
+    <w:tmpl w:val="F95286EA"/>
+    <w:lvl w:ilvl="0">
+      <w:start w:val="1"/>
+      <w:numFmt w:val="bullet"/>
+      <w:lvlText w:val=""/>
+      <w:lvlJc w:val="left"/>
+      <w:pPr>
+        <w:tabs>
+          <w:tab w:val="num" w:pos="720"/>
+        </w:tabs>
+        <w:ind w:left="720" w:hanging="360"/>
+      </w:pPr>
+      <w:rPr>
+        <w:rFonts w:ascii="Symbol" w:hAnsi="Symbol" w:hint="default"/>
+        <w:sz w:val="20"/>
+      </w:rPr>
+    </w:lvl>
+    <w:lvl w:ilvl="1" w:tentative="1">
+      <w:start w:val="1"/>
+      <w:numFmt w:val="bullet"/>
+      <w:lvlText w:val="o"/>
+      <w:lvlJc w:val="left"/>
+      <w:pPr>
+        <w:tabs>
+          <w:tab w:val="num" w:pos="1440"/>
+        </w:tabs>
+        <w:ind w:left="1440" w:hanging="360"/>
+      </w:pPr>
+      <w:rPr>
+        <w:rFonts w:ascii="Courier New" w:hAnsi="Courier New" w:hint="default"/>
+        <w:sz w:val="20"/>
+      </w:rPr>
+    </w:lvl>
+    <w:lvl w:ilvl="2" w:tentative="1">
+      <w:start w:val="1"/>
+      <w:numFmt w:val="bullet"/>
+      <w:lvlText w:val=""/>
+      <w:lvlJc w:val="left"/>
+      <w:pPr>
+        <w:tabs>
+          <w:tab w:val="num" w:pos="2160"/>
+        </w:tabs>
+        <w:ind w:left="2160" w:hanging="360"/>
+      </w:pPr>
+      <w:rPr>
+        <w:rFonts w:ascii="Wingdings" w:hAnsi="Wingdings" w:hint="default"/>
+        <w:sz w:val="20"/>
+      </w:rPr>
+    </w:lvl>
+    <w:lvl w:ilvl="3" w:tentative="1">
+      <w:start w:val="1"/>
+      <w:numFmt w:val="bullet"/>
+      <w:lvlText w:val=""/>
+      <w:lvlJc w:val="left"/>
+      <w:pPr>
+        <w:tabs>
+          <w:tab w:val="num" w:pos="2880"/>
+        </w:tabs>
+        <w:ind w:left="2880" w:hanging="360"/>
+      </w:pPr>
+      <w:rPr>
+        <w:rFonts w:ascii="Wingdings" w:hAnsi="Wingdings" w:hint="default"/>
+        <w:sz w:val="20"/>
+      </w:rPr>
+    </w:lvl>
+    <w:lvl w:ilvl="4" w:tentative="1">
+      <w:start w:val="1"/>
+      <w:numFmt w:val="bullet"/>
+      <w:lvlText w:val=""/>
+      <w:lvlJc w:val="left"/>
+      <w:pPr>
+        <w:tabs>
+          <w:tab w:val="num" w:pos="3600"/>
+        </w:tabs>
+        <w:ind w:left="3600" w:hanging="360"/>
+      </w:pPr>
+      <w:rPr>
+        <w:rFonts w:ascii="Wingdings" w:hAnsi="Wingdings" w:hint="default"/>
+        <w:sz w:val="20"/>
+      </w:rPr>
+    </w:lvl>
+    <w:lvl w:ilvl="5" w:tentative="1">
+      <w:start w:val="1"/>
+      <w:numFmt w:val="bullet"/>
+      <w:lvlText w:val=""/>
+      <w:lvlJc w:val="left"/>
+      <w:pPr>
+        <w:tabs>
+          <w:tab w:val="num" w:pos="4320"/>
+        </w:tabs>
+        <w:ind w:left="4320" w:hanging="360"/>
+      </w:pPr>
+      <w:rPr>
+        <w:rFonts w:ascii="Wingdings" w:hAnsi="Wingdings" w:hint="default"/>
+        <w:sz w:val="20"/>
+      </w:rPr>
+    </w:lvl>
+    <w:lvl w:ilvl="6" w:tentative="1">
+      <w:start w:val="1"/>
+      <w:numFmt w:val="bullet"/>
+      <w:lvlText w:val=""/>
+      <w:lvlJc w:val="left"/>
+      <w:pPr>
+        <w:tabs>
+          <w:tab w:val="num" w:pos="5040"/>
+        </w:tabs>
+        <w:ind w:left="5040" w:hanging="360"/>
+      </w:pPr>
+      <w:rPr>
+        <w:rFonts w:ascii="Wingdings" w:hAnsi="Wingdings" w:hint="default"/>
+        <w:sz w:val="20"/>
+      </w:rPr>
+    </w:lvl>
+    <w:lvl w:ilvl="7" w:tentative="1">
+      <w:start w:val="1"/>
+      <w:numFmt w:val="bullet"/>
+      <w:lvlText w:val=""/>
+      <w:lvlJc w:val="left"/>
+      <w:pPr>
+        <w:tabs>
+          <w:tab w:val="num" w:pos="5760"/>
+        </w:tabs>
+        <w:ind w:left="5760" w:hanging="360"/>
+      </w:pPr>
+      <w:rPr>
+        <w:rFonts w:ascii="Wingdings" w:hAnsi="Wingdings" w:hint="default"/>
+        <w:sz w:val="20"/>
+      </w:rPr>
+    </w:lvl>
+    <w:lvl w:ilvl="8" w:tentative="1">
+      <w:start w:val="1"/>
+      <w:numFmt w:val="bullet"/>
+      <w:lvlText w:val=""/>
+      <w:lvlJc w:val="left"/>
+      <w:pPr>
+        <w:tabs>
+          <w:tab w:val="num" w:pos="6480"/>
+        </w:tabs>
+        <w:ind w:left="6480" w:hanging="360"/>
+      </w:pPr>
+      <w:rPr>
+        <w:rFonts w:ascii="Wingdings" w:hAnsi="Wingdings" w:hint="default"/>
+        <w:sz w:val="20"/>
+      </w:rPr>
+    </w:lvl>
+  </w:abstractNum>
+  <w:abstractNum w:abstractNumId="15" w15:restartNumberingAfterBreak="0">
     <w:nsid w:val="464E6A8C"/>
     <w:multiLevelType w:val="multilevel"/>
     <w:tmpl w:val="A4921196"/>
@@ -10446,7 +16493,7 @@
       </w:rPr>
     </w:lvl>
   </w:abstractNum>
-  <w:abstractNum w:abstractNumId="9" w15:restartNumberingAfterBreak="0">
+  <w:abstractNum w:abstractNumId="16" w15:restartNumberingAfterBreak="0">
     <w:nsid w:val="464F7705"/>
     <w:multiLevelType w:val="multilevel"/>
     <w:tmpl w:val="9EF6D10C"/>
@@ -10595,7 +16642,7 @@
       </w:rPr>
     </w:lvl>
   </w:abstractNum>
-  <w:abstractNum w:abstractNumId="10" w15:restartNumberingAfterBreak="0">
+  <w:abstractNum w:abstractNumId="17" w15:restartNumberingAfterBreak="0">
     <w:nsid w:val="4B6A7406"/>
     <w:multiLevelType w:val="multilevel"/>
     <w:tmpl w:val="C688FB96"/>
@@ -10744,7 +16791,7 @@
       </w:rPr>
     </w:lvl>
   </w:abstractNum>
-  <w:abstractNum w:abstractNumId="11" w15:restartNumberingAfterBreak="0">
+  <w:abstractNum w:abstractNumId="18" w15:restartNumberingAfterBreak="0">
     <w:nsid w:val="53C57C57"/>
     <w:multiLevelType w:val="multilevel"/>
     <w:tmpl w:val="B2F4BECC"/>
@@ -10893,7 +16940,156 @@
       </w:rPr>
     </w:lvl>
   </w:abstractNum>
-  <w:abstractNum w:abstractNumId="12" w15:restartNumberingAfterBreak="0">
+  <w:abstractNum w:abstractNumId="19" w15:restartNumberingAfterBreak="0">
+    <w:nsid w:val="586B4DA2"/>
+    <w:multiLevelType w:val="multilevel"/>
+    <w:tmpl w:val="2A985022"/>
+    <w:lvl w:ilvl="0">
+      <w:start w:val="1"/>
+      <w:numFmt w:val="bullet"/>
+      <w:lvlText w:val=""/>
+      <w:lvlJc w:val="left"/>
+      <w:pPr>
+        <w:tabs>
+          <w:tab w:val="num" w:pos="720"/>
+        </w:tabs>
+        <w:ind w:left="720" w:hanging="360"/>
+      </w:pPr>
+      <w:rPr>
+        <w:rFonts w:ascii="Symbol" w:hAnsi="Symbol" w:hint="default"/>
+        <w:sz w:val="20"/>
+      </w:rPr>
+    </w:lvl>
+    <w:lvl w:ilvl="1" w:tentative="1">
+      <w:start w:val="1"/>
+      <w:numFmt w:val="bullet"/>
+      <w:lvlText w:val="o"/>
+      <w:lvlJc w:val="left"/>
+      <w:pPr>
+        <w:tabs>
+          <w:tab w:val="num" w:pos="1440"/>
+        </w:tabs>
+        <w:ind w:left="1440" w:hanging="360"/>
+      </w:pPr>
+      <w:rPr>
+        <w:rFonts w:ascii="Courier New" w:hAnsi="Courier New" w:hint="default"/>
+        <w:sz w:val="20"/>
+      </w:rPr>
+    </w:lvl>
+    <w:lvl w:ilvl="2" w:tentative="1">
+      <w:start w:val="1"/>
+      <w:numFmt w:val="bullet"/>
+      <w:lvlText w:val=""/>
+      <w:lvlJc w:val="left"/>
+      <w:pPr>
+        <w:tabs>
+          <w:tab w:val="num" w:pos="2160"/>
+        </w:tabs>
+        <w:ind w:left="2160" w:hanging="360"/>
+      </w:pPr>
+      <w:rPr>
+        <w:rFonts w:ascii="Wingdings" w:hAnsi="Wingdings" w:hint="default"/>
+        <w:sz w:val="20"/>
+      </w:rPr>
+    </w:lvl>
+    <w:lvl w:ilvl="3" w:tentative="1">
+      <w:start w:val="1"/>
+      <w:numFmt w:val="bullet"/>
+      <w:lvlText w:val=""/>
+      <w:lvlJc w:val="left"/>
+      <w:pPr>
+        <w:tabs>
+          <w:tab w:val="num" w:pos="2880"/>
+        </w:tabs>
+        <w:ind w:left="2880" w:hanging="360"/>
+      </w:pPr>
+      <w:rPr>
+        <w:rFonts w:ascii="Wingdings" w:hAnsi="Wingdings" w:hint="default"/>
+        <w:sz w:val="20"/>
+      </w:rPr>
+    </w:lvl>
+    <w:lvl w:ilvl="4" w:tentative="1">
+      <w:start w:val="1"/>
+      <w:numFmt w:val="bullet"/>
+      <w:lvlText w:val=""/>
+      <w:lvlJc w:val="left"/>
+      <w:pPr>
+        <w:tabs>
+          <w:tab w:val="num" w:pos="3600"/>
+        </w:tabs>
+        <w:ind w:left="3600" w:hanging="360"/>
+      </w:pPr>
+      <w:rPr>
+        <w:rFonts w:ascii="Wingdings" w:hAnsi="Wingdings" w:hint="default"/>
+        <w:sz w:val="20"/>
+      </w:rPr>
+    </w:lvl>
+    <w:lvl w:ilvl="5" w:tentative="1">
+      <w:start w:val="1"/>
+      <w:numFmt w:val="bullet"/>
+      <w:lvlText w:val=""/>
+      <w:lvlJc w:val="left"/>
+      <w:pPr>
+        <w:tabs>
+          <w:tab w:val="num" w:pos="4320"/>
+        </w:tabs>
+        <w:ind w:left="4320" w:hanging="360"/>
+      </w:pPr>
+      <w:rPr>
+        <w:rFonts w:ascii="Wingdings" w:hAnsi="Wingdings" w:hint="default"/>
+        <w:sz w:val="20"/>
+      </w:rPr>
+    </w:lvl>
+    <w:lvl w:ilvl="6" w:tentative="1">
+      <w:start w:val="1"/>
+      <w:numFmt w:val="bullet"/>
+      <w:lvlText w:val=""/>
+      <w:lvlJc w:val="left"/>
+      <w:pPr>
+        <w:tabs>
+          <w:tab w:val="num" w:pos="5040"/>
+        </w:tabs>
+        <w:ind w:left="5040" w:hanging="360"/>
+      </w:pPr>
+      <w:rPr>
+        <w:rFonts w:ascii="Wingdings" w:hAnsi="Wingdings" w:hint="default"/>
+        <w:sz w:val="20"/>
+      </w:rPr>
+    </w:lvl>
+    <w:lvl w:ilvl="7" w:tentative="1">
+      <w:start w:val="1"/>
+      <w:numFmt w:val="bullet"/>
+      <w:lvlText w:val=""/>
+      <w:lvlJc w:val="left"/>
+      <w:pPr>
+        <w:tabs>
+          <w:tab w:val="num" w:pos="5760"/>
+        </w:tabs>
+        <w:ind w:left="5760" w:hanging="360"/>
+      </w:pPr>
+      <w:rPr>
+        <w:rFonts w:ascii="Wingdings" w:hAnsi="Wingdings" w:hint="default"/>
+        <w:sz w:val="20"/>
+      </w:rPr>
+    </w:lvl>
+    <w:lvl w:ilvl="8" w:tentative="1">
+      <w:start w:val="1"/>
+      <w:numFmt w:val="bullet"/>
+      <w:lvlText w:val=""/>
+      <w:lvlJc w:val="left"/>
+      <w:pPr>
+        <w:tabs>
+          <w:tab w:val="num" w:pos="6480"/>
+        </w:tabs>
+        <w:ind w:left="6480" w:hanging="360"/>
+      </w:pPr>
+      <w:rPr>
+        <w:rFonts w:ascii="Wingdings" w:hAnsi="Wingdings" w:hint="default"/>
+        <w:sz w:val="20"/>
+      </w:rPr>
+    </w:lvl>
+  </w:abstractNum>
+  <w:abstractNum w:abstractNumId="20" w15:restartNumberingAfterBreak="0">
     <w:nsid w:val="5CDE7684"/>
     <w:multiLevelType w:val="multilevel"/>
     <w:tmpl w:val="EB8C1E30"/>
@@ -11042,7 +17238,7 @@
       </w:rPr>
     </w:lvl>
   </w:abstractNum>
-  <w:abstractNum w:abstractNumId="13" w15:restartNumberingAfterBreak="0">
+  <w:abstractNum w:abstractNumId="21" w15:restartNumberingAfterBreak="0">
     <w:nsid w:val="5F9A529C"/>
     <w:multiLevelType w:val="multilevel"/>
     <w:tmpl w:val="EE083056"/>
@@ -11191,7 +17387,7 @@
       </w:rPr>
     </w:lvl>
   </w:abstractNum>
-  <w:abstractNum w:abstractNumId="14" w15:restartNumberingAfterBreak="0">
+  <w:abstractNum w:abstractNumId="22" w15:restartNumberingAfterBreak="0">
     <w:nsid w:val="61901C50"/>
     <w:multiLevelType w:val="multilevel"/>
     <w:tmpl w:val="BA3C441E"/>
@@ -11340,7 +17536,156 @@
       </w:rPr>
     </w:lvl>
   </w:abstractNum>
-  <w:abstractNum w:abstractNumId="15" w15:restartNumberingAfterBreak="0">
+  <w:abstractNum w:abstractNumId="23" w15:restartNumberingAfterBreak="0">
+    <w:nsid w:val="624A7612"/>
+    <w:multiLevelType w:val="multilevel"/>
+    <w:tmpl w:val="A3DA913E"/>
+    <w:lvl w:ilvl="0">
+      <w:start w:val="1"/>
+      <w:numFmt w:val="bullet"/>
+      <w:lvlText w:val=""/>
+      <w:lvlJc w:val="left"/>
+      <w:pPr>
+        <w:tabs>
+          <w:tab w:val="num" w:pos="720"/>
+        </w:tabs>
+        <w:ind w:left="720" w:hanging="360"/>
+      </w:pPr>
+      <w:rPr>
+        <w:rFonts w:ascii="Symbol" w:hAnsi="Symbol" w:hint="default"/>
+        <w:sz w:val="20"/>
+      </w:rPr>
+    </w:lvl>
+    <w:lvl w:ilvl="1" w:tentative="1">
+      <w:start w:val="1"/>
+      <w:numFmt w:val="bullet"/>
+      <w:lvlText w:val="o"/>
+      <w:lvlJc w:val="left"/>
+      <w:pPr>
+        <w:tabs>
+          <w:tab w:val="num" w:pos="1440"/>
+        </w:tabs>
+        <w:ind w:left="1440" w:hanging="360"/>
+      </w:pPr>
+      <w:rPr>
+        <w:rFonts w:ascii="Courier New" w:hAnsi="Courier New" w:hint="default"/>
+        <w:sz w:val="20"/>
+      </w:rPr>
+    </w:lvl>
+    <w:lvl w:ilvl="2" w:tentative="1">
+      <w:start w:val="1"/>
+      <w:numFmt w:val="bullet"/>
+      <w:lvlText w:val=""/>
+      <w:lvlJc w:val="left"/>
+      <w:pPr>
+        <w:tabs>
+          <w:tab w:val="num" w:pos="2160"/>
+        </w:tabs>
+        <w:ind w:left="2160" w:hanging="360"/>
+      </w:pPr>
+      <w:rPr>
+        <w:rFonts w:ascii="Wingdings" w:hAnsi="Wingdings" w:hint="default"/>
+        <w:sz w:val="20"/>
+      </w:rPr>
+    </w:lvl>
+    <w:lvl w:ilvl="3" w:tentative="1">
+      <w:start w:val="1"/>
+      <w:numFmt w:val="bullet"/>
+      <w:lvlText w:val=""/>
+      <w:lvlJc w:val="left"/>
+      <w:pPr>
+        <w:tabs>
+          <w:tab w:val="num" w:pos="2880"/>
+        </w:tabs>
+        <w:ind w:left="2880" w:hanging="360"/>
+      </w:pPr>
+      <w:rPr>
+        <w:rFonts w:ascii="Wingdings" w:hAnsi="Wingdings" w:hint="default"/>
+        <w:sz w:val="20"/>
+      </w:rPr>
+    </w:lvl>
+    <w:lvl w:ilvl="4" w:tentative="1">
+      <w:start w:val="1"/>
+      <w:numFmt w:val="bullet"/>
+      <w:lvlText w:val=""/>
+      <w:lvlJc w:val="left"/>
+      <w:pPr>
+        <w:tabs>
+          <w:tab w:val="num" w:pos="3600"/>
+        </w:tabs>
+        <w:ind w:left="3600" w:hanging="360"/>
+      </w:pPr>
+      <w:rPr>
+        <w:rFonts w:ascii="Wingdings" w:hAnsi="Wingdings" w:hint="default"/>
+        <w:sz w:val="20"/>
+      </w:rPr>
+    </w:lvl>
+    <w:lvl w:ilvl="5" w:tentative="1">
+      <w:start w:val="1"/>
+      <w:numFmt w:val="bullet"/>
+      <w:lvlText w:val=""/>
+      <w:lvlJc w:val="left"/>
+      <w:pPr>
+        <w:tabs>
+          <w:tab w:val="num" w:pos="4320"/>
+        </w:tabs>
+        <w:ind w:left="4320" w:hanging="360"/>
+      </w:pPr>
+      <w:rPr>
+        <w:rFonts w:ascii="Wingdings" w:hAnsi="Wingdings" w:hint="default"/>
+        <w:sz w:val="20"/>
+      </w:rPr>
+    </w:lvl>
+    <w:lvl w:ilvl="6" w:tentative="1">
+      <w:start w:val="1"/>
+      <w:numFmt w:val="bullet"/>
+      <w:lvlText w:val=""/>
+      <w:lvlJc w:val="left"/>
+      <w:pPr>
+        <w:tabs>
+          <w:tab w:val="num" w:pos="5040"/>
+        </w:tabs>
+        <w:ind w:left="5040" w:hanging="360"/>
+      </w:pPr>
+      <w:rPr>
+        <w:rFonts w:ascii="Wingdings" w:hAnsi="Wingdings" w:hint="default"/>
+        <w:sz w:val="20"/>
+      </w:rPr>
+    </w:lvl>
+    <w:lvl w:ilvl="7" w:tentative="1">
+      <w:start w:val="1"/>
+      <w:numFmt w:val="bullet"/>
+      <w:lvlText w:val=""/>
+      <w:lvlJc w:val="left"/>
+      <w:pPr>
+        <w:tabs>
+          <w:tab w:val="num" w:pos="5760"/>
+        </w:tabs>
+        <w:ind w:left="5760" w:hanging="360"/>
+      </w:pPr>
+      <w:rPr>
+        <w:rFonts w:ascii="Wingdings" w:hAnsi="Wingdings" w:hint="default"/>
+        <w:sz w:val="20"/>
+      </w:rPr>
+    </w:lvl>
+    <w:lvl w:ilvl="8" w:tentative="1">
+      <w:start w:val="1"/>
+      <w:numFmt w:val="bullet"/>
+      <w:lvlText w:val=""/>
+      <w:lvlJc w:val="left"/>
+      <w:pPr>
+        <w:tabs>
+          <w:tab w:val="num" w:pos="6480"/>
+        </w:tabs>
+        <w:ind w:left="6480" w:hanging="360"/>
+      </w:pPr>
+      <w:rPr>
+        <w:rFonts w:ascii="Wingdings" w:hAnsi="Wingdings" w:hint="default"/>
+        <w:sz w:val="20"/>
+      </w:rPr>
+    </w:lvl>
+  </w:abstractNum>
+  <w:abstractNum w:abstractNumId="24" w15:restartNumberingAfterBreak="0">
     <w:nsid w:val="62CC7984"/>
     <w:multiLevelType w:val="multilevel"/>
     <w:tmpl w:val="0F080F60"/>
@@ -11489,7 +17834,305 @@
       </w:rPr>
     </w:lvl>
   </w:abstractNum>
-  <w:abstractNum w:abstractNumId="16" w15:restartNumberingAfterBreak="0">
+  <w:abstractNum w:abstractNumId="25" w15:restartNumberingAfterBreak="0">
+    <w:nsid w:val="67CC4216"/>
+    <w:multiLevelType w:val="multilevel"/>
+    <w:tmpl w:val="0D4C578E"/>
+    <w:lvl w:ilvl="0">
+      <w:start w:val="1"/>
+      <w:numFmt w:val="bullet"/>
+      <w:lvlText w:val=""/>
+      <w:lvlJc w:val="left"/>
+      <w:pPr>
+        <w:tabs>
+          <w:tab w:val="num" w:pos="720"/>
+        </w:tabs>
+        <w:ind w:left="720" w:hanging="360"/>
+      </w:pPr>
+      <w:rPr>
+        <w:rFonts w:ascii="Symbol" w:hAnsi="Symbol" w:hint="default"/>
+        <w:sz w:val="20"/>
+      </w:rPr>
+    </w:lvl>
+    <w:lvl w:ilvl="1" w:tentative="1">
+      <w:start w:val="1"/>
+      <w:numFmt w:val="bullet"/>
+      <w:lvlText w:val="o"/>
+      <w:lvlJc w:val="left"/>
+      <w:pPr>
+        <w:tabs>
+          <w:tab w:val="num" w:pos="1440"/>
+        </w:tabs>
+        <w:ind w:left="1440" w:hanging="360"/>
+      </w:pPr>
+      <w:rPr>
+        <w:rFonts w:ascii="Courier New" w:hAnsi="Courier New" w:hint="default"/>
+        <w:sz w:val="20"/>
+      </w:rPr>
+    </w:lvl>
+    <w:lvl w:ilvl="2" w:tentative="1">
+      <w:start w:val="1"/>
+      <w:numFmt w:val="bullet"/>
+      <w:lvlText w:val=""/>
+      <w:lvlJc w:val="left"/>
+      <w:pPr>
+        <w:tabs>
+          <w:tab w:val="num" w:pos="2160"/>
+        </w:tabs>
+        <w:ind w:left="2160" w:hanging="360"/>
+      </w:pPr>
+      <w:rPr>
+        <w:rFonts w:ascii="Wingdings" w:hAnsi="Wingdings" w:hint="default"/>
+        <w:sz w:val="20"/>
+      </w:rPr>
+    </w:lvl>
+    <w:lvl w:ilvl="3" w:tentative="1">
+      <w:start w:val="1"/>
+      <w:numFmt w:val="bullet"/>
+      <w:lvlText w:val=""/>
+      <w:lvlJc w:val="left"/>
+      <w:pPr>
+        <w:tabs>
+          <w:tab w:val="num" w:pos="2880"/>
+        </w:tabs>
+        <w:ind w:left="2880" w:hanging="360"/>
+      </w:pPr>
+      <w:rPr>
+        <w:rFonts w:ascii="Wingdings" w:hAnsi="Wingdings" w:hint="default"/>
+        <w:sz w:val="20"/>
+      </w:rPr>
+    </w:lvl>
+    <w:lvl w:ilvl="4" w:tentative="1">
+      <w:start w:val="1"/>
+      <w:numFmt w:val="bullet"/>
+      <w:lvlText w:val=""/>
+      <w:lvlJc w:val="left"/>
+      <w:pPr>
+        <w:tabs>
+          <w:tab w:val="num" w:pos="3600"/>
+        </w:tabs>
+        <w:ind w:left="3600" w:hanging="360"/>
+      </w:pPr>
+      <w:rPr>
+        <w:rFonts w:ascii="Wingdings" w:hAnsi="Wingdings" w:hint="default"/>
+        <w:sz w:val="20"/>
+      </w:rPr>
+    </w:lvl>
+    <w:lvl w:ilvl="5" w:tentative="1">
+      <w:start w:val="1"/>
+      <w:numFmt w:val="bullet"/>
+      <w:lvlText w:val=""/>
+      <w:lvlJc w:val="left"/>
+      <w:pPr>
+        <w:tabs>
+          <w:tab w:val="num" w:pos="4320"/>
+        </w:tabs>
+        <w:ind w:left="4320" w:hanging="360"/>
+      </w:pPr>
+      <w:rPr>
+        <w:rFonts w:ascii="Wingdings" w:hAnsi="Wingdings" w:hint="default"/>
+        <w:sz w:val="20"/>
+      </w:rPr>
+    </w:lvl>
+    <w:lvl w:ilvl="6" w:tentative="1">
+      <w:start w:val="1"/>
+      <w:numFmt w:val="bullet"/>
+      <w:lvlText w:val=""/>
+      <w:lvlJc w:val="left"/>
+      <w:pPr>
+        <w:tabs>
+          <w:tab w:val="num" w:pos="5040"/>
+        </w:tabs>
+        <w:ind w:left="5040" w:hanging="360"/>
+      </w:pPr>
+      <w:rPr>
+        <w:rFonts w:ascii="Wingdings" w:hAnsi="Wingdings" w:hint="default"/>
+        <w:sz w:val="20"/>
+      </w:rPr>
+    </w:lvl>
+    <w:lvl w:ilvl="7" w:tentative="1">
+      <w:start w:val="1"/>
+      <w:numFmt w:val="bullet"/>
+      <w:lvlText w:val=""/>
+      <w:lvlJc w:val="left"/>
+      <w:pPr>
+        <w:tabs>
+          <w:tab w:val="num" w:pos="5760"/>
+        </w:tabs>
+        <w:ind w:left="5760" w:hanging="360"/>
+      </w:pPr>
+      <w:rPr>
+        <w:rFonts w:ascii="Wingdings" w:hAnsi="Wingdings" w:hint="default"/>
+        <w:sz w:val="20"/>
+      </w:rPr>
+    </w:lvl>
+    <w:lvl w:ilvl="8" w:tentative="1">
+      <w:start w:val="1"/>
+      <w:numFmt w:val="bullet"/>
+      <w:lvlText w:val=""/>
+      <w:lvlJc w:val="left"/>
+      <w:pPr>
+        <w:tabs>
+          <w:tab w:val="num" w:pos="6480"/>
+        </w:tabs>
+        <w:ind w:left="6480" w:hanging="360"/>
+      </w:pPr>
+      <w:rPr>
+        <w:rFonts w:ascii="Wingdings" w:hAnsi="Wingdings" w:hint="default"/>
+        <w:sz w:val="20"/>
+      </w:rPr>
+    </w:lvl>
+  </w:abstractNum>
+  <w:abstractNum w:abstractNumId="26" w15:restartNumberingAfterBreak="0">
+    <w:nsid w:val="681549B5"/>
+    <w:multiLevelType w:val="multilevel"/>
+    <w:tmpl w:val="AFCE2556"/>
+    <w:lvl w:ilvl="0">
+      <w:start w:val="1"/>
+      <w:numFmt w:val="bullet"/>
+      <w:lvlText w:val=""/>
+      <w:lvlJc w:val="left"/>
+      <w:pPr>
+        <w:tabs>
+          <w:tab w:val="num" w:pos="720"/>
+        </w:tabs>
+        <w:ind w:left="720" w:hanging="360"/>
+      </w:pPr>
+      <w:rPr>
+        <w:rFonts w:ascii="Symbol" w:hAnsi="Symbol" w:hint="default"/>
+        <w:sz w:val="20"/>
+      </w:rPr>
+    </w:lvl>
+    <w:lvl w:ilvl="1" w:tentative="1">
+      <w:start w:val="1"/>
+      <w:numFmt w:val="bullet"/>
+      <w:lvlText w:val="o"/>
+      <w:lvlJc w:val="left"/>
+      <w:pPr>
+        <w:tabs>
+          <w:tab w:val="num" w:pos="1440"/>
+        </w:tabs>
+        <w:ind w:left="1440" w:hanging="360"/>
+      </w:pPr>
+      <w:rPr>
+        <w:rFonts w:ascii="Courier New" w:hAnsi="Courier New" w:hint="default"/>
+        <w:sz w:val="20"/>
+      </w:rPr>
+    </w:lvl>
+    <w:lvl w:ilvl="2" w:tentative="1">
+      <w:start w:val="1"/>
+      <w:numFmt w:val="bullet"/>
+      <w:lvlText w:val=""/>
+      <w:lvlJc w:val="left"/>
+      <w:pPr>
+        <w:tabs>
+          <w:tab w:val="num" w:pos="2160"/>
+        </w:tabs>
+        <w:ind w:left="2160" w:hanging="360"/>
+      </w:pPr>
+      <w:rPr>
+        <w:rFonts w:ascii="Wingdings" w:hAnsi="Wingdings" w:hint="default"/>
+        <w:sz w:val="20"/>
+      </w:rPr>
+    </w:lvl>
+    <w:lvl w:ilvl="3" w:tentative="1">
+      <w:start w:val="1"/>
+      <w:numFmt w:val="bullet"/>
+      <w:lvlText w:val=""/>
+      <w:lvlJc w:val="left"/>
+      <w:pPr>
+        <w:tabs>
+          <w:tab w:val="num" w:pos="2880"/>
+        </w:tabs>
+        <w:ind w:left="2880" w:hanging="360"/>
+      </w:pPr>
+      <w:rPr>
+        <w:rFonts w:ascii="Wingdings" w:hAnsi="Wingdings" w:hint="default"/>
+        <w:sz w:val="20"/>
+      </w:rPr>
+    </w:lvl>
+    <w:lvl w:ilvl="4" w:tentative="1">
+      <w:start w:val="1"/>
+      <w:numFmt w:val="bullet"/>
+      <w:lvlText w:val=""/>
+      <w:lvlJc w:val="left"/>
+      <w:pPr>
+        <w:tabs>
+          <w:tab w:val="num" w:pos="3600"/>
+        </w:tabs>
+        <w:ind w:left="3600" w:hanging="360"/>
+      </w:pPr>
+      <w:rPr>
+        <w:rFonts w:ascii="Wingdings" w:hAnsi="Wingdings" w:hint="default"/>
+        <w:sz w:val="20"/>
+      </w:rPr>
+    </w:lvl>
+    <w:lvl w:ilvl="5" w:tentative="1">
+      <w:start w:val="1"/>
+      <w:numFmt w:val="bullet"/>
+      <w:lvlText w:val=""/>
+      <w:lvlJc w:val="left"/>
+      <w:pPr>
+        <w:tabs>
+          <w:tab w:val="num" w:pos="4320"/>
+        </w:tabs>
+        <w:ind w:left="4320" w:hanging="360"/>
+      </w:pPr>
+      <w:rPr>
+        <w:rFonts w:ascii="Wingdings" w:hAnsi="Wingdings" w:hint="default"/>
+        <w:sz w:val="20"/>
+      </w:rPr>
+    </w:lvl>
+    <w:lvl w:ilvl="6" w:tentative="1">
+      <w:start w:val="1"/>
+      <w:numFmt w:val="bullet"/>
+      <w:lvlText w:val=""/>
+      <w:lvlJc w:val="left"/>
+      <w:pPr>
+        <w:tabs>
+          <w:tab w:val="num" w:pos="5040"/>
+        </w:tabs>
+        <w:ind w:left="5040" w:hanging="360"/>
+      </w:pPr>
+      <w:rPr>
+        <w:rFonts w:ascii="Wingdings" w:hAnsi="Wingdings" w:hint="default"/>
+        <w:sz w:val="20"/>
+      </w:rPr>
+    </w:lvl>
+    <w:lvl w:ilvl="7" w:tentative="1">
+      <w:start w:val="1"/>
+      <w:numFmt w:val="bullet"/>
+      <w:lvlText w:val=""/>
+      <w:lvlJc w:val="left"/>
+      <w:pPr>
+        <w:tabs>
+          <w:tab w:val="num" w:pos="5760"/>
+        </w:tabs>
+        <w:ind w:left="5760" w:hanging="360"/>
+      </w:pPr>
+      <w:rPr>
+        <w:rFonts w:ascii="Wingdings" w:hAnsi="Wingdings" w:hint="default"/>
+        <w:sz w:val="20"/>
+      </w:rPr>
+    </w:lvl>
+    <w:lvl w:ilvl="8" w:tentative="1">
+      <w:start w:val="1"/>
+      <w:numFmt w:val="bullet"/>
+      <w:lvlText w:val=""/>
+      <w:lvlJc w:val="left"/>
+      <w:pPr>
+        <w:tabs>
+          <w:tab w:val="num" w:pos="6480"/>
+        </w:tabs>
+        <w:ind w:left="6480" w:hanging="360"/>
+      </w:pPr>
+      <w:rPr>
+        <w:rFonts w:ascii="Wingdings" w:hAnsi="Wingdings" w:hint="default"/>
+        <w:sz w:val="20"/>
+      </w:rPr>
+    </w:lvl>
+  </w:abstractNum>
+  <w:abstractNum w:abstractNumId="27" w15:restartNumberingAfterBreak="0">
     <w:nsid w:val="6DD83505"/>
     <w:multiLevelType w:val="multilevel"/>
     <w:tmpl w:val="9CFE4FEA"/>
@@ -11638,7 +18281,7 @@
       </w:rPr>
     </w:lvl>
   </w:abstractNum>
-  <w:abstractNum w:abstractNumId="17" w15:restartNumberingAfterBreak="0">
+  <w:abstractNum w:abstractNumId="28" w15:restartNumberingAfterBreak="0">
     <w:nsid w:val="719C4D5B"/>
     <w:multiLevelType w:val="multilevel"/>
     <w:tmpl w:val="E51618E0"/>
@@ -11788,58 +18431,91 @@
     </w:lvl>
   </w:abstractNum>
   <w:num w:numId="1">
-    <w:abstractNumId w:val="0"/>
+    <w:abstractNumId w:val="1"/>
   </w:num>
   <w:num w:numId="2">
+    <w:abstractNumId w:val="18"/>
+  </w:num>
+  <w:num w:numId="3">
+    <w:abstractNumId w:val="2"/>
+  </w:num>
+  <w:num w:numId="4">
+    <w:abstractNumId w:val="9"/>
+  </w:num>
+  <w:num w:numId="5">
     <w:abstractNumId w:val="11"/>
   </w:num>
-  <w:num w:numId="3">
-    <w:abstractNumId w:val="1"/>
+  <w:num w:numId="6">
+    <w:abstractNumId w:val="28"/>
   </w:num>
-  <w:num w:numId="4">
+  <w:num w:numId="7">
+    <w:abstractNumId w:val="17"/>
+  </w:num>
+  <w:num w:numId="8">
+    <w:abstractNumId w:val="10"/>
+  </w:num>
+  <w:num w:numId="9">
+    <w:abstractNumId w:val="24"/>
+  </w:num>
+  <w:num w:numId="10">
     <w:abstractNumId w:val="5"/>
   </w:num>
-  <w:num w:numId="5">
+  <w:num w:numId="11">
+    <w:abstractNumId w:val="22"/>
+  </w:num>
+  <w:num w:numId="12">
+    <w:abstractNumId w:val="20"/>
+  </w:num>
+  <w:num w:numId="13">
+    <w:abstractNumId w:val="15"/>
+  </w:num>
+  <w:num w:numId="14">
+    <w:abstractNumId w:val="3"/>
+  </w:num>
+  <w:num w:numId="15">
+    <w:abstractNumId w:val="21"/>
+  </w:num>
+  <w:num w:numId="16">
+    <w:abstractNumId w:val="27"/>
+  </w:num>
+  <w:num w:numId="17">
+    <w:abstractNumId w:val="4"/>
+  </w:num>
+  <w:num w:numId="18">
+    <w:abstractNumId w:val="16"/>
+  </w:num>
+  <w:num w:numId="19">
+    <w:abstractNumId w:val="25"/>
+  </w:num>
+  <w:num w:numId="20">
+    <w:abstractNumId w:val="12"/>
+  </w:num>
+  <w:num w:numId="21">
+    <w:abstractNumId w:val="8"/>
+  </w:num>
+  <w:num w:numId="22">
+    <w:abstractNumId w:val="13"/>
+  </w:num>
+  <w:num w:numId="23">
+    <w:abstractNumId w:val="23"/>
+  </w:num>
+  <w:num w:numId="24">
     <w:abstractNumId w:val="7"/>
   </w:num>
-  <w:num w:numId="6">
-    <w:abstractNumId w:val="17"/>
+  <w:num w:numId="25">
+    <w:abstractNumId w:val="14"/>
   </w:num>
-  <w:num w:numId="7">
-    <w:abstractNumId w:val="10"/>
-  </w:num>
-  <w:num w:numId="8">
+  <w:num w:numId="26">
     <w:abstractNumId w:val="6"/>
   </w:num>
-  <w:num w:numId="9">
-    <w:abstractNumId w:val="15"/>
+  <w:num w:numId="27">
+    <w:abstractNumId w:val="26"/>
   </w:num>
-  <w:num w:numId="10">
-    <w:abstractNumId w:val="4"/>
+  <w:num w:numId="28">
+    <w:abstractNumId w:val="19"/>
   </w:num>
-  <w:num w:numId="11">
-    <w:abstractNumId w:val="14"/>
-  </w:num>
-  <w:num w:numId="12">
-    <w:abstractNumId w:val="12"/>
-  </w:num>
-  <w:num w:numId="13">
-    <w:abstractNumId w:val="8"/>
-  </w:num>
-  <w:num w:numId="14">
-    <w:abstractNumId w:val="2"/>
-  </w:num>
-  <w:num w:numId="15">
-    <w:abstractNumId w:val="13"/>
-  </w:num>
-  <w:num w:numId="16">
-    <w:abstractNumId w:val="16"/>
-  </w:num>
-  <w:num w:numId="17">
-    <w:abstractNumId w:val="3"/>
-  </w:num>
-  <w:num w:numId="18">
-    <w:abstractNumId w:val="9"/>
+  <w:num w:numId="29">
+    <w:abstractNumId w:val="0"/>
   </w:num>
   <w:numIdMacAtCleanup w:val="18"/>
 </w:numbering>
@@ -12425,7 +19101,6 @@
     <w:basedOn w:val="Normal"/>
     <w:link w:val="HTMLPreformattedChar"/>
     <w:uiPriority w:val="99"/>
-    <w:semiHidden/>
     <w:unhideWhenUsed/>
     <w:rsid w:val="00445B0B"/>
     <w:pPr>
@@ -12460,7 +19135,6 @@
     <w:basedOn w:val="DefaultParagraphFont"/>
     <w:link w:val="HTMLPreformatted"/>
     <w:uiPriority w:val="99"/>
-    <w:semiHidden/>
     <w:rsid w:val="00445B0B"/>
     <w:rPr>
       <w:rFonts w:ascii="Courier New" w:eastAsia="Times New Roman" w:hAnsi="Courier New" w:cs="Courier New"/>

--- a/2. Second_Semester/4. Advanced Database Management System/7. Class Test - 04.docx
+++ b/2. Second_Semester/4. Advanced Database Management System/7. Class Test - 04.docx
@@ -5,6 +5,7 @@
     <w:p>
       <w:pPr>
         <w:pStyle w:val="Heading1"/>
+        <w:spacing w:before="0"/>
         <w:rPr>
           <w:b/>
           <w:color w:val="FF0000"/>
@@ -55,6 +56,7 @@
     <w:p>
       <w:pPr>
         <w:pStyle w:val="Heading2"/>
+        <w:spacing w:before="0" w:beforeAutospacing="0"/>
       </w:pPr>
       <w:proofErr w:type="spellStart"/>
       <w:r>
@@ -90,6 +92,7 @@
     <w:p>
       <w:pPr>
         <w:pStyle w:val="NormalWeb"/>
+        <w:spacing w:before="0" w:beforeAutospacing="0"/>
       </w:pPr>
       <w:proofErr w:type="spellStart"/>
       <w:r>
@@ -156,6 +159,7 @@
     <w:p>
       <w:pPr>
         <w:pStyle w:val="NormalWeb"/>
+        <w:spacing w:before="0" w:beforeAutospacing="0"/>
       </w:pPr>
       <w:proofErr w:type="spellStart"/>
       <w:r>
@@ -345,6 +349,7 @@
     <w:p>
       <w:pPr>
         <w:pStyle w:val="NormalWeb"/>
+        <w:spacing w:before="0" w:beforeAutospacing="0"/>
       </w:pPr>
       <w:r>
         <w:rPr>
@@ -376,6 +381,7 @@
     <w:p>
       <w:pPr>
         <w:pStyle w:val="NormalWeb"/>
+        <w:spacing w:before="0" w:beforeAutospacing="0"/>
       </w:pPr>
       <w:r>
         <w:rPr>
@@ -462,6 +468,7 @@
     <w:p>
       <w:pPr>
         <w:pStyle w:val="NormalWeb"/>
+        <w:spacing w:before="0" w:beforeAutospacing="0"/>
       </w:pPr>
       <w:proofErr w:type="spellStart"/>
       <w:r>
@@ -536,7 +543,7 @@
           <w:ilvl w:val="0"/>
           <w:numId w:val="19"/>
         </w:numPr>
-        <w:spacing w:before="100" w:beforeAutospacing="1" w:after="100" w:afterAutospacing="1" w:line="240" w:lineRule="auto"/>
+        <w:spacing w:after="100" w:afterAutospacing="1" w:line="240" w:lineRule="auto"/>
       </w:pPr>
       <w:proofErr w:type="spellStart"/>
       <w:r>
@@ -556,7 +563,7 @@
           <w:ilvl w:val="0"/>
           <w:numId w:val="19"/>
         </w:numPr>
-        <w:spacing w:before="100" w:beforeAutospacing="1" w:after="100" w:afterAutospacing="1" w:line="240" w:lineRule="auto"/>
+        <w:spacing w:after="100" w:afterAutospacing="1" w:line="240" w:lineRule="auto"/>
       </w:pPr>
       <w:proofErr w:type="spellStart"/>
       <w:r>
@@ -576,7 +583,7 @@
           <w:ilvl w:val="0"/>
           <w:numId w:val="19"/>
         </w:numPr>
-        <w:spacing w:before="100" w:beforeAutospacing="1" w:after="100" w:afterAutospacing="1" w:line="240" w:lineRule="auto"/>
+        <w:spacing w:after="100" w:afterAutospacing="1" w:line="240" w:lineRule="auto"/>
       </w:pPr>
       <w:proofErr w:type="spellStart"/>
       <w:r>
@@ -593,6 +600,7 @@
     <w:p>
       <w:pPr>
         <w:pStyle w:val="NormalWeb"/>
+        <w:spacing w:before="0" w:beforeAutospacing="0"/>
       </w:pPr>
       <w:proofErr w:type="spellStart"/>
       <w:r>
@@ -652,12 +660,11 @@
         </w:rPr>
         <w:t>।</w:t>
       </w:r>
-      <w:bookmarkStart w:id="0" w:name="_GoBack"/>
-      <w:bookmarkEnd w:id="0"/>
     </w:p>
     <w:p>
       <w:pPr>
         <w:pStyle w:val="Heading2"/>
+        <w:spacing w:before="0" w:beforeAutospacing="0"/>
       </w:pPr>
       <w:proofErr w:type="spellStart"/>
       <w:r>
@@ -682,6 +689,7 @@
     <w:p>
       <w:pPr>
         <w:pStyle w:val="NormalWeb"/>
+        <w:spacing w:before="0" w:beforeAutospacing="0"/>
       </w:pPr>
       <w:r>
         <w:t>Standard RAID</w:t>
@@ -693,7 +701,7 @@
           <w:ilvl w:val="0"/>
           <w:numId w:val="20"/>
         </w:numPr>
-        <w:spacing w:before="100" w:beforeAutospacing="1" w:after="100" w:afterAutospacing="1" w:line="240" w:lineRule="auto"/>
+        <w:spacing w:after="100" w:afterAutospacing="1" w:line="240" w:lineRule="auto"/>
       </w:pPr>
       <w:r>
         <w:t xml:space="preserve">RAID-0 </w:t>
@@ -705,7 +713,7 @@
           <w:ilvl w:val="0"/>
           <w:numId w:val="20"/>
         </w:numPr>
-        <w:spacing w:before="100" w:beforeAutospacing="1" w:after="100" w:afterAutospacing="1" w:line="240" w:lineRule="auto"/>
+        <w:spacing w:after="100" w:afterAutospacing="1" w:line="240" w:lineRule="auto"/>
       </w:pPr>
       <w:r>
         <w:t xml:space="preserve">RAID-1 </w:t>
@@ -717,7 +725,7 @@
           <w:ilvl w:val="0"/>
           <w:numId w:val="20"/>
         </w:numPr>
-        <w:spacing w:before="100" w:beforeAutospacing="1" w:after="100" w:afterAutospacing="1" w:line="240" w:lineRule="auto"/>
+        <w:spacing w:after="100" w:afterAutospacing="1" w:line="240" w:lineRule="auto"/>
       </w:pPr>
       <w:r>
         <w:t xml:space="preserve">RAID-5 </w:t>
@@ -726,6 +734,7 @@
     <w:p>
       <w:pPr>
         <w:pStyle w:val="NormalWeb"/>
+        <w:spacing w:before="0" w:beforeAutospacing="0"/>
       </w:pPr>
       <w:r>
         <w:t>Nested RAID</w:t>
@@ -737,7 +746,7 @@
           <w:ilvl w:val="0"/>
           <w:numId w:val="21"/>
         </w:numPr>
-        <w:spacing w:before="100" w:beforeAutospacing="1" w:after="100" w:afterAutospacing="1" w:line="240" w:lineRule="auto"/>
+        <w:spacing w:after="100" w:afterAutospacing="1" w:line="240" w:lineRule="auto"/>
       </w:pPr>
       <w:r>
         <w:t xml:space="preserve">RAID-10 </w:t>
@@ -749,7 +758,7 @@
           <w:ilvl w:val="0"/>
           <w:numId w:val="21"/>
         </w:numPr>
-        <w:spacing w:before="100" w:beforeAutospacing="1" w:after="100" w:afterAutospacing="1" w:line="240" w:lineRule="auto"/>
+        <w:spacing w:after="100" w:afterAutospacing="1" w:line="240" w:lineRule="auto"/>
       </w:pPr>
       <w:r>
         <w:t xml:space="preserve">RAID-01 </w:t>
@@ -761,7 +770,7 @@
           <w:ilvl w:val="0"/>
           <w:numId w:val="21"/>
         </w:numPr>
-        <w:spacing w:before="100" w:beforeAutospacing="1" w:after="100" w:afterAutospacing="1" w:line="240" w:lineRule="auto"/>
+        <w:spacing w:after="100" w:afterAutospacing="1" w:line="240" w:lineRule="auto"/>
       </w:pPr>
       <w:r>
         <w:t xml:space="preserve">RAID-50 </w:t>
@@ -773,7 +782,7 @@
           <w:ilvl w:val="0"/>
           <w:numId w:val="21"/>
         </w:numPr>
-        <w:spacing w:before="100" w:beforeAutospacing="1" w:after="100" w:afterAutospacing="1" w:line="240" w:lineRule="auto"/>
+        <w:spacing w:after="100" w:afterAutospacing="1" w:line="240" w:lineRule="auto"/>
       </w:pPr>
       <w:r>
         <w:t xml:space="preserve">RAID-60 </w:t>
@@ -785,7 +794,7 @@
           <w:ilvl w:val="0"/>
           <w:numId w:val="21"/>
         </w:numPr>
-        <w:spacing w:before="100" w:beforeAutospacing="1" w:after="100" w:afterAutospacing="1" w:line="240" w:lineRule="auto"/>
+        <w:spacing w:after="100" w:afterAutospacing="1" w:line="240" w:lineRule="auto"/>
       </w:pPr>
       <w:r>
         <w:t xml:space="preserve">RAID-100 </w:t>
@@ -794,6 +803,7 @@
     <w:p>
       <w:pPr>
         <w:pStyle w:val="Heading1"/>
+        <w:spacing w:before="0"/>
         <w:rPr>
           <w:b/>
           <w:color w:val="FF0000"/>
@@ -810,6 +820,7 @@
     <w:p>
       <w:pPr>
         <w:pStyle w:val="Heading3"/>
+        <w:spacing w:before="0" w:beforeAutospacing="0"/>
         <w:rPr>
           <w:color w:val="FF0000"/>
         </w:rPr>
@@ -824,26 +835,29 @@
     <w:p>
       <w:pPr>
         <w:pStyle w:val="NormalWeb"/>
+        <w:spacing w:before="0" w:beforeAutospacing="0"/>
       </w:pPr>
       <w:r>
         <w:rPr>
           <w:rStyle w:val="Strong"/>
         </w:rPr>
+        <w:t>Definition:</w:t>
+      </w:r>
+    </w:p>
+    <w:p>
+      <w:pPr>
+        <w:pStyle w:val="NormalWeb"/>
+        <w:spacing w:before="0" w:beforeAutospacing="0"/>
+      </w:pPr>
+      <w:r>
         <w:lastRenderedPageBreak/>
-        <w:t>Definition:</w:t>
+        <w:t>Nested RAID (Hybrid RAID) is a RAID configuration that combines two or more standard RAID levels into one system to achieve better performance, higher fault tolerance, and improved data protection.</w:t>
       </w:r>
     </w:p>
     <w:p>
       <w:pPr>
         <w:pStyle w:val="NormalWeb"/>
-      </w:pPr>
-      <w:r>
-        <w:t>Nested RAID (Hybrid RAID) is a RAID configuration that combines two or more standard RAID levels into one system to achieve better performance, higher fault tolerance, and improved data protection.</w:t>
-      </w:r>
-    </w:p>
-    <w:p>
-      <w:pPr>
-        <w:pStyle w:val="NormalWeb"/>
+        <w:spacing w:before="0" w:beforeAutospacing="0"/>
       </w:pPr>
       <w:r>
         <w:rPr>
@@ -858,7 +872,7 @@
           <w:ilvl w:val="0"/>
           <w:numId w:val="22"/>
         </w:numPr>
-        <w:spacing w:before="100" w:beforeAutospacing="1" w:after="100" w:afterAutospacing="1" w:line="240" w:lineRule="auto"/>
+        <w:spacing w:after="100" w:afterAutospacing="1" w:line="240" w:lineRule="auto"/>
       </w:pPr>
       <w:r>
         <w:t xml:space="preserve">Combines multiple standard RAID levels. </w:t>
@@ -870,7 +884,7 @@
           <w:ilvl w:val="0"/>
           <w:numId w:val="22"/>
         </w:numPr>
-        <w:spacing w:before="100" w:beforeAutospacing="1" w:after="100" w:afterAutospacing="1" w:line="240" w:lineRule="auto"/>
+        <w:spacing w:after="100" w:afterAutospacing="1" w:line="240" w:lineRule="auto"/>
       </w:pPr>
       <w:r>
         <w:t xml:space="preserve">Also known as Hybrid RAID. </w:t>
@@ -882,7 +896,7 @@
           <w:ilvl w:val="0"/>
           <w:numId w:val="22"/>
         </w:numPr>
-        <w:spacing w:before="100" w:beforeAutospacing="1" w:after="100" w:afterAutospacing="1" w:line="240" w:lineRule="auto"/>
+        <w:spacing w:after="100" w:afterAutospacing="1" w:line="240" w:lineRule="auto"/>
       </w:pPr>
       <w:r>
         <w:t xml:space="preserve">Uses striping, mirroring, and/or parity together. </w:t>
@@ -894,7 +908,7 @@
           <w:ilvl w:val="0"/>
           <w:numId w:val="22"/>
         </w:numPr>
-        <w:spacing w:before="100" w:beforeAutospacing="1" w:after="100" w:afterAutospacing="1" w:line="240" w:lineRule="auto"/>
+        <w:spacing w:after="100" w:afterAutospacing="1" w:line="240" w:lineRule="auto"/>
       </w:pPr>
       <w:r>
         <w:t xml:space="preserve">Provides better speed and reliability than a single RAID level. </w:t>
@@ -906,7 +920,7 @@
           <w:ilvl w:val="0"/>
           <w:numId w:val="22"/>
         </w:numPr>
-        <w:spacing w:before="100" w:beforeAutospacing="1" w:after="100" w:afterAutospacing="1" w:line="240" w:lineRule="auto"/>
+        <w:spacing w:after="100" w:afterAutospacing="1" w:line="240" w:lineRule="auto"/>
       </w:pPr>
       <w:r>
         <w:t xml:space="preserve">Examples: RAID-10, RAID-01, RAID-50, RAID-60, RAID-100. </w:t>
@@ -915,6 +929,7 @@
     <w:p>
       <w:pPr>
         <w:pStyle w:val="Heading1"/>
+        <w:spacing w:before="0"/>
         <w:rPr>
           <w:b/>
           <w:color w:val="FF0000"/>
@@ -931,6 +946,7 @@
     <w:p>
       <w:pPr>
         <w:pStyle w:val="Heading2"/>
+        <w:spacing w:before="0" w:beforeAutospacing="0"/>
       </w:pPr>
       <w:proofErr w:type="spellStart"/>
       <w:r>
@@ -966,6 +982,7 @@
     <w:p>
       <w:pPr>
         <w:pStyle w:val="NormalWeb"/>
+        <w:spacing w:before="0" w:beforeAutospacing="0"/>
       </w:pPr>
       <w:r>
         <w:t>RAID-10 = RAID-1 + RAID-0</w:t>
@@ -974,6 +991,7 @@
     <w:p>
       <w:pPr>
         <w:pStyle w:val="NormalWeb"/>
+        <w:spacing w:before="0" w:beforeAutospacing="0"/>
       </w:pPr>
       <w:proofErr w:type="spellStart"/>
       <w:r>
@@ -1024,6 +1042,7 @@
     <w:p>
       <w:pPr>
         <w:pStyle w:val="NormalWeb"/>
+        <w:spacing w:before="0" w:beforeAutospacing="0"/>
       </w:pPr>
       <w:proofErr w:type="spellStart"/>
       <w:r>
@@ -1107,6 +1126,7 @@
     <w:p>
       <w:pPr>
         <w:pStyle w:val="NormalWeb"/>
+        <w:spacing w:before="0" w:beforeAutospacing="0"/>
       </w:pPr>
       <w:proofErr w:type="spellStart"/>
       <w:r>
@@ -1126,6 +1146,7 @@
     <w:p>
       <w:pPr>
         <w:pStyle w:val="NormalWeb"/>
+        <w:spacing w:before="0" w:beforeAutospacing="0"/>
       </w:pPr>
       <w:r>
         <w:rPr>
@@ -1146,6 +1167,7 @@
     <w:p>
       <w:pPr>
         <w:pStyle w:val="NormalWeb"/>
+        <w:spacing w:before="0" w:beforeAutospacing="0"/>
       </w:pPr>
       <w:proofErr w:type="spellStart"/>
       <w:r>
@@ -1207,6 +1229,7 @@
     <w:p>
       <w:pPr>
         <w:pStyle w:val="Heading2"/>
+        <w:spacing w:before="0" w:beforeAutospacing="0"/>
       </w:pPr>
       <w:proofErr w:type="spellStart"/>
       <w:r>
@@ -1245,6 +1268,7 @@
     <w:p>
       <w:pPr>
         <w:pStyle w:val="NormalWeb"/>
+        <w:spacing w:before="0" w:beforeAutospacing="0"/>
       </w:pPr>
       <w:proofErr w:type="spellStart"/>
       <w:r>
@@ -1295,6 +1319,7 @@
     <w:p>
       <w:pPr>
         <w:pStyle w:val="NormalWeb"/>
+        <w:spacing w:before="0" w:beforeAutospacing="0"/>
       </w:pPr>
       <w:r>
         <w:t>Disk-1 ↔ Disk-2 (Mirror)</w:t>
@@ -1303,6 +1328,7 @@
     <w:p>
       <w:pPr>
         <w:pStyle w:val="NormalWeb"/>
+        <w:spacing w:before="0" w:beforeAutospacing="0"/>
       </w:pPr>
       <w:r>
         <w:t>Disk-3 ↔ Disk-4 (Mirror)</w:t>
@@ -1311,6 +1337,7 @@
     <w:p>
       <w:pPr>
         <w:pStyle w:val="NormalWeb"/>
+        <w:spacing w:before="0" w:beforeAutospacing="0"/>
       </w:pPr>
       <w:proofErr w:type="spellStart"/>
       <w:r>
@@ -1490,12 +1517,14 @@
     <w:p>
       <w:pPr>
         <w:pStyle w:val="Heading2"/>
-      </w:pPr>
-      <w:proofErr w:type="spellStart"/>
-      <w:r>
-        <w:rPr>
-          <w:rFonts w:ascii="Nirmala UI" w:hAnsi="Nirmala UI" w:cs="Nirmala UI"/>
-        </w:rPr>
+        <w:spacing w:before="0" w:beforeAutospacing="0"/>
+      </w:pPr>
+      <w:proofErr w:type="spellStart"/>
+      <w:r>
+        <w:rPr>
+          <w:rFonts w:ascii="Nirmala UI" w:hAnsi="Nirmala UI" w:cs="Nirmala UI"/>
+        </w:rPr>
+        <w:lastRenderedPageBreak/>
         <w:t>বৈশিষ্ট্য</w:t>
       </w:r>
       <w:proofErr w:type="spellEnd"/>
@@ -1520,7 +1549,7 @@
           <w:ilvl w:val="0"/>
           <w:numId w:val="23"/>
         </w:numPr>
-        <w:spacing w:before="100" w:beforeAutospacing="1" w:after="100" w:afterAutospacing="1" w:line="240" w:lineRule="auto"/>
+        <w:spacing w:after="100" w:afterAutospacing="1" w:line="240" w:lineRule="auto"/>
       </w:pPr>
       <w:r>
         <w:t xml:space="preserve">RAID-1 </w:t>
@@ -1563,7 +1592,7 @@
           <w:ilvl w:val="0"/>
           <w:numId w:val="23"/>
         </w:numPr>
-        <w:spacing w:before="100" w:beforeAutospacing="1" w:after="100" w:afterAutospacing="1" w:line="240" w:lineRule="auto"/>
+        <w:spacing w:after="100" w:afterAutospacing="1" w:line="240" w:lineRule="auto"/>
       </w:pPr>
       <w:r>
         <w:t xml:space="preserve">RAID-1 </w:t>
@@ -1617,7 +1646,7 @@
           <w:ilvl w:val="0"/>
           <w:numId w:val="23"/>
         </w:numPr>
-        <w:spacing w:before="100" w:beforeAutospacing="1" w:after="100" w:afterAutospacing="1" w:line="240" w:lineRule="auto"/>
+        <w:spacing w:after="100" w:afterAutospacing="1" w:line="240" w:lineRule="auto"/>
       </w:pPr>
       <w:proofErr w:type="spellStart"/>
       <w:r>
@@ -1665,7 +1694,7 @@
           <w:ilvl w:val="0"/>
           <w:numId w:val="23"/>
         </w:numPr>
-        <w:spacing w:before="100" w:beforeAutospacing="1" w:after="100" w:afterAutospacing="1" w:line="240" w:lineRule="auto"/>
+        <w:spacing w:after="100" w:afterAutospacing="1" w:line="240" w:lineRule="auto"/>
       </w:pPr>
       <w:proofErr w:type="spellStart"/>
       <w:r>
@@ -1766,7 +1795,7 @@
           <w:ilvl w:val="0"/>
           <w:numId w:val="23"/>
         </w:numPr>
-        <w:spacing w:before="100" w:beforeAutospacing="1" w:after="100" w:afterAutospacing="1" w:line="240" w:lineRule="auto"/>
+        <w:spacing w:after="100" w:afterAutospacing="1" w:line="240" w:lineRule="auto"/>
       </w:pPr>
       <w:r>
         <w:t xml:space="preserve">Minimum 4 Disk </w:t>
@@ -1795,7 +1824,7 @@
           <w:ilvl w:val="0"/>
           <w:numId w:val="23"/>
         </w:numPr>
-        <w:spacing w:before="100" w:beforeAutospacing="1" w:after="100" w:afterAutospacing="1" w:line="240" w:lineRule="auto"/>
+        <w:spacing w:after="100" w:afterAutospacing="1" w:line="240" w:lineRule="auto"/>
       </w:pPr>
       <w:proofErr w:type="spellStart"/>
       <w:r>
@@ -1873,6 +1902,7 @@
     <w:p>
       <w:pPr>
         <w:pStyle w:val="NormalWeb"/>
+        <w:spacing w:before="0" w:beforeAutospacing="0"/>
       </w:pPr>
       <w:proofErr w:type="spellStart"/>
       <w:r>
@@ -1886,6 +1916,7 @@
     <w:p>
       <w:pPr>
         <w:pStyle w:val="NormalWeb"/>
+        <w:spacing w:before="0" w:beforeAutospacing="0"/>
       </w:pPr>
       <w:r>
         <w:rPr>
@@ -1909,6 +1940,7 @@
     <w:p>
       <w:pPr>
         <w:pStyle w:val="NormalWeb"/>
+        <w:spacing w:before="0" w:beforeAutospacing="0"/>
       </w:pPr>
       <w:r>
         <w:t xml:space="preserve">= </w:t>
@@ -1937,6 +1969,7 @@
     <w:p>
       <w:pPr>
         <w:pStyle w:val="NormalWeb"/>
+        <w:spacing w:before="0" w:beforeAutospacing="0"/>
       </w:pPr>
       <w:proofErr w:type="spellStart"/>
       <w:r>
@@ -1983,6 +2016,7 @@
     <w:p>
       <w:pPr>
         <w:pStyle w:val="NormalWeb"/>
+        <w:spacing w:before="0" w:beforeAutospacing="0"/>
       </w:pPr>
       <w:r>
         <w:t xml:space="preserve">= </w:t>
@@ -2004,6 +2038,7 @@
     <w:p>
       <w:pPr>
         <w:pStyle w:val="NormalWeb"/>
+        <w:spacing w:before="0" w:beforeAutospacing="0"/>
       </w:pPr>
       <w:proofErr w:type="spellStart"/>
       <w:r>
@@ -2078,6 +2113,7 @@
     <w:p>
       <w:pPr>
         <w:pStyle w:val="Heading1"/>
+        <w:spacing w:before="0"/>
         <w:rPr>
           <w:b/>
           <w:color w:val="FF0000"/>
@@ -2094,6 +2130,7 @@
     <w:p>
       <w:pPr>
         <w:pStyle w:val="Heading3"/>
+        <w:spacing w:before="0" w:beforeAutospacing="0"/>
         <w:rPr>
           <w:color w:val="FF0000"/>
         </w:rPr>
@@ -2107,12 +2144,76 @@
     </w:p>
     <w:p>
       <w:pPr>
+        <w:pStyle w:val="Heading3"/>
+        <w:rPr>
+          <w:color w:val="FF0000"/>
+        </w:rPr>
+      </w:pPr>
+    </w:p>
+    <w:p>
+      <w:pPr>
+        <w:pStyle w:val="Heading3"/>
+        <w:rPr>
+          <w:color w:val="FF0000"/>
+        </w:rPr>
+      </w:pPr>
+      <w:r>
+        <w:rPr>
+          <w:noProof/>
+          <w:color w:val="FF0000"/>
+        </w:rPr>
+        <w:drawing>
+          <wp:inline distT="0" distB="0" distL="0" distR="0">
+            <wp:extent cx="6566535" cy="3075709"/>
+            <wp:effectExtent l="0" t="0" r="5715" b="0"/>
+            <wp:docPr id="1" name="Picture 1"/>
+            <wp:cNvGraphicFramePr>
+              <a:graphicFrameLocks xmlns:a="http://schemas.openxmlformats.org/drawingml/2006/main" noChangeAspect="1"/>
+            </wp:cNvGraphicFramePr>
+            <a:graphic xmlns:a="http://schemas.openxmlformats.org/drawingml/2006/main">
+              <a:graphicData uri="http://schemas.openxmlformats.org/drawingml/2006/picture">
+                <pic:pic xmlns:pic="http://schemas.openxmlformats.org/drawingml/2006/picture">
+                  <pic:nvPicPr>
+                    <pic:cNvPr id="1" name="Screenshot_2.png"/>
+                    <pic:cNvPicPr/>
+                  </pic:nvPicPr>
+                  <pic:blipFill>
+                    <a:blip r:embed="rId5">
+                      <a:extLst>
+                        <a:ext uri="{28A0092B-C50C-407E-A947-70E740481C1C}">
+                          <a14:useLocalDpi xmlns:a14="http://schemas.microsoft.com/office/drawing/2010/main" val="0"/>
+                        </a:ext>
+                      </a:extLst>
+                    </a:blip>
+                    <a:stretch>
+                      <a:fillRect/>
+                    </a:stretch>
+                  </pic:blipFill>
+                  <pic:spPr>
+                    <a:xfrm>
+                      <a:off x="0" y="0"/>
+                      <a:ext cx="6605023" cy="3093736"/>
+                    </a:xfrm>
+                    <a:prstGeom prst="rect">
+                      <a:avLst/>
+                    </a:prstGeom>
+                  </pic:spPr>
+                </pic:pic>
+              </a:graphicData>
+            </a:graphic>
+          </wp:inline>
+        </w:drawing>
+      </w:r>
+    </w:p>
+    <w:p>
+      <w:pPr>
         <w:pStyle w:val="NormalWeb"/>
       </w:pPr>
       <w:r>
         <w:rPr>
           <w:rStyle w:val="Strong"/>
         </w:rPr>
+        <w:lastRenderedPageBreak/>
         <w:t>Definition:</w:t>
       </w:r>
     </w:p>
@@ -2220,7 +2321,6 @@
           <w:b/>
           <w:color w:val="FF0000"/>
         </w:rPr>
-        <w:lastRenderedPageBreak/>
         <w:t>RAID-01 (RAID-0+1)</w:t>
       </w:r>
     </w:p>
@@ -2705,6 +2805,7 @@
         <w:rPr>
           <w:rFonts w:ascii="Segoe UI Symbol" w:hAnsi="Segoe UI Symbol" w:cs="Segoe UI Symbol"/>
         </w:rPr>
+        <w:lastRenderedPageBreak/>
         <w:t>➡</w:t>
       </w:r>
       <w:r>
@@ -2866,7 +2967,6 @@
         <w:rPr>
           <w:rFonts w:ascii="Nirmala UI" w:hAnsi="Nirmala UI" w:cs="Nirmala UI"/>
         </w:rPr>
-        <w:lastRenderedPageBreak/>
         <w:t>বৈশিষ্ট্য</w:t>
       </w:r>
       <w:proofErr w:type="spellEnd"/>
@@ -3238,6 +3338,58 @@
     </w:p>
     <w:p>
       <w:pPr>
+        <w:spacing w:before="100" w:beforeAutospacing="1" w:after="100" w:afterAutospacing="1" w:line="240" w:lineRule="auto"/>
+      </w:pPr>
+      <w:r>
+        <w:rPr>
+          <w:noProof/>
+        </w:rPr>
+        <w:lastRenderedPageBreak/>
+        <w:drawing>
+          <wp:inline distT="0" distB="0" distL="0" distR="0">
+            <wp:extent cx="5795158" cy="2936213"/>
+            <wp:effectExtent l="0" t="0" r="0" b="0"/>
+            <wp:docPr id="2" name="Picture 2"/>
+            <wp:cNvGraphicFramePr>
+              <a:graphicFrameLocks xmlns:a="http://schemas.openxmlformats.org/drawingml/2006/main" noChangeAspect="1"/>
+            </wp:cNvGraphicFramePr>
+            <a:graphic xmlns:a="http://schemas.openxmlformats.org/drawingml/2006/main">
+              <a:graphicData uri="http://schemas.openxmlformats.org/drawingml/2006/picture">
+                <pic:pic xmlns:pic="http://schemas.openxmlformats.org/drawingml/2006/picture">
+                  <pic:nvPicPr>
+                    <pic:cNvPr id="2" name="Screenshot_3.png"/>
+                    <pic:cNvPicPr/>
+                  </pic:nvPicPr>
+                  <pic:blipFill>
+                    <a:blip r:embed="rId6">
+                      <a:extLst>
+                        <a:ext uri="{28A0092B-C50C-407E-A947-70E740481C1C}">
+                          <a14:useLocalDpi xmlns:a14="http://schemas.microsoft.com/office/drawing/2010/main" val="0"/>
+                        </a:ext>
+                      </a:extLst>
+                    </a:blip>
+                    <a:stretch>
+                      <a:fillRect/>
+                    </a:stretch>
+                  </pic:blipFill>
+                  <pic:spPr>
+                    <a:xfrm>
+                      <a:off x="0" y="0"/>
+                      <a:ext cx="5816729" cy="2947142"/>
+                    </a:xfrm>
+                    <a:prstGeom prst="rect">
+                      <a:avLst/>
+                    </a:prstGeom>
+                  </pic:spPr>
+                </pic:pic>
+              </a:graphicData>
+            </a:graphic>
+          </wp:inline>
+        </w:drawing>
+      </w:r>
+    </w:p>
+    <w:p>
+      <w:pPr>
         <w:pStyle w:val="Heading1"/>
         <w:rPr>
           <w:b/>
@@ -3501,7 +3653,6 @@
         <w:rPr>
           <w:rFonts w:ascii="Nirmala UI" w:hAnsi="Nirmala UI" w:cs="Nirmala UI"/>
         </w:rPr>
-        <w:lastRenderedPageBreak/>
         <w:t>বৈশিষ্ট্য</w:t>
       </w:r>
       <w:proofErr w:type="spellEnd"/>
@@ -3767,6 +3918,7 @@
           <w:b/>
           <w:color w:val="FF0000"/>
         </w:rPr>
+        <w:lastRenderedPageBreak/>
         <w:t>Exam Ready Answer (English)</w:t>
       </w:r>
     </w:p>
@@ -3782,6 +3934,63 @@
           <w:color w:val="FF0000"/>
         </w:rPr>
         <w:t>RAID-03 (RAID-0+3)</w:t>
+      </w:r>
+      <w:bookmarkStart w:id="0" w:name="_GoBack"/>
+      <w:bookmarkEnd w:id="0"/>
+    </w:p>
+    <w:p>
+      <w:pPr>
+        <w:pStyle w:val="Heading3"/>
+        <w:rPr>
+          <w:color w:val="FF0000"/>
+        </w:rPr>
+      </w:pPr>
+      <w:r>
+        <w:rPr>
+          <w:noProof/>
+          <w:color w:val="FF0000"/>
+        </w:rPr>
+        <w:drawing>
+          <wp:inline distT="0" distB="0" distL="0" distR="0">
+            <wp:extent cx="5866410" cy="3454437"/>
+            <wp:effectExtent l="0" t="0" r="1270" b="0"/>
+            <wp:docPr id="3" name="Picture 3"/>
+            <wp:cNvGraphicFramePr>
+              <a:graphicFrameLocks xmlns:a="http://schemas.openxmlformats.org/drawingml/2006/main" noChangeAspect="1"/>
+            </wp:cNvGraphicFramePr>
+            <a:graphic xmlns:a="http://schemas.openxmlformats.org/drawingml/2006/main">
+              <a:graphicData uri="http://schemas.openxmlformats.org/drawingml/2006/picture">
+                <pic:pic xmlns:pic="http://schemas.openxmlformats.org/drawingml/2006/picture">
+                  <pic:nvPicPr>
+                    <pic:cNvPr id="3" name="Screenshot_4.png"/>
+                    <pic:cNvPicPr/>
+                  </pic:nvPicPr>
+                  <pic:blipFill>
+                    <a:blip r:embed="rId7">
+                      <a:extLst>
+                        <a:ext uri="{28A0092B-C50C-407E-A947-70E740481C1C}">
+                          <a14:useLocalDpi xmlns:a14="http://schemas.microsoft.com/office/drawing/2010/main" val="0"/>
+                        </a:ext>
+                      </a:extLst>
+                    </a:blip>
+                    <a:stretch>
+                      <a:fillRect/>
+                    </a:stretch>
+                  </pic:blipFill>
+                  <pic:spPr>
+                    <a:xfrm>
+                      <a:off x="0" y="0"/>
+                      <a:ext cx="5884935" cy="3465345"/>
+                    </a:xfrm>
+                    <a:prstGeom prst="rect">
+                      <a:avLst/>
+                    </a:prstGeom>
+                  </pic:spPr>
+                </pic:pic>
+              </a:graphicData>
+            </a:graphic>
+          </wp:inline>
+        </w:drawing>
       </w:r>
     </w:p>
     <w:p>
@@ -4277,6 +4486,7 @@
               <w:rPr>
                 <w:rStyle w:val="Strong"/>
               </w:rPr>
+              <w:lastRenderedPageBreak/>
               <w:t>RAID-03 (0+3)</w:t>
             </w:r>
           </w:p>
@@ -4429,7 +4639,6 @@
         <w:rPr>
           <w:rFonts w:ascii="Nirmala UI" w:hAnsi="Nirmala UI" w:cs="Nirmala UI"/>
         </w:rPr>
-        <w:lastRenderedPageBreak/>
         <w:t>এই</w:t>
       </w:r>
       <w:proofErr w:type="spellEnd"/>
@@ -5468,6 +5677,7 @@
           <w:b/>
           <w:bCs/>
         </w:rPr>
+        <w:lastRenderedPageBreak/>
         <w:t>১</w:t>
       </w:r>
       <w:r>
@@ -6880,7 +7090,6 @@
           <w:b/>
           <w:bCs/>
         </w:rPr>
-        <w:lastRenderedPageBreak/>
         <w:t>৩</w:t>
       </w:r>
       <w:r>
@@ -9107,6 +9316,7 @@
           <w:b/>
           <w:bCs/>
         </w:rPr>
+        <w:lastRenderedPageBreak/>
         <w:t>Fields of a Log Record:</w:t>
       </w:r>
     </w:p>
@@ -9497,7 +9707,6 @@
         <w:rPr>
           <w:color w:val="FF0000"/>
         </w:rPr>
-        <w:lastRenderedPageBreak/>
         <w:t>2</w:t>
       </w:r>
       <w:r>
@@ -9797,6 +10006,7 @@
           <w:b/>
           <w:bCs/>
         </w:rPr>
+        <w:lastRenderedPageBreak/>
         <w:t>Immediate Update (</w:t>
       </w:r>
       <w:proofErr w:type="spellStart"/>
@@ -11055,7 +11265,6 @@
           <w:b/>
           <w:bCs/>
         </w:rPr>
-        <w:lastRenderedPageBreak/>
         <w:t>Deferred:</w:t>
       </w:r>
       <w:r>
@@ -11808,6 +12017,7 @@
         </w:numPr>
       </w:pPr>
       <w:r>
+        <w:lastRenderedPageBreak/>
         <w:t xml:space="preserve">If a transaction fails after updating some changes in the database but before reaching its commit record, the effect of its operation must be </w:t>
       </w:r>
       <w:r>
@@ -11913,7 +12123,6 @@
           <w:b/>
           <w:bCs/>
         </w:rPr>
-        <w:lastRenderedPageBreak/>
         <w:t>Condition 2 (Crash after T1 commits, but before T2 commits):</w:t>
       </w:r>
       <w:r>
@@ -12076,6 +12285,7 @@
         <w:rPr>
           <w:rFonts w:ascii="Nirmala UI" w:hAnsi="Nirmala UI" w:cs="Nirmala UI"/>
         </w:rPr>
+        <w:lastRenderedPageBreak/>
         <w:t>পরীক্ষার</w:t>
       </w:r>
       <w:proofErr w:type="spellEnd"/>
@@ -13287,7 +13497,6 @@
         <w:rPr>
           <w:rFonts w:ascii="Nirmala UI" w:hAnsi="Nirmala UI" w:cs="Nirmala UI"/>
         </w:rPr>
-        <w:lastRenderedPageBreak/>
         <w:t>কাজ</w:t>
       </w:r>
       <w:proofErr w:type="spellEnd"/>
@@ -13720,6 +13929,7 @@
         <w:rPr>
           <w:color w:val="FF0000"/>
         </w:rPr>
+        <w:lastRenderedPageBreak/>
         <w:t>3. Types of Checkpoints</w:t>
       </w:r>
     </w:p>
@@ -13816,7 +14026,6 @@
         <w:rPr>
           <w:color w:val="FF0000"/>
         </w:rPr>
-        <w:lastRenderedPageBreak/>
         <w:t>5. Advantages, Disadvantages &amp; Applications</w:t>
       </w:r>
     </w:p>
